--- a/DOCX/ProyectoDeGrado.docx
+++ b/DOCX/ProyectoDeGrado.docx
@@ -39547,83 +39547,696 @@
       </w:r>
     </w:p>
     <w:p>
+      <w:r>
+        <w:t xml:space="preserve">La primera iteración se ejecutó del 4 al 15 de agosto y se concentró en habilitar la infraestructura lógica del sistema. </w:t>
+      </w:r>
+    </w:p>
+    <w:p>
+      <w:r>
+        <w:t xml:space="preserve">El entregable no fue una pantalla funcional, sino un conjunto de decisiones estructurales verificables: el esquema relacional de ShalomDB, la separación de dominios entre servicios Deno, la capa de acceso transaccional a PostgreSQL, el gateway REST en .NET y el esqueleto de la aplicación Expo. </w:t>
+      </w:r>
+    </w:p>
+    <w:p>
+      <w:pPr>
+        <w:ind w:left="708" w:hanging="708"/>
+      </w:pPr>
+      <w:r>
+        <w:t xml:space="preserve">Este orden respondió a una dependencia técnica concreta: sin un contrato de datos estable y sin </w:t>
+      </w:r>
+      <w:r>
+        <w:t xml:space="preserve"> </w:t>
+      </w:r>
+      <w:r>
+        <w:t>un mecanismo de comunicación entre servicios, cualquier avance funcional habría obligado a retrabajo.</w:t>
+      </w:r>
+    </w:p>
+    <w:p>
       <w:pPr>
         <w:pStyle w:val="Ttulo4"/>
-        <w:rPr>
-          <w:noProof/>
-        </w:rPr>
-      </w:pPr>
-      <w:r>
-        <w:rPr>
-          <w:noProof/>
-        </w:rPr>
-        <w:t xml:space="preserve">Objetivos de la iteración </w:t>
+      </w:pPr>
+      <w:r>
+        <w:t>Objetivos de la iteración</w:t>
+      </w:r>
+    </w:p>
+    <w:p>
+      <w:pPr>
+        <w:pStyle w:val="Prrafodelista"/>
+        <w:numPr>
+          <w:ilvl w:val="0"/>
+          <w:numId w:val="6"/>
+        </w:numPr>
+        <w:spacing w:after="60"/>
+      </w:pPr>
+      <w:r>
+        <w:t>Modelar las 37 tablas del esquema principal de ShalomDB con claves primarias, restricciones de integridad y tipos compatibles con el driver de PostgreSQL.</w:t>
+      </w:r>
+    </w:p>
+    <w:p>
+      <w:pPr>
+        <w:pStyle w:val="Prrafodelista"/>
+        <w:numPr>
+          <w:ilvl w:val="0"/>
+          <w:numId w:val="6"/>
+        </w:numPr>
+        <w:spacing w:after="60"/>
+      </w:pPr>
+      <w:r>
+        <w:t>Delimitar la responsabilidad de los servicios Deno por dominio funcional y fijar el contrato inicial de sus rutas.</w:t>
+      </w:r>
+    </w:p>
+    <w:p>
+      <w:pPr>
+        <w:pStyle w:val="Prrafodelista"/>
+        <w:numPr>
+          <w:ilvl w:val="0"/>
+          <w:numId w:val="6"/>
+        </w:numPr>
+        <w:spacing w:after="60"/>
+      </w:pPr>
+      <w:r>
+        <w:t>Implementar una capa única de consulta y transacción que centralizara la reconexión, el commit y el rollback.</w:t>
+      </w:r>
+    </w:p>
+    <w:p>
+      <w:pPr>
+        <w:pStyle w:val="Prrafodelista"/>
+        <w:numPr>
+          <w:ilvl w:val="0"/>
+          <w:numId w:val="6"/>
+        </w:numPr>
+        <w:spacing w:after="60"/>
+      </w:pPr>
+      <w:r>
+        <w:t>Publicar el gateway REST y la red de contenedores que conectaría los servicios con la base de datos y el almacenamiento de objetos.</w:t>
+      </w:r>
+    </w:p>
+    <w:p>
+      <w:pPr>
+        <w:pStyle w:val="Prrafodelista"/>
+        <w:numPr>
+          <w:ilvl w:val="0"/>
+          <w:numId w:val="6"/>
+        </w:numPr>
+        <w:spacing w:after="60"/>
+      </w:pPr>
+      <w:r>
+        <w:t>Inicializar el proyecto Expo con la navegación base y la configuración de acceso al gateway.</w:t>
       </w:r>
     </w:p>
     <w:p>
       <w:pPr>
         <w:pStyle w:val="Ttulo4"/>
-        <w:rPr>
-          <w:noProof/>
-        </w:rPr>
-      </w:pPr>
-      <w:r>
-        <w:rPr>
-          <w:noProof/>
-        </w:rPr>
-        <w:t>Gestion de trabajo</w:t>
+      </w:pPr>
+      <w:r>
+        <w:t>Gestión de trabajo y flujo Scrumban</w:t>
+      </w:r>
+    </w:p>
+    <w:p>
+      <w:r>
+        <w:t xml:space="preserve">El tablero conservó las columnas Ready, In Progress, Testing y Done, con un límite de dos tareas activas. La secuencia de extracción fue: definición del DDL, capa transaccional, gateway REST, contenedores y entorno móvil. </w:t>
+      </w:r>
+    </w:p>
+    <w:p>
+      <w:r>
+        <w:t xml:space="preserve">La primera tarea permaneció en In Progress más tiempo del previsto porque las restricciones de integridad exigieron revisar dependencias circulares entre usuarios, cursos e inscripciones. </w:t>
+      </w:r>
+    </w:p>
+    <w:p>
+      <w:r>
+        <w:lastRenderedPageBreak/>
+        <w:t>El resto del flujo avanzó sin acumulación de trabajo en Testing, aunque la verificación de contenedores se hizo de forma manual al no existir aún una batería de pruebas automatizadas.</w:t>
+      </w:r>
+    </w:p>
+    <w:p>
+      <w:pPr>
+        <w:pBdr>
+          <w:top w:val="dashed" w:sz="6" w:space="6" w:color="A6A6A6"/>
+          <w:left w:val="dashed" w:sz="6" w:space="6" w:color="A6A6A6"/>
+          <w:bottom w:val="dashed" w:sz="6" w:space="6" w:color="A6A6A6"/>
+          <w:right w:val="dashed" w:sz="6" w:space="6" w:color="A6A6A6"/>
+        </w:pBdr>
+        <w:shd w:val="clear" w:color="auto" w:fill="F2F2F2"/>
+        <w:spacing w:before="160" w:after="160"/>
+        <w:ind w:left="340" w:right="340"/>
+        <w:jc w:val="center"/>
+      </w:pPr>
+      <w:r>
+        <w:rPr>
+          <w:i/>
+          <w:color w:val="595959"/>
+          <w:sz w:val="19"/>
+        </w:rPr>
+        <w:t>[Insertar captura del tablero Kanban/Scrum de la Iteración 1: columnas Ready, In Progress, Testing y Done, con el límite WIP visible]</w:t>
+      </w:r>
+    </w:p>
+    <w:p>
+      <w:pPr>
+        <w:pStyle w:val="Descripcin"/>
+        <w:keepNext/>
+        <w:jc w:val="center"/>
+      </w:pPr>
+      <w:r>
+        <w:t>Figura 3.1.1. Tablero Kanban de la Iteración 1.</w:t>
       </w:r>
     </w:p>
     <w:p>
       <w:pPr>
         <w:pStyle w:val="Ttulo4"/>
-        <w:rPr>
-          <w:noProof/>
-        </w:rPr>
-      </w:pPr>
-      <w:r>
-        <w:rPr>
-          <w:noProof/>
-        </w:rPr>
-        <w:t>A</w:t>
-      </w:r>
-      <w:r>
-        <w:rPr>
-          <w:noProof/>
-        </w:rPr>
-        <w:t>ná</w:t>
-      </w:r>
-      <w:r>
-        <w:rPr>
-          <w:noProof/>
-        </w:rPr>
-        <w:t>lisi</w:t>
-      </w:r>
-      <w:r>
-        <w:rPr>
-          <w:noProof/>
-        </w:rPr>
-        <w:t>s</w:t>
-      </w:r>
-      <w:r>
-        <w:rPr>
-          <w:noProof/>
-        </w:rPr>
-        <w:t xml:space="preserve"> de metricas de rendimiento</w:t>
-      </w:r>
+      </w:pPr>
+      <w:r>
+        <w:t>Historias de usuario atendidas</w:t>
+      </w:r>
+    </w:p>
+    <w:p>
+      <w:r>
+        <w:t>Las dos historias con mayor dependencia estructural se iniciaron en esta iteración. No se cerraron funcionalmente: se completó el modelo de datos y el contrato de los endpoints, mientras que la operación CRUD se terminó en la Iteración 2. La tabla registra la tarea efectivamente ejecutada, no el alcance total de cada historia.</w:t>
+      </w:r>
+    </w:p>
+    <w:p>
+      <w:pPr>
+        <w:pStyle w:val="Descripcin"/>
+        <w:keepNext/>
+        <w:jc w:val="center"/>
+      </w:pPr>
+      <w:r>
+        <w:t>Tabla 3.1.1. Historias de usuario trabajadas en la iteración.</w:t>
+      </w:r>
+    </w:p>
+    <w:tbl>
+      <w:tblPr>
+        <w:tblStyle w:val="Tablaconcuadrcula"/>
+        <w:tblW w:w="0" w:type="auto"/>
+        <w:jc w:val="center"/>
+        <w:tblLayout w:type="fixed"/>
+        <w:tblLook w:val="04A0" w:firstRow="1" w:lastRow="0" w:firstColumn="1" w:lastColumn="0" w:noHBand="0" w:noVBand="1"/>
+      </w:tblPr>
+      <w:tblGrid>
+        <w:gridCol w:w="964"/>
+        <w:gridCol w:w="1247"/>
+        <w:gridCol w:w="1077"/>
+        <w:gridCol w:w="5216"/>
+        <w:gridCol w:w="1247"/>
+      </w:tblGrid>
+      <w:tr>
+        <w:trPr>
+          <w:tblHeader/>
+          <w:jc w:val="center"/>
+        </w:trPr>
+        <w:tc>
+          <w:tcPr>
+            <w:tcW w:w="964" w:type="dxa"/>
+            <w:shd w:val="clear" w:color="auto" w:fill="D9E2F3"/>
+            <w:tcMar>
+              <w:top w:w="40" w:type="dxa"/>
+              <w:left w:w="70" w:type="dxa"/>
+              <w:bottom w:w="40" w:type="dxa"/>
+              <w:right w:w="70" w:type="dxa"/>
+            </w:tcMar>
+            <w:vAlign w:val="center"/>
+          </w:tcPr>
+          <w:p>
+            <w:pPr>
+              <w:spacing w:after="0"/>
+              <w:jc w:val="center"/>
+            </w:pPr>
+            <w:r>
+              <w:rPr>
+                <w:b/>
+                <w:sz w:val="18"/>
+              </w:rPr>
+              <w:t>ID</w:t>
+            </w:r>
+          </w:p>
+        </w:tc>
+        <w:tc>
+          <w:tcPr>
+            <w:tcW w:w="1247" w:type="dxa"/>
+            <w:shd w:val="clear" w:color="auto" w:fill="D9E2F3"/>
+            <w:tcMar>
+              <w:top w:w="40" w:type="dxa"/>
+              <w:left w:w="70" w:type="dxa"/>
+              <w:bottom w:w="40" w:type="dxa"/>
+              <w:right w:w="70" w:type="dxa"/>
+            </w:tcMar>
+            <w:vAlign w:val="center"/>
+          </w:tcPr>
+          <w:p>
+            <w:pPr>
+              <w:spacing w:after="0"/>
+              <w:jc w:val="center"/>
+            </w:pPr>
+            <w:r>
+              <w:rPr>
+                <w:b/>
+                <w:sz w:val="18"/>
+              </w:rPr>
+              <w:t>Rol</w:t>
+            </w:r>
+          </w:p>
+        </w:tc>
+        <w:tc>
+          <w:tcPr>
+            <w:tcW w:w="1077" w:type="dxa"/>
+            <w:shd w:val="clear" w:color="auto" w:fill="D9E2F3"/>
+            <w:tcMar>
+              <w:top w:w="40" w:type="dxa"/>
+              <w:left w:w="70" w:type="dxa"/>
+              <w:bottom w:w="40" w:type="dxa"/>
+              <w:right w:w="70" w:type="dxa"/>
+            </w:tcMar>
+            <w:vAlign w:val="center"/>
+          </w:tcPr>
+          <w:p>
+            <w:pPr>
+              <w:spacing w:after="0"/>
+              <w:jc w:val="center"/>
+            </w:pPr>
+            <w:r>
+              <w:rPr>
+                <w:b/>
+                <w:sz w:val="18"/>
+              </w:rPr>
+              <w:t>Prioridad</w:t>
+            </w:r>
+          </w:p>
+        </w:tc>
+        <w:tc>
+          <w:tcPr>
+            <w:tcW w:w="5216" w:type="dxa"/>
+            <w:shd w:val="clear" w:color="auto" w:fill="D9E2F3"/>
+            <w:tcMar>
+              <w:top w:w="40" w:type="dxa"/>
+              <w:left w:w="70" w:type="dxa"/>
+              <w:bottom w:w="40" w:type="dxa"/>
+              <w:right w:w="70" w:type="dxa"/>
+            </w:tcMar>
+            <w:vAlign w:val="center"/>
+          </w:tcPr>
+          <w:p>
+            <w:pPr>
+              <w:spacing w:after="0"/>
+              <w:jc w:val="center"/>
+            </w:pPr>
+            <w:r>
+              <w:rPr>
+                <w:b/>
+                <w:sz w:val="18"/>
+              </w:rPr>
+              <w:t>Tarea asociada</w:t>
+            </w:r>
+          </w:p>
+        </w:tc>
+        <w:tc>
+          <w:tcPr>
+            <w:tcW w:w="1247" w:type="dxa"/>
+            <w:shd w:val="clear" w:color="auto" w:fill="D9E2F3"/>
+            <w:tcMar>
+              <w:top w:w="40" w:type="dxa"/>
+              <w:left w:w="70" w:type="dxa"/>
+              <w:bottom w:w="40" w:type="dxa"/>
+              <w:right w:w="70" w:type="dxa"/>
+            </w:tcMar>
+            <w:vAlign w:val="center"/>
+          </w:tcPr>
+          <w:p>
+            <w:pPr>
+              <w:spacing w:after="0"/>
+              <w:jc w:val="center"/>
+            </w:pPr>
+            <w:r>
+              <w:rPr>
+                <w:b/>
+                <w:sz w:val="18"/>
+              </w:rPr>
+              <w:t>Plataforma</w:t>
+            </w:r>
+          </w:p>
+        </w:tc>
+      </w:tr>
+      <w:tr>
+        <w:trPr>
+          <w:jc w:val="center"/>
+        </w:trPr>
+        <w:tc>
+          <w:tcPr>
+            <w:tcW w:w="964" w:type="dxa"/>
+            <w:tcMar>
+              <w:top w:w="40" w:type="dxa"/>
+              <w:left w:w="70" w:type="dxa"/>
+              <w:bottom w:w="40" w:type="dxa"/>
+              <w:right w:w="70" w:type="dxa"/>
+            </w:tcMar>
+            <w:vAlign w:val="center"/>
+          </w:tcPr>
+          <w:p>
+            <w:pPr>
+              <w:spacing w:after="0"/>
+              <w:jc w:val="center"/>
+            </w:pPr>
+            <w:r>
+              <w:rPr>
+                <w:sz w:val="18"/>
+              </w:rPr>
+              <w:t>HU-09</w:t>
+            </w:r>
+          </w:p>
+        </w:tc>
+        <w:tc>
+          <w:tcPr>
+            <w:tcW w:w="1247" w:type="dxa"/>
+            <w:tcMar>
+              <w:top w:w="40" w:type="dxa"/>
+              <w:left w:w="70" w:type="dxa"/>
+              <w:bottom w:w="40" w:type="dxa"/>
+              <w:right w:w="70" w:type="dxa"/>
+            </w:tcMar>
+            <w:vAlign w:val="center"/>
+          </w:tcPr>
+          <w:p>
+            <w:pPr>
+              <w:spacing w:after="0"/>
+              <w:jc w:val="left"/>
+            </w:pPr>
+            <w:r>
+              <w:rPr>
+                <w:sz w:val="18"/>
+              </w:rPr>
+              <w:t>Director</w:t>
+            </w:r>
+          </w:p>
+        </w:tc>
+        <w:tc>
+          <w:tcPr>
+            <w:tcW w:w="1077" w:type="dxa"/>
+            <w:tcMar>
+              <w:top w:w="40" w:type="dxa"/>
+              <w:left w:w="70" w:type="dxa"/>
+              <w:bottom w:w="40" w:type="dxa"/>
+              <w:right w:w="70" w:type="dxa"/>
+            </w:tcMar>
+            <w:vAlign w:val="center"/>
+          </w:tcPr>
+          <w:p>
+            <w:pPr>
+              <w:spacing w:after="0"/>
+              <w:jc w:val="center"/>
+            </w:pPr>
+            <w:r>
+              <w:rPr>
+                <w:sz w:val="18"/>
+              </w:rPr>
+              <w:t>Media</w:t>
+            </w:r>
+          </w:p>
+        </w:tc>
+        <w:tc>
+          <w:tcPr>
+            <w:tcW w:w="5216" w:type="dxa"/>
+            <w:tcMar>
+              <w:top w:w="40" w:type="dxa"/>
+              <w:left w:w="70" w:type="dxa"/>
+              <w:bottom w:w="40" w:type="dxa"/>
+              <w:right w:w="70" w:type="dxa"/>
+            </w:tcMar>
+            <w:vAlign w:val="center"/>
+          </w:tcPr>
+          <w:p>
+            <w:pPr>
+              <w:spacing w:after="0"/>
+              <w:jc w:val="left"/>
+            </w:pPr>
+            <w:r>
+              <w:rPr>
+                <w:sz w:val="18"/>
+              </w:rPr>
+              <w:t>Modelado del esquema de usuarios, roles, cuentas y credenciales; definición de endpoints base de consulta.</w:t>
+            </w:r>
+          </w:p>
+        </w:tc>
+        <w:tc>
+          <w:tcPr>
+            <w:tcW w:w="1247" w:type="dxa"/>
+            <w:tcMar>
+              <w:top w:w="40" w:type="dxa"/>
+              <w:left w:w="70" w:type="dxa"/>
+              <w:bottom w:w="40" w:type="dxa"/>
+              <w:right w:w="70" w:type="dxa"/>
+            </w:tcMar>
+            <w:vAlign w:val="center"/>
+          </w:tcPr>
+          <w:p>
+            <w:pPr>
+              <w:spacing w:after="0"/>
+              <w:jc w:val="center"/>
+            </w:pPr>
+            <w:r>
+              <w:rPr>
+                <w:sz w:val="18"/>
+              </w:rPr>
+              <w:t>Web</w:t>
+            </w:r>
+          </w:p>
+        </w:tc>
+      </w:tr>
+      <w:tr>
+        <w:trPr>
+          <w:jc w:val="center"/>
+        </w:trPr>
+        <w:tc>
+          <w:tcPr>
+            <w:tcW w:w="964" w:type="dxa"/>
+            <w:tcMar>
+              <w:top w:w="40" w:type="dxa"/>
+              <w:left w:w="70" w:type="dxa"/>
+              <w:bottom w:w="40" w:type="dxa"/>
+              <w:right w:w="70" w:type="dxa"/>
+            </w:tcMar>
+            <w:vAlign w:val="center"/>
+          </w:tcPr>
+          <w:p>
+            <w:pPr>
+              <w:spacing w:after="0"/>
+              <w:jc w:val="center"/>
+            </w:pPr>
+            <w:r>
+              <w:rPr>
+                <w:sz w:val="18"/>
+              </w:rPr>
+              <w:t>HU-02</w:t>
+            </w:r>
+          </w:p>
+        </w:tc>
+        <w:tc>
+          <w:tcPr>
+            <w:tcW w:w="1247" w:type="dxa"/>
+            <w:tcMar>
+              <w:top w:w="40" w:type="dxa"/>
+              <w:left w:w="70" w:type="dxa"/>
+              <w:bottom w:w="40" w:type="dxa"/>
+              <w:right w:w="70" w:type="dxa"/>
+            </w:tcMar>
+            <w:vAlign w:val="center"/>
+          </w:tcPr>
+          <w:p>
+            <w:pPr>
+              <w:spacing w:after="0"/>
+              <w:jc w:val="left"/>
+            </w:pPr>
+            <w:r>
+              <w:rPr>
+                <w:sz w:val="18"/>
+              </w:rPr>
+              <w:t>Director</w:t>
+            </w:r>
+          </w:p>
+        </w:tc>
+        <w:tc>
+          <w:tcPr>
+            <w:tcW w:w="1077" w:type="dxa"/>
+            <w:tcMar>
+              <w:top w:w="40" w:type="dxa"/>
+              <w:left w:w="70" w:type="dxa"/>
+              <w:bottom w:w="40" w:type="dxa"/>
+              <w:right w:w="70" w:type="dxa"/>
+            </w:tcMar>
+            <w:vAlign w:val="center"/>
+          </w:tcPr>
+          <w:p>
+            <w:pPr>
+              <w:spacing w:after="0"/>
+              <w:jc w:val="center"/>
+            </w:pPr>
+            <w:r>
+              <w:rPr>
+                <w:sz w:val="18"/>
+              </w:rPr>
+              <w:t>Alta</w:t>
+            </w:r>
+          </w:p>
+        </w:tc>
+        <w:tc>
+          <w:tcPr>
+            <w:tcW w:w="5216" w:type="dxa"/>
+            <w:tcMar>
+              <w:top w:w="40" w:type="dxa"/>
+              <w:left w:w="70" w:type="dxa"/>
+              <w:bottom w:w="40" w:type="dxa"/>
+              <w:right w:w="70" w:type="dxa"/>
+            </w:tcMar>
+            <w:vAlign w:val="center"/>
+          </w:tcPr>
+          <w:p>
+            <w:pPr>
+              <w:spacing w:after="0"/>
+              <w:jc w:val="left"/>
+            </w:pPr>
+            <w:r>
+              <w:rPr>
+                <w:sz w:val="18"/>
+              </w:rPr>
+              <w:t>Modelado de períodos académicos y trimestres; contrato inicial de la API de gestión académica.</w:t>
+            </w:r>
+          </w:p>
+        </w:tc>
+        <w:tc>
+          <w:tcPr>
+            <w:tcW w:w="1247" w:type="dxa"/>
+            <w:tcMar>
+              <w:top w:w="40" w:type="dxa"/>
+              <w:left w:w="70" w:type="dxa"/>
+              <w:bottom w:w="40" w:type="dxa"/>
+              <w:right w:w="70" w:type="dxa"/>
+            </w:tcMar>
+            <w:vAlign w:val="center"/>
+          </w:tcPr>
+          <w:p>
+            <w:pPr>
+              <w:spacing w:after="0"/>
+              <w:jc w:val="center"/>
+            </w:pPr>
+            <w:r>
+              <w:rPr>
+                <w:sz w:val="18"/>
+              </w:rPr>
+              <w:t>Web</w:t>
+            </w:r>
+          </w:p>
+        </w:tc>
+      </w:tr>
+    </w:tbl>
+    <w:p>
+      <w:pPr>
+        <w:spacing w:after="40"/>
+      </w:pPr>
     </w:p>
     <w:p>
       <w:pPr>
         <w:pStyle w:val="Ttulo4"/>
-        <w:rPr>
-          <w:noProof/>
-        </w:rPr>
-      </w:pPr>
-      <w:r>
-        <w:rPr>
-          <w:noProof/>
-        </w:rPr>
-        <w:t>Evaluacion de resultados</w:t>
+      </w:pPr>
+      <w:r>
+        <w:t>Artefactos de ingeniería</w:t>
+      </w:r>
+    </w:p>
+    <w:p>
+      <w:r>
+        <w:t>El modelo de clases se limitó a las entidades que sostienen la matrícula y la autenticación. El diagrama de secuencia fija el recorrido de una petición desde la aplicación móvil hasta el servicio Deno, pasando por el gateway, y el diagrama de despliegue documenta la red Docker y las dependencias externas de PostgreSQL, Redis y MinIO.</w:t>
+      </w:r>
+    </w:p>
+    <w:p>
+      <w:pPr>
+        <w:pBdr>
+          <w:top w:val="dashed" w:sz="6" w:space="6" w:color="A6A6A6"/>
+          <w:left w:val="dashed" w:sz="6" w:space="6" w:color="A6A6A6"/>
+          <w:bottom w:val="dashed" w:sz="6" w:space="6" w:color="A6A6A6"/>
+          <w:right w:val="dashed" w:sz="6" w:space="6" w:color="A6A6A6"/>
+        </w:pBdr>
+        <w:shd w:val="clear" w:color="auto" w:fill="F2F2F2"/>
+        <w:spacing w:before="160" w:after="160"/>
+        <w:ind w:left="340" w:right="340"/>
+        <w:jc w:val="center"/>
+      </w:pPr>
+      <w:r>
+        <w:rPr>
+          <w:i/>
+          <w:color w:val="595959"/>
+          <w:sz w:val="19"/>
+        </w:rPr>
+        <w:t>[Insertar diagrama UML de clases del núcleo usuarios–roles–períodos–cursos–inscripciones]</w:t>
+      </w:r>
+    </w:p>
+    <w:p>
+      <w:pPr>
+        <w:pStyle w:val="Descripcin"/>
+        <w:keepNext/>
+        <w:jc w:val="center"/>
+      </w:pPr>
+      <w:r>
+        <w:lastRenderedPageBreak/>
+        <w:t>Figura 3.1.2. Diagrama UML de clases del núcleo de datos.</w:t>
+      </w:r>
+    </w:p>
+    <w:p>
+      <w:pPr>
+        <w:pBdr>
+          <w:top w:val="dashed" w:sz="6" w:space="6" w:color="A6A6A6"/>
+          <w:left w:val="dashed" w:sz="6" w:space="6" w:color="A6A6A6"/>
+          <w:bottom w:val="dashed" w:sz="6" w:space="6" w:color="A6A6A6"/>
+          <w:right w:val="dashed" w:sz="6" w:space="6" w:color="A6A6A6"/>
+        </w:pBdr>
+        <w:shd w:val="clear" w:color="auto" w:fill="F2F2F2"/>
+        <w:spacing w:before="160" w:after="160"/>
+        <w:ind w:left="340" w:right="340"/>
+        <w:jc w:val="center"/>
+      </w:pPr>
+      <w:r>
+        <w:rPr>
+          <w:i/>
+          <w:color w:val="595959"/>
+          <w:sz w:val="19"/>
+        </w:rPr>
+        <w:t>[Insertar diagrama UML de secuencia de una solicitud desde la aplicación móvil hasta un servicio Deno, atravesando el gateway REST]</w:t>
+      </w:r>
+    </w:p>
+    <w:p>
+      <w:pPr>
+        <w:pStyle w:val="Descripcin"/>
+        <w:keepNext/>
+        <w:jc w:val="center"/>
+      </w:pPr>
+      <w:r>
+        <w:t>Figura 3.1.3. Diagrama UML de secuencia del recorrido de una petición.</w:t>
+      </w:r>
+    </w:p>
+    <w:p>
+      <w:pPr>
+        <w:pBdr>
+          <w:top w:val="dashed" w:sz="6" w:space="6" w:color="A6A6A6"/>
+          <w:left w:val="dashed" w:sz="6" w:space="6" w:color="A6A6A6"/>
+          <w:bottom w:val="dashed" w:sz="6" w:space="6" w:color="A6A6A6"/>
+          <w:right w:val="dashed" w:sz="6" w:space="6" w:color="A6A6A6"/>
+        </w:pBdr>
+        <w:shd w:val="clear" w:color="auto" w:fill="F2F2F2"/>
+        <w:spacing w:before="160" w:after="160"/>
+        <w:ind w:left="340" w:right="340"/>
+        <w:jc w:val="center"/>
+      </w:pPr>
+      <w:r>
+        <w:rPr>
+          <w:i/>
+          <w:color w:val="595959"/>
+          <w:sz w:val="19"/>
+        </w:rPr>
+        <w:t>[Insertar diagrama UML de despliegue de los contenedores, la red shalom_net y los servicios externos PostgreSQL, Redis y MinIO]</w:t>
+      </w:r>
+    </w:p>
+    <w:p>
+      <w:pPr>
+        <w:pStyle w:val="Descripcin"/>
+        <w:keepNext/>
+        <w:jc w:val="center"/>
+      </w:pPr>
+      <w:r>
+        <w:t>Figura 3.1.4. Diagrama UML de despliegue de la infraestructura.</w:t>
       </w:r>
     </w:p>
     <w:p>
@@ -39631,7 +40244,621 @@
         <w:pStyle w:val="Ttulo4"/>
       </w:pPr>
       <w:r>
-        <w:t xml:space="preserve">Retrospectiva </w:t>
+        <w:t>Fragmentos de código relevantes</w:t>
+      </w:r>
+    </w:p>
+    <w:p>
+      <w:r>
+        <w:t>El esquema separa los datos personales de las credenciales. La tabla usuario_cuenta concentra el hash de contraseña, el estado de verificación y los controles de bloqueo por intentos fallidos; esta separación evitó exponer campos sensibles en las consultas de perfiles y simplificó la aplicación de políticas de seguridad sobre el inicio de sesión.</w:t>
+      </w:r>
+    </w:p>
+    <w:p>
+      <w:pPr>
+        <w:keepNext/>
+        <w:spacing w:before="160" w:after="40"/>
+      </w:pPr>
+      <w:r>
+        <w:rPr>
+          <w:b/>
+          <w:sz w:val="19"/>
+        </w:rPr>
+        <w:t>Componente: Esquema relacional PostgreSQL</w:t>
+      </w:r>
+      <w:r>
+        <w:rPr>
+          <w:sz w:val="19"/>
+        </w:rPr>
+        <w:t xml:space="preserve"> (`Esquems/BDmain.sql`).</w:t>
+      </w:r>
+    </w:p>
+    <w:p>
+      <w:pPr>
+        <w:keepLines/>
+        <w:pBdr>
+          <w:top w:val="single" w:sz="6" w:space="6" w:color="BFBFBF"/>
+          <w:left w:val="single" w:sz="6" w:space="6" w:color="BFBFBF"/>
+          <w:bottom w:val="single" w:sz="6" w:space="6" w:color="BFBFBF"/>
+          <w:right w:val="single" w:sz="6" w:space="6" w:color="BFBFBF"/>
+        </w:pBdr>
+        <w:shd w:val="clear" w:color="auto" w:fill="F5F5F5"/>
+        <w:spacing w:before="40" w:after="200" w:line="240" w:lineRule="auto"/>
+        <w:ind w:left="142" w:right="85"/>
+        <w:jc w:val="left"/>
+        <w:rPr>
+          <w:lang w:val="en-US"/>
+        </w:rPr>
+      </w:pPr>
+      <w:r>
+        <w:rPr>
+          <w:rFonts w:ascii="Consolas" w:eastAsia="Consolas" w:hAnsi="Consolas"/>
+          <w:sz w:val="16"/>
+          <w:lang w:val="en-US"/>
+        </w:rPr>
+        <w:t>CREATE TABLE "usuarios" (</w:t>
+      </w:r>
+      <w:r>
+        <w:rPr>
+          <w:rFonts w:ascii="Consolas" w:eastAsia="Consolas" w:hAnsi="Consolas"/>
+          <w:sz w:val="16"/>
+          <w:lang w:val="en-US"/>
+        </w:rPr>
+        <w:br/>
+        <w:t xml:space="preserve">  "id" BIGINT GENERATED BY DEFAULT AS IDENTITY PRIMARY KEY,</w:t>
+      </w:r>
+      <w:r>
+        <w:rPr>
+          <w:rFonts w:ascii="Consolas" w:eastAsia="Consolas" w:hAnsi="Consolas"/>
+          <w:sz w:val="16"/>
+          <w:lang w:val="en-US"/>
+        </w:rPr>
+        <w:br/>
+        <w:t xml:space="preserve">  "rol_id" BIGINT NOT NULL,</w:t>
+      </w:r>
+      <w:r>
+        <w:rPr>
+          <w:rFonts w:ascii="Consolas" w:eastAsia="Consolas" w:hAnsi="Consolas"/>
+          <w:sz w:val="16"/>
+          <w:lang w:val="en-US"/>
+        </w:rPr>
+        <w:br/>
+        <w:t xml:space="preserve">  "nombre" VARCHAR(80) NOT NULL,</w:t>
+      </w:r>
+      <w:r>
+        <w:rPr>
+          <w:rFonts w:ascii="Consolas" w:eastAsia="Consolas" w:hAnsi="Consolas"/>
+          <w:sz w:val="16"/>
+          <w:lang w:val="en-US"/>
+        </w:rPr>
+        <w:br/>
+        <w:t xml:space="preserve">  "apellido_paterno" VARCHAR(80) NOT NULL,</w:t>
+      </w:r>
+      <w:r>
+        <w:rPr>
+          <w:rFonts w:ascii="Consolas" w:eastAsia="Consolas" w:hAnsi="Consolas"/>
+          <w:sz w:val="16"/>
+          <w:lang w:val="en-US"/>
+        </w:rPr>
+        <w:br/>
+        <w:t xml:space="preserve">  "apellido_materno" VARCHAR(80),</w:t>
+      </w:r>
+      <w:r>
+        <w:rPr>
+          <w:rFonts w:ascii="Consolas" w:eastAsia="Consolas" w:hAnsi="Consolas"/>
+          <w:sz w:val="16"/>
+          <w:lang w:val="en-US"/>
+        </w:rPr>
+        <w:br/>
+        <w:t xml:space="preserve">  "nacimiento" DATE NOT NULL,</w:t>
+      </w:r>
+      <w:r>
+        <w:rPr>
+          <w:rFonts w:ascii="Consolas" w:eastAsia="Consolas" w:hAnsi="Consolas"/>
+          <w:sz w:val="16"/>
+          <w:lang w:val="en-US"/>
+        </w:rPr>
+        <w:br/>
+        <w:t xml:space="preserve">  "estado" VARCHAR(20) NOT NULL DEFAULT 'activo'</w:t>
+      </w:r>
+      <w:r>
+        <w:rPr>
+          <w:rFonts w:ascii="Consolas" w:eastAsia="Consolas" w:hAnsi="Consolas"/>
+          <w:sz w:val="16"/>
+          <w:lang w:val="en-US"/>
+        </w:rPr>
+        <w:br/>
+        <w:t xml:space="preserve">    CHECK ("estado" IN ('activo', 'inactivo', 'bloqueado')),</w:t>
+      </w:r>
+      <w:r>
+        <w:rPr>
+          <w:rFonts w:ascii="Consolas" w:eastAsia="Consolas" w:hAnsi="Consolas"/>
+          <w:sz w:val="16"/>
+          <w:lang w:val="en-US"/>
+        </w:rPr>
+        <w:br/>
+        <w:t xml:space="preserve">  "fecha_creacion" TIMESTAMPTZ NOT NULL DEFAULT CURRENT_TIMESTAMP</w:t>
+      </w:r>
+      <w:r>
+        <w:rPr>
+          <w:rFonts w:ascii="Consolas" w:eastAsia="Consolas" w:hAnsi="Consolas"/>
+          <w:sz w:val="16"/>
+          <w:lang w:val="en-US"/>
+        </w:rPr>
+        <w:br/>
+        <w:t>);</w:t>
+      </w:r>
+      <w:r>
+        <w:rPr>
+          <w:rFonts w:ascii="Consolas" w:eastAsia="Consolas" w:hAnsi="Consolas"/>
+          <w:sz w:val="16"/>
+          <w:lang w:val="en-US"/>
+        </w:rPr>
+        <w:br/>
+        <w:t xml:space="preserve"> </w:t>
+      </w:r>
+      <w:r>
+        <w:rPr>
+          <w:rFonts w:ascii="Consolas" w:eastAsia="Consolas" w:hAnsi="Consolas"/>
+          <w:sz w:val="16"/>
+          <w:lang w:val="en-US"/>
+        </w:rPr>
+        <w:br/>
+        <w:t>CREATE TABLE "usuario_cuenta" (</w:t>
+      </w:r>
+      <w:r>
+        <w:rPr>
+          <w:rFonts w:ascii="Consolas" w:eastAsia="Consolas" w:hAnsi="Consolas"/>
+          <w:sz w:val="16"/>
+          <w:lang w:val="en-US"/>
+        </w:rPr>
+        <w:br/>
+        <w:t xml:space="preserve">  "id" BIGINT GENERATED BY DEFAULT AS IDENTITY PRIMARY KEY,</w:t>
+      </w:r>
+      <w:r>
+        <w:rPr>
+          <w:rFonts w:ascii="Consolas" w:eastAsia="Consolas" w:hAnsi="Consolas"/>
+          <w:sz w:val="16"/>
+          <w:lang w:val="en-US"/>
+        </w:rPr>
+        <w:br/>
+        <w:t xml:space="preserve">  "usuario_id" BIGINT UNIQUE NOT NULL,</w:t>
+      </w:r>
+      <w:r>
+        <w:rPr>
+          <w:rFonts w:ascii="Consolas" w:eastAsia="Consolas" w:hAnsi="Consolas"/>
+          <w:sz w:val="16"/>
+          <w:lang w:val="en-US"/>
+        </w:rPr>
+        <w:br/>
+        <w:t xml:space="preserve">  "username" VARCHAR(100) UNIQUE NOT NULL,</w:t>
+      </w:r>
+      <w:r>
+        <w:rPr>
+          <w:rFonts w:ascii="Consolas" w:eastAsia="Consolas" w:hAnsi="Consolas"/>
+          <w:sz w:val="16"/>
+          <w:lang w:val="en-US"/>
+        </w:rPr>
+        <w:br/>
+        <w:t xml:space="preserve">  "password_hash" VARCHAR(255) NOT NULL,</w:t>
+      </w:r>
+      <w:r>
+        <w:rPr>
+          <w:rFonts w:ascii="Consolas" w:eastAsia="Consolas" w:hAnsi="Consolas"/>
+          <w:sz w:val="16"/>
+          <w:lang w:val="en-US"/>
+        </w:rPr>
+        <w:br/>
+        <w:t xml:space="preserve">  "intentos_fallidos" SMALLINT NOT NULL DEFAULT 0,</w:t>
+      </w:r>
+      <w:r>
+        <w:rPr>
+          <w:rFonts w:ascii="Consolas" w:eastAsia="Consolas" w:hAnsi="Consolas"/>
+          <w:sz w:val="16"/>
+          <w:lang w:val="en-US"/>
+        </w:rPr>
+        <w:br/>
+        <w:t xml:space="preserve">  "bloqueado_hasta" TIMESTAMPTZ,</w:t>
+      </w:r>
+      <w:r>
+        <w:rPr>
+          <w:rFonts w:ascii="Consolas" w:eastAsia="Consolas" w:hAnsi="Consolas"/>
+          <w:sz w:val="16"/>
+          <w:lang w:val="en-US"/>
+        </w:rPr>
+        <w:br/>
+        <w:t xml:space="preserve">  "ultimo_login" TIMESTAMPTZ</w:t>
+      </w:r>
+      <w:r>
+        <w:rPr>
+          <w:rFonts w:ascii="Consolas" w:eastAsia="Consolas" w:hAnsi="Consolas"/>
+          <w:sz w:val="16"/>
+          <w:lang w:val="en-US"/>
+        </w:rPr>
+        <w:br/>
+        <w:t>);</w:t>
+      </w:r>
+    </w:p>
+    <w:p>
+      <w:r>
+        <w:t>La capa transaccional se implementó una sola vez y se reutilizó en todos los servicios. El envoltorio garantiza que el rollback solo se ejecute si la transacción llegó a abrirse, reintenta la operación cuando el socket se cae y libera la conexión al pool incluso cuando el callback lanza una excepción.</w:t>
+      </w:r>
+    </w:p>
+    <w:p>
+      <w:pPr>
+        <w:keepNext/>
+        <w:spacing w:before="160" w:after="40"/>
+        <w:rPr>
+          <w:lang w:val="en-US"/>
+        </w:rPr>
+      </w:pPr>
+      <w:r>
+        <w:rPr>
+          <w:b/>
+          <w:sz w:val="19"/>
+          <w:lang w:val="en-US"/>
+        </w:rPr>
+        <w:lastRenderedPageBreak/>
+        <w:t>Componente: Backend Deno/Oak — capa de persistencia</w:t>
+      </w:r>
+      <w:r>
+        <w:rPr>
+          <w:sz w:val="19"/>
+          <w:lang w:val="en-US"/>
+        </w:rPr>
+        <w:t xml:space="preserve"> (`ServiceAcademic/connects/Database/transaction.ts`).</w:t>
+      </w:r>
+    </w:p>
+    <w:p>
+      <w:pPr>
+        <w:keepLines/>
+        <w:pBdr>
+          <w:top w:val="single" w:sz="6" w:space="6" w:color="BFBFBF"/>
+          <w:left w:val="single" w:sz="6" w:space="6" w:color="BFBFBF"/>
+          <w:bottom w:val="single" w:sz="6" w:space="6" w:color="BFBFBF"/>
+          <w:right w:val="single" w:sz="6" w:space="6" w:color="BFBFBF"/>
+        </w:pBdr>
+        <w:shd w:val="clear" w:color="auto" w:fill="F5F5F5"/>
+        <w:spacing w:before="40" w:after="200" w:line="240" w:lineRule="auto"/>
+        <w:ind w:left="142" w:right="85"/>
+        <w:jc w:val="left"/>
+        <w:rPr>
+          <w:lang w:val="en-US"/>
+        </w:rPr>
+      </w:pPr>
+      <w:r>
+        <w:rPr>
+          <w:rFonts w:ascii="Consolas" w:eastAsia="Consolas" w:hAnsi="Consolas"/>
+          <w:sz w:val="16"/>
+          <w:lang w:val="en-US"/>
+        </w:rPr>
+        <w:t>export async function sTransaction&lt;T&gt;(</w:t>
+      </w:r>
+      <w:r>
+        <w:rPr>
+          <w:rFonts w:ascii="Consolas" w:eastAsia="Consolas" w:hAnsi="Consolas"/>
+          <w:sz w:val="16"/>
+          <w:lang w:val="en-US"/>
+        </w:rPr>
+        <w:br/>
+        <w:t xml:space="preserve">  callback: (tx: Transaction) =&gt; Promise&lt;T&gt;,</w:t>
+      </w:r>
+      <w:r>
+        <w:rPr>
+          <w:rFonts w:ascii="Consolas" w:eastAsia="Consolas" w:hAnsi="Consolas"/>
+          <w:sz w:val="16"/>
+          <w:lang w:val="en-US"/>
+        </w:rPr>
+        <w:br/>
+        <w:t>): Promise&lt;T&gt; {</w:t>
+      </w:r>
+      <w:r>
+        <w:rPr>
+          <w:rFonts w:ascii="Consolas" w:eastAsia="Consolas" w:hAnsi="Consolas"/>
+          <w:sz w:val="16"/>
+          <w:lang w:val="en-US"/>
+        </w:rPr>
+        <w:br/>
+        <w:t xml:space="preserve">  const connection = await pool.connect();</w:t>
+      </w:r>
+      <w:r>
+        <w:rPr>
+          <w:rFonts w:ascii="Consolas" w:eastAsia="Consolas" w:hAnsi="Consolas"/>
+          <w:sz w:val="16"/>
+          <w:lang w:val="en-US"/>
+        </w:rPr>
+        <w:br/>
+        <w:t xml:space="preserve">  const transaction = connection.createTransaction(`tx_${crypto.randomUUID()}`);</w:t>
+      </w:r>
+      <w:r>
+        <w:rPr>
+          <w:rFonts w:ascii="Consolas" w:eastAsia="Consolas" w:hAnsi="Consolas"/>
+          <w:sz w:val="16"/>
+          <w:lang w:val="en-US"/>
+        </w:rPr>
+        <w:br/>
+        <w:t xml:space="preserve">  let started = false;</w:t>
+      </w:r>
+      <w:r>
+        <w:rPr>
+          <w:rFonts w:ascii="Consolas" w:eastAsia="Consolas" w:hAnsi="Consolas"/>
+          <w:sz w:val="16"/>
+          <w:lang w:val="en-US"/>
+        </w:rPr>
+        <w:br/>
+        <w:t xml:space="preserve">  try {</w:t>
+      </w:r>
+      <w:r>
+        <w:rPr>
+          <w:rFonts w:ascii="Consolas" w:eastAsia="Consolas" w:hAnsi="Consolas"/>
+          <w:sz w:val="16"/>
+          <w:lang w:val="en-US"/>
+        </w:rPr>
+        <w:br/>
+        <w:t xml:space="preserve">    return await conReintento(async () =&gt; {</w:t>
+      </w:r>
+      <w:r>
+        <w:rPr>
+          <w:rFonts w:ascii="Consolas" w:eastAsia="Consolas" w:hAnsi="Consolas"/>
+          <w:sz w:val="16"/>
+          <w:lang w:val="en-US"/>
+        </w:rPr>
+        <w:br/>
+        <w:t xml:space="preserve">      await transaction.begin();</w:t>
+      </w:r>
+      <w:r>
+        <w:rPr>
+          <w:rFonts w:ascii="Consolas" w:eastAsia="Consolas" w:hAnsi="Consolas"/>
+          <w:sz w:val="16"/>
+          <w:lang w:val="en-US"/>
+        </w:rPr>
+        <w:br/>
+        <w:t xml:space="preserve">      started = true;</w:t>
+      </w:r>
+      <w:r>
+        <w:rPr>
+          <w:rFonts w:ascii="Consolas" w:eastAsia="Consolas" w:hAnsi="Consolas"/>
+          <w:sz w:val="16"/>
+          <w:lang w:val="en-US"/>
+        </w:rPr>
+        <w:br/>
+        <w:t xml:space="preserve">      const result = await callback(transaction);</w:t>
+      </w:r>
+      <w:r>
+        <w:rPr>
+          <w:rFonts w:ascii="Consolas" w:eastAsia="Consolas" w:hAnsi="Consolas"/>
+          <w:sz w:val="16"/>
+          <w:lang w:val="en-US"/>
+        </w:rPr>
+        <w:br/>
+        <w:t xml:space="preserve">      await transaction.commit();</w:t>
+      </w:r>
+      <w:r>
+        <w:rPr>
+          <w:rFonts w:ascii="Consolas" w:eastAsia="Consolas" w:hAnsi="Consolas"/>
+          <w:sz w:val="16"/>
+          <w:lang w:val="en-US"/>
+        </w:rPr>
+        <w:br/>
+        <w:t xml:space="preserve">      return result;</w:t>
+      </w:r>
+      <w:r>
+        <w:rPr>
+          <w:rFonts w:ascii="Consolas" w:eastAsia="Consolas" w:hAnsi="Consolas"/>
+          <w:sz w:val="16"/>
+          <w:lang w:val="en-US"/>
+        </w:rPr>
+        <w:br/>
+        <w:t xml:space="preserve">    }, "sTransaction");</w:t>
+      </w:r>
+      <w:r>
+        <w:rPr>
+          <w:rFonts w:ascii="Consolas" w:eastAsia="Consolas" w:hAnsi="Consolas"/>
+          <w:sz w:val="16"/>
+          <w:lang w:val="en-US"/>
+        </w:rPr>
+        <w:br/>
+        <w:t xml:space="preserve">  } catch (err) {</w:t>
+      </w:r>
+      <w:r>
+        <w:rPr>
+          <w:rFonts w:ascii="Consolas" w:eastAsia="Consolas" w:hAnsi="Consolas"/>
+          <w:sz w:val="16"/>
+          <w:lang w:val="en-US"/>
+        </w:rPr>
+        <w:br/>
+        <w:t xml:space="preserve">    if (started) await transaction.rollback().catch(() =&gt; {});</w:t>
+      </w:r>
+      <w:r>
+        <w:rPr>
+          <w:rFonts w:ascii="Consolas" w:eastAsia="Consolas" w:hAnsi="Consolas"/>
+          <w:sz w:val="16"/>
+          <w:lang w:val="en-US"/>
+        </w:rPr>
+        <w:br/>
+        <w:t xml:space="preserve">    throw err;</w:t>
+      </w:r>
+      <w:r>
+        <w:rPr>
+          <w:rFonts w:ascii="Consolas" w:eastAsia="Consolas" w:hAnsi="Consolas"/>
+          <w:sz w:val="16"/>
+          <w:lang w:val="en-US"/>
+        </w:rPr>
+        <w:br/>
+        <w:t xml:space="preserve">  } finally {</w:t>
+      </w:r>
+      <w:r>
+        <w:rPr>
+          <w:rFonts w:ascii="Consolas" w:eastAsia="Consolas" w:hAnsi="Consolas"/>
+          <w:sz w:val="16"/>
+          <w:lang w:val="en-US"/>
+        </w:rPr>
+        <w:br/>
+        <w:t xml:space="preserve">    connection.release();</w:t>
+      </w:r>
+      <w:r>
+        <w:rPr>
+          <w:rFonts w:ascii="Consolas" w:eastAsia="Consolas" w:hAnsi="Consolas"/>
+          <w:sz w:val="16"/>
+          <w:lang w:val="en-US"/>
+        </w:rPr>
+        <w:br/>
+        <w:t xml:space="preserve">  }</w:t>
+      </w:r>
+      <w:r>
+        <w:rPr>
+          <w:rFonts w:ascii="Consolas" w:eastAsia="Consolas" w:hAnsi="Consolas"/>
+          <w:sz w:val="16"/>
+          <w:lang w:val="en-US"/>
+        </w:rPr>
+        <w:br/>
+        <w:t>}</w:t>
+      </w:r>
+    </w:p>
+    <w:p>
+      <w:pPr>
+        <w:pStyle w:val="Ttulo4"/>
+      </w:pPr>
+      <w:r>
+        <w:t>Evidencias de interfaz y funcionamiento</w:t>
+      </w:r>
+    </w:p>
+    <w:p>
+      <w:r>
+        <w:t>Al cierre de la iteración la interfaz se reducía al esqueleto de navegación de Expo y a la respuesta del gateway; todavía no existían flujos de negocio completos. Las evidencias conservan el estado inicial del entorno y la verificación de arranque.</w:t>
+      </w:r>
+    </w:p>
+    <w:p>
+      <w:pPr>
+        <w:pBdr>
+          <w:top w:val="dashed" w:sz="6" w:space="6" w:color="A6A6A6"/>
+          <w:left w:val="dashed" w:sz="6" w:space="6" w:color="A6A6A6"/>
+          <w:bottom w:val="dashed" w:sz="6" w:space="6" w:color="A6A6A6"/>
+          <w:right w:val="dashed" w:sz="6" w:space="6" w:color="A6A6A6"/>
+        </w:pBdr>
+        <w:shd w:val="clear" w:color="auto" w:fill="F2F2F2"/>
+        <w:spacing w:before="160" w:after="160"/>
+        <w:ind w:left="340" w:right="340"/>
+        <w:jc w:val="center"/>
+      </w:pPr>
+      <w:r>
+        <w:rPr>
+          <w:i/>
+          <w:color w:val="595959"/>
+          <w:sz w:val="19"/>
+        </w:rPr>
+        <w:t>[Insertar captura de la pantalla inicial de la aplicación Expo y de la navegación base]</w:t>
+      </w:r>
+    </w:p>
+    <w:p>
+      <w:pPr>
+        <w:pStyle w:val="Descripcin"/>
+        <w:keepNext/>
+        <w:jc w:val="center"/>
+      </w:pPr>
+      <w:r>
+        <w:t>Figura 3.1.5. Evidencia de la pantalla inicial de la aplicación móvil.</w:t>
+      </w:r>
+    </w:p>
+    <w:p>
+      <w:pPr>
+        <w:pBdr>
+          <w:top w:val="dashed" w:sz="6" w:space="6" w:color="A6A6A6"/>
+          <w:left w:val="dashed" w:sz="6" w:space="6" w:color="A6A6A6"/>
+          <w:bottom w:val="dashed" w:sz="6" w:space="6" w:color="A6A6A6"/>
+          <w:right w:val="dashed" w:sz="6" w:space="6" w:color="A6A6A6"/>
+        </w:pBdr>
+        <w:shd w:val="clear" w:color="auto" w:fill="F2F2F2"/>
+        <w:spacing w:before="160" w:after="160"/>
+        <w:ind w:left="340" w:right="340"/>
+        <w:jc w:val="center"/>
+      </w:pPr>
+      <w:r>
+        <w:rPr>
+          <w:i/>
+          <w:color w:val="595959"/>
+          <w:sz w:val="19"/>
+        </w:rPr>
+        <w:t>[Insertar captura de la respuesta del endpoint /health del gateway y del estado de los contenedores]</w:t>
+      </w:r>
+    </w:p>
+    <w:p>
+      <w:pPr>
+        <w:pStyle w:val="Descripcin"/>
+        <w:keepNext/>
+        <w:jc w:val="center"/>
+      </w:pPr>
+      <w:r>
+        <w:t>Figura 3.1.6. Evidencia de arranque del gateway y de los contenedores.</w:t>
+      </w:r>
+    </w:p>
+    <w:p>
+      <w:pPr>
+        <w:pStyle w:val="Ttulo4"/>
+      </w:pPr>
+      <w:r>
+        <w:t>Análisis de métricas de rendimiento</w:t>
+      </w:r>
+    </w:p>
+    <w:p>
+      <w:r>
+        <w:t xml:space="preserve">La carga del esquema sobre una instancia limpia de PostgreSQL creó las 37 tablas sin errores de sintaxis ni violaciones de integridad. Los servicios incorporados en el corte respondieron al endpoint /health y el gateway compiló con cero errores; las dos advertencias NU1903 provenían de la dependencia Microsoft.OpenApi y no afectaron la ejecución. El arranque simultáneo de los contenedores, sin depends_on ni healthchecks, obligó a reiniciar algunos servicios hasta que </w:t>
+      </w:r>
+      <w:r>
+        <w:lastRenderedPageBreak/>
+        <w:t>PostgreSQL y Redis estuvieron disponibles. Esa observación se convirtió en una tarea de infraestructura para las iteraciones siguientes.</w:t>
+      </w:r>
+    </w:p>
+    <w:p>
+      <w:pPr>
+        <w:pStyle w:val="Ttulo4"/>
+      </w:pPr>
+      <w:r>
+        <w:t>Evaluación de resultados</w:t>
+      </w:r>
+    </w:p>
+    <w:p>
+      <w:r>
+        <w:t>El incremento se aceptó como habilitador. Los criterios verificados fueron la creación completa del esquema, la ejecución de transacciones con rollback ante error, la resolución de rutas a través del gateway y el arranque de la aplicación Expo. No se consideró cerrada ninguna historia de usuario, porque la ausencia de autenticación impedía probar los flujos de negocio de extremo a extremo. Las limitaciones heredadas fueron la falta de pruebas de integración, la creación perezosa de los buckets de MinIO y la dependencia de una secuencia manual de arranque de contenedores.</w:t>
+      </w:r>
+    </w:p>
+    <w:p>
+      <w:pPr>
+        <w:pStyle w:val="Ttulo4"/>
+      </w:pPr>
+      <w:r>
+        <w:t>Retrospectiva de la iteración</w:t>
+      </w:r>
+    </w:p>
+    <w:p>
+      <w:r>
+        <w:rPr>
+          <w:b/>
+        </w:rPr>
+        <w:t xml:space="preserve">Tiempo de entrega. </w:t>
+      </w:r>
+      <w:r>
+        <w:t>La iteración consumió doce días naturales y cerró dentro de la ventana de dos semanas. El DDL absorbió cerca de la mitad del esfuerzo por la normalización y por la necesidad de resolver dependencias entre usuarios, cursos e inscripciones. El desvío principal no fue de tiempo sino operativo: la ausencia de orden de arranque en Docker provocó reinicios y verificaciones repetidas.</w:t>
+      </w:r>
+    </w:p>
+    <w:p>
+      <w:r>
+        <w:rPr>
+          <w:b/>
+        </w:rPr>
+        <w:t xml:space="preserve">Complejidad técnica. </w:t>
+      </w:r>
+      <w:r>
+        <w:t>La dificultad central fue la convivencia entre los tipos de PostgreSQL y TypeScript. El driver devuelve BIGINT como bigint, NUMERIC como string y DATE como Date, de modo que las respuestas JSON fallaban al serializar o perdían el formato esperado. El problema se detectó en esta fase y se corrigió después con una capa de serialización, pero el costo fue retrabajo en los controladores.</w:t>
+      </w:r>
+    </w:p>
+    <w:p>
+      <w:r>
+        <w:rPr>
+          <w:b/>
+        </w:rPr>
+        <w:t xml:space="preserve">Acciones de mejora. </w:t>
+      </w:r>
+      <w:r>
+        <w:t>Incorporar desde el inicio la utilidad de serialización, healthchecks y depends_on en el archivo de composición, pruebas de humo sobre el esquema y un contrato OpenAPI congelado. También se debía evitar la definición manual de conversiones en cada controlador y concentrar las reglas de tipos en un único módulo.</w:t>
       </w:r>
     </w:p>
     <w:p>
@@ -39655,65 +40882,1453 @@
       </w:r>
     </w:p>
     <w:p>
+      <w:r>
+        <w:t xml:space="preserve">Entre el 17 de agosto y el 3 de septiembre se implementó el acceso al sistema y la estructura académica sobre la que operan docentes y estudiantes. La iteración desbordó la ventana </w:t>
+      </w:r>
+      <w:r>
+        <w:lastRenderedPageBreak/>
+        <w:t>estándar de dos semanas y requirió dieciocho días naturales. El alcance efectivo combinó autenticación con JWT y segundo factor, autorización por roles, CRUD de usuarios, gestión de períodos, malla curricular, cursos con paralelos y generación automática de horarios.</w:t>
+      </w:r>
+    </w:p>
+    <w:p>
       <w:pPr>
         <w:pStyle w:val="Ttulo4"/>
-        <w:rPr>
-          <w:noProof/>
-        </w:rPr>
-      </w:pPr>
-      <w:r>
-        <w:rPr>
-          <w:noProof/>
-        </w:rPr>
-        <w:t xml:space="preserve">Objetivos de la iteración </w:t>
+      </w:pPr>
+      <w:r>
+        <w:t>Objetivos de la iteración</w:t>
+      </w:r>
+    </w:p>
+    <w:p>
+      <w:pPr>
+        <w:pStyle w:val="Prrafodelista"/>
+        <w:numPr>
+          <w:ilvl w:val="0"/>
+          <w:numId w:val="6"/>
+        </w:numPr>
+        <w:spacing w:after="60"/>
+      </w:pPr>
+      <w:r>
+        <w:t>Implementar el inicio de sesión con contraseña cifrada, JWT firmado en HS256, sesiones persistidas y verificación en dos pasos para roles directivos.</w:t>
+      </w:r>
+    </w:p>
+    <w:p>
+      <w:pPr>
+        <w:pStyle w:val="Prrafodelista"/>
+        <w:numPr>
+          <w:ilvl w:val="0"/>
+          <w:numId w:val="6"/>
+        </w:numPr>
+        <w:spacing w:after="60"/>
+      </w:pPr>
+      <w:r>
+        <w:t>Aplicar autorización por rol y validar la vigencia de la sesión en cada petición protegida.</w:t>
+      </w:r>
+    </w:p>
+    <w:p>
+      <w:pPr>
+        <w:pStyle w:val="Prrafodelista"/>
+        <w:numPr>
+          <w:ilvl w:val="0"/>
+          <w:numId w:val="6"/>
+        </w:numPr>
+        <w:spacing w:after="60"/>
+      </w:pPr>
+      <w:r>
+        <w:t>Completar el CRUD de usuarios, credenciales y roles, incluyendo bloqueo por intentos fallidos y cierre de sesiones previas.</w:t>
+      </w:r>
+    </w:p>
+    <w:p>
+      <w:pPr>
+        <w:pStyle w:val="Prrafodelista"/>
+        <w:numPr>
+          <w:ilvl w:val="0"/>
+          <w:numId w:val="6"/>
+        </w:numPr>
+        <w:spacing w:after="60"/>
+      </w:pPr>
+      <w:r>
+        <w:t>Habilitar la gestión de períodos académicos, su clonado, la malla curricular y la generación de cursos y paralelos.</w:t>
+      </w:r>
+    </w:p>
+    <w:p>
+      <w:pPr>
+        <w:pStyle w:val="Prrafodelista"/>
+        <w:numPr>
+          <w:ilvl w:val="0"/>
+          <w:numId w:val="6"/>
+        </w:numPr>
+        <w:spacing w:after="60"/>
+      </w:pPr>
+      <w:r>
+        <w:t>Automatizar la asignación de horarios respetando carga semanal, disponibilidad docente, capacidad de aula y ausencia de colisiones.</w:t>
       </w:r>
     </w:p>
     <w:p>
       <w:pPr>
         <w:pStyle w:val="Ttulo4"/>
-        <w:rPr>
-          <w:noProof/>
-        </w:rPr>
-      </w:pPr>
-      <w:r>
-        <w:rPr>
-          <w:noProof/>
-        </w:rPr>
-        <w:t>Gestion de trabajo</w:t>
+      </w:pPr>
+      <w:r>
+        <w:t>Gestión de trabajo y flujo Scrumban</w:t>
+      </w:r>
+    </w:p>
+    <w:p>
+      <w:r>
+        <w:t>El límite WIP se mantuvo en dos tareas. La autenticación se priorizó porque bloqueaba las pruebas del resto de los módulos; después avanzaron el CRUD de usuarios, los períodos, la malla, los cursos y los horarios. El tablero reflejó una dependencia en cadena: los horarios no podían generarse sin cursos, y los cursos no podían crearse sin malla y período activo. La revisión de seguridad del login se movió a Testing antes de cerrar el módulo, lo que permitió detectar la necesidad de invalidar sesiones anteriores cuando se iniciaba un nuevo acceso desde otro dispositivo.</w:t>
+      </w:r>
+    </w:p>
+    <w:p>
+      <w:pPr>
+        <w:pBdr>
+          <w:top w:val="dashed" w:sz="6" w:space="6" w:color="A6A6A6"/>
+          <w:left w:val="dashed" w:sz="6" w:space="6" w:color="A6A6A6"/>
+          <w:bottom w:val="dashed" w:sz="6" w:space="6" w:color="A6A6A6"/>
+          <w:right w:val="dashed" w:sz="6" w:space="6" w:color="A6A6A6"/>
+        </w:pBdr>
+        <w:shd w:val="clear" w:color="auto" w:fill="F2F2F2"/>
+        <w:spacing w:before="160" w:after="160"/>
+        <w:ind w:left="340" w:right="340"/>
+        <w:jc w:val="center"/>
+      </w:pPr>
+      <w:r>
+        <w:rPr>
+          <w:i/>
+          <w:color w:val="595959"/>
+          <w:sz w:val="19"/>
+        </w:rPr>
+        <w:t>[Insertar captura del tablero Kanban/Scrum de la Iteración 2: autenticación, CRUD de usuarios, gestión académica y horarios en sus columnas]</w:t>
+      </w:r>
+    </w:p>
+    <w:p>
+      <w:pPr>
+        <w:pStyle w:val="Descripcin"/>
+        <w:keepNext/>
+        <w:jc w:val="center"/>
+      </w:pPr>
+      <w:r>
+        <w:t>Figura 3.2.1. Tablero Kanban de la Iteración 2.</w:t>
       </w:r>
     </w:p>
     <w:p>
       <w:pPr>
         <w:pStyle w:val="Ttulo4"/>
-        <w:rPr>
-          <w:noProof/>
-        </w:rPr>
-      </w:pPr>
-      <w:r>
-        <w:rPr>
-          <w:noProof/>
-        </w:rPr>
-        <w:t>Análisis</w:t>
-      </w:r>
-      <w:r>
-        <w:rPr>
-          <w:noProof/>
-        </w:rPr>
-        <w:t xml:space="preserve"> de metricas de rendimiento</w:t>
-      </w:r>
+      </w:pPr>
+      <w:r>
+        <w:t>Historias de usuario atendidas</w:t>
+      </w:r>
+    </w:p>
+    <w:p>
+      <w:r>
+        <w:t>HU-02 y HU-09 se arrastraron desde la iteración anterior porque su modelo de datos se había iniciado allí; en este corte se cerró su operación funcional. Las demás historias se completaron sobre la estructura académica recién habilitada.</w:t>
+      </w:r>
+    </w:p>
+    <w:p>
+      <w:pPr>
+        <w:pStyle w:val="Descripcin"/>
+        <w:keepNext/>
+        <w:jc w:val="center"/>
+      </w:pPr>
+      <w:r>
+        <w:lastRenderedPageBreak/>
+        <w:t>Tabla 3.2.1. Historias de usuario trabajadas en la iteración.</w:t>
+      </w:r>
+    </w:p>
+    <w:tbl>
+      <w:tblPr>
+        <w:tblStyle w:val="Tablaconcuadrcula"/>
+        <w:tblW w:w="0" w:type="auto"/>
+        <w:jc w:val="center"/>
+        <w:tblLayout w:type="fixed"/>
+        <w:tblLook w:val="04A0" w:firstRow="1" w:lastRow="0" w:firstColumn="1" w:lastColumn="0" w:noHBand="0" w:noVBand="1"/>
+      </w:tblPr>
+      <w:tblGrid>
+        <w:gridCol w:w="964"/>
+        <w:gridCol w:w="1247"/>
+        <w:gridCol w:w="1077"/>
+        <w:gridCol w:w="5216"/>
+        <w:gridCol w:w="1247"/>
+      </w:tblGrid>
+      <w:tr>
+        <w:trPr>
+          <w:tblHeader/>
+          <w:jc w:val="center"/>
+        </w:trPr>
+        <w:tc>
+          <w:tcPr>
+            <w:tcW w:w="964" w:type="dxa"/>
+            <w:shd w:val="clear" w:color="auto" w:fill="D9E2F3"/>
+            <w:tcMar>
+              <w:top w:w="40" w:type="dxa"/>
+              <w:left w:w="70" w:type="dxa"/>
+              <w:bottom w:w="40" w:type="dxa"/>
+              <w:right w:w="70" w:type="dxa"/>
+            </w:tcMar>
+            <w:vAlign w:val="center"/>
+          </w:tcPr>
+          <w:p>
+            <w:pPr>
+              <w:spacing w:after="0"/>
+              <w:jc w:val="center"/>
+            </w:pPr>
+            <w:r>
+              <w:rPr>
+                <w:b/>
+                <w:sz w:val="18"/>
+              </w:rPr>
+              <w:t>ID</w:t>
+            </w:r>
+          </w:p>
+        </w:tc>
+        <w:tc>
+          <w:tcPr>
+            <w:tcW w:w="1247" w:type="dxa"/>
+            <w:shd w:val="clear" w:color="auto" w:fill="D9E2F3"/>
+            <w:tcMar>
+              <w:top w:w="40" w:type="dxa"/>
+              <w:left w:w="70" w:type="dxa"/>
+              <w:bottom w:w="40" w:type="dxa"/>
+              <w:right w:w="70" w:type="dxa"/>
+            </w:tcMar>
+            <w:vAlign w:val="center"/>
+          </w:tcPr>
+          <w:p>
+            <w:pPr>
+              <w:spacing w:after="0"/>
+              <w:jc w:val="center"/>
+            </w:pPr>
+            <w:r>
+              <w:rPr>
+                <w:b/>
+                <w:sz w:val="18"/>
+              </w:rPr>
+              <w:t>Rol</w:t>
+            </w:r>
+          </w:p>
+        </w:tc>
+        <w:tc>
+          <w:tcPr>
+            <w:tcW w:w="1077" w:type="dxa"/>
+            <w:shd w:val="clear" w:color="auto" w:fill="D9E2F3"/>
+            <w:tcMar>
+              <w:top w:w="40" w:type="dxa"/>
+              <w:left w:w="70" w:type="dxa"/>
+              <w:bottom w:w="40" w:type="dxa"/>
+              <w:right w:w="70" w:type="dxa"/>
+            </w:tcMar>
+            <w:vAlign w:val="center"/>
+          </w:tcPr>
+          <w:p>
+            <w:pPr>
+              <w:spacing w:after="0"/>
+              <w:jc w:val="center"/>
+            </w:pPr>
+            <w:r>
+              <w:rPr>
+                <w:b/>
+                <w:sz w:val="18"/>
+              </w:rPr>
+              <w:t>Prioridad</w:t>
+            </w:r>
+          </w:p>
+        </w:tc>
+        <w:tc>
+          <w:tcPr>
+            <w:tcW w:w="5216" w:type="dxa"/>
+            <w:shd w:val="clear" w:color="auto" w:fill="D9E2F3"/>
+            <w:tcMar>
+              <w:top w:w="40" w:type="dxa"/>
+              <w:left w:w="70" w:type="dxa"/>
+              <w:bottom w:w="40" w:type="dxa"/>
+              <w:right w:w="70" w:type="dxa"/>
+            </w:tcMar>
+            <w:vAlign w:val="center"/>
+          </w:tcPr>
+          <w:p>
+            <w:pPr>
+              <w:spacing w:after="0"/>
+              <w:jc w:val="center"/>
+            </w:pPr>
+            <w:r>
+              <w:rPr>
+                <w:b/>
+                <w:sz w:val="18"/>
+              </w:rPr>
+              <w:t>Tarea asociada</w:t>
+            </w:r>
+          </w:p>
+        </w:tc>
+        <w:tc>
+          <w:tcPr>
+            <w:tcW w:w="1247" w:type="dxa"/>
+            <w:shd w:val="clear" w:color="auto" w:fill="D9E2F3"/>
+            <w:tcMar>
+              <w:top w:w="40" w:type="dxa"/>
+              <w:left w:w="70" w:type="dxa"/>
+              <w:bottom w:w="40" w:type="dxa"/>
+              <w:right w:w="70" w:type="dxa"/>
+            </w:tcMar>
+            <w:vAlign w:val="center"/>
+          </w:tcPr>
+          <w:p>
+            <w:pPr>
+              <w:spacing w:after="0"/>
+              <w:jc w:val="center"/>
+            </w:pPr>
+            <w:r>
+              <w:rPr>
+                <w:b/>
+                <w:sz w:val="18"/>
+              </w:rPr>
+              <w:t>Plataforma</w:t>
+            </w:r>
+          </w:p>
+        </w:tc>
+      </w:tr>
+      <w:tr>
+        <w:trPr>
+          <w:jc w:val="center"/>
+        </w:trPr>
+        <w:tc>
+          <w:tcPr>
+            <w:tcW w:w="964" w:type="dxa"/>
+            <w:tcMar>
+              <w:top w:w="40" w:type="dxa"/>
+              <w:left w:w="70" w:type="dxa"/>
+              <w:bottom w:w="40" w:type="dxa"/>
+              <w:right w:w="70" w:type="dxa"/>
+            </w:tcMar>
+            <w:vAlign w:val="center"/>
+          </w:tcPr>
+          <w:p>
+            <w:pPr>
+              <w:spacing w:after="0"/>
+              <w:jc w:val="center"/>
+            </w:pPr>
+            <w:r>
+              <w:rPr>
+                <w:sz w:val="18"/>
+              </w:rPr>
+              <w:t>HU-02</w:t>
+            </w:r>
+          </w:p>
+        </w:tc>
+        <w:tc>
+          <w:tcPr>
+            <w:tcW w:w="1247" w:type="dxa"/>
+            <w:tcMar>
+              <w:top w:w="40" w:type="dxa"/>
+              <w:left w:w="70" w:type="dxa"/>
+              <w:bottom w:w="40" w:type="dxa"/>
+              <w:right w:w="70" w:type="dxa"/>
+            </w:tcMar>
+            <w:vAlign w:val="center"/>
+          </w:tcPr>
+          <w:p>
+            <w:pPr>
+              <w:spacing w:after="0"/>
+              <w:jc w:val="left"/>
+            </w:pPr>
+            <w:r>
+              <w:rPr>
+                <w:sz w:val="18"/>
+              </w:rPr>
+              <w:t>Director</w:t>
+            </w:r>
+          </w:p>
+        </w:tc>
+        <w:tc>
+          <w:tcPr>
+            <w:tcW w:w="1077" w:type="dxa"/>
+            <w:tcMar>
+              <w:top w:w="40" w:type="dxa"/>
+              <w:left w:w="70" w:type="dxa"/>
+              <w:bottom w:w="40" w:type="dxa"/>
+              <w:right w:w="70" w:type="dxa"/>
+            </w:tcMar>
+            <w:vAlign w:val="center"/>
+          </w:tcPr>
+          <w:p>
+            <w:pPr>
+              <w:spacing w:after="0"/>
+              <w:jc w:val="center"/>
+            </w:pPr>
+            <w:r>
+              <w:rPr>
+                <w:sz w:val="18"/>
+              </w:rPr>
+              <w:t>Alta</w:t>
+            </w:r>
+          </w:p>
+        </w:tc>
+        <w:tc>
+          <w:tcPr>
+            <w:tcW w:w="5216" w:type="dxa"/>
+            <w:tcMar>
+              <w:top w:w="40" w:type="dxa"/>
+              <w:left w:w="70" w:type="dxa"/>
+              <w:bottom w:w="40" w:type="dxa"/>
+              <w:right w:w="70" w:type="dxa"/>
+            </w:tcMar>
+            <w:vAlign w:val="center"/>
+          </w:tcPr>
+          <w:p>
+            <w:pPr>
+              <w:spacing w:after="0"/>
+              <w:jc w:val="left"/>
+            </w:pPr>
+            <w:r>
+              <w:rPr>
+                <w:sz w:val="18"/>
+              </w:rPr>
+              <w:t>CRUD de períodos, clonado de estructura, activación y control de trimestres.</w:t>
+            </w:r>
+          </w:p>
+        </w:tc>
+        <w:tc>
+          <w:tcPr>
+            <w:tcW w:w="1247" w:type="dxa"/>
+            <w:tcMar>
+              <w:top w:w="40" w:type="dxa"/>
+              <w:left w:w="70" w:type="dxa"/>
+              <w:bottom w:w="40" w:type="dxa"/>
+              <w:right w:w="70" w:type="dxa"/>
+            </w:tcMar>
+            <w:vAlign w:val="center"/>
+          </w:tcPr>
+          <w:p>
+            <w:pPr>
+              <w:spacing w:after="0"/>
+              <w:jc w:val="center"/>
+            </w:pPr>
+            <w:r>
+              <w:rPr>
+                <w:sz w:val="18"/>
+              </w:rPr>
+              <w:t>Web</w:t>
+            </w:r>
+          </w:p>
+        </w:tc>
+      </w:tr>
+      <w:tr>
+        <w:trPr>
+          <w:jc w:val="center"/>
+        </w:trPr>
+        <w:tc>
+          <w:tcPr>
+            <w:tcW w:w="964" w:type="dxa"/>
+            <w:tcMar>
+              <w:top w:w="40" w:type="dxa"/>
+              <w:left w:w="70" w:type="dxa"/>
+              <w:bottom w:w="40" w:type="dxa"/>
+              <w:right w:w="70" w:type="dxa"/>
+            </w:tcMar>
+            <w:vAlign w:val="center"/>
+          </w:tcPr>
+          <w:p>
+            <w:pPr>
+              <w:spacing w:after="0"/>
+              <w:jc w:val="center"/>
+            </w:pPr>
+            <w:r>
+              <w:rPr>
+                <w:sz w:val="18"/>
+              </w:rPr>
+              <w:t>HU-03</w:t>
+            </w:r>
+          </w:p>
+        </w:tc>
+        <w:tc>
+          <w:tcPr>
+            <w:tcW w:w="1247" w:type="dxa"/>
+            <w:tcMar>
+              <w:top w:w="40" w:type="dxa"/>
+              <w:left w:w="70" w:type="dxa"/>
+              <w:bottom w:w="40" w:type="dxa"/>
+              <w:right w:w="70" w:type="dxa"/>
+            </w:tcMar>
+            <w:vAlign w:val="center"/>
+          </w:tcPr>
+          <w:p>
+            <w:pPr>
+              <w:spacing w:after="0"/>
+              <w:jc w:val="left"/>
+            </w:pPr>
+            <w:r>
+              <w:rPr>
+                <w:sz w:val="18"/>
+              </w:rPr>
+              <w:t>Director</w:t>
+            </w:r>
+          </w:p>
+        </w:tc>
+        <w:tc>
+          <w:tcPr>
+            <w:tcW w:w="1077" w:type="dxa"/>
+            <w:tcMar>
+              <w:top w:w="40" w:type="dxa"/>
+              <w:left w:w="70" w:type="dxa"/>
+              <w:bottom w:w="40" w:type="dxa"/>
+              <w:right w:w="70" w:type="dxa"/>
+            </w:tcMar>
+            <w:vAlign w:val="center"/>
+          </w:tcPr>
+          <w:p>
+            <w:pPr>
+              <w:spacing w:after="0"/>
+              <w:jc w:val="center"/>
+            </w:pPr>
+            <w:r>
+              <w:rPr>
+                <w:sz w:val="18"/>
+              </w:rPr>
+              <w:t>Alta</w:t>
+            </w:r>
+          </w:p>
+        </w:tc>
+        <w:tc>
+          <w:tcPr>
+            <w:tcW w:w="5216" w:type="dxa"/>
+            <w:tcMar>
+              <w:top w:w="40" w:type="dxa"/>
+              <w:left w:w="70" w:type="dxa"/>
+              <w:bottom w:w="40" w:type="dxa"/>
+              <w:right w:w="70" w:type="dxa"/>
+            </w:tcMar>
+            <w:vAlign w:val="center"/>
+          </w:tcPr>
+          <w:p>
+            <w:pPr>
+              <w:spacing w:after="0"/>
+              <w:jc w:val="left"/>
+            </w:pPr>
+            <w:r>
+              <w:rPr>
+                <w:sz w:val="18"/>
+              </w:rPr>
+              <w:t>Malla curricular por grado y asignación de materias.</w:t>
+            </w:r>
+          </w:p>
+        </w:tc>
+        <w:tc>
+          <w:tcPr>
+            <w:tcW w:w="1247" w:type="dxa"/>
+            <w:tcMar>
+              <w:top w:w="40" w:type="dxa"/>
+              <w:left w:w="70" w:type="dxa"/>
+              <w:bottom w:w="40" w:type="dxa"/>
+              <w:right w:w="70" w:type="dxa"/>
+            </w:tcMar>
+            <w:vAlign w:val="center"/>
+          </w:tcPr>
+          <w:p>
+            <w:pPr>
+              <w:spacing w:after="0"/>
+              <w:jc w:val="center"/>
+            </w:pPr>
+            <w:r>
+              <w:rPr>
+                <w:sz w:val="18"/>
+              </w:rPr>
+              <w:t>Web</w:t>
+            </w:r>
+          </w:p>
+        </w:tc>
+      </w:tr>
+      <w:tr>
+        <w:trPr>
+          <w:jc w:val="center"/>
+        </w:trPr>
+        <w:tc>
+          <w:tcPr>
+            <w:tcW w:w="964" w:type="dxa"/>
+            <w:tcMar>
+              <w:top w:w="40" w:type="dxa"/>
+              <w:left w:w="70" w:type="dxa"/>
+              <w:bottom w:w="40" w:type="dxa"/>
+              <w:right w:w="70" w:type="dxa"/>
+            </w:tcMar>
+            <w:vAlign w:val="center"/>
+          </w:tcPr>
+          <w:p>
+            <w:pPr>
+              <w:spacing w:after="0"/>
+              <w:jc w:val="center"/>
+            </w:pPr>
+            <w:r>
+              <w:rPr>
+                <w:sz w:val="18"/>
+              </w:rPr>
+              <w:t>HU-04</w:t>
+            </w:r>
+          </w:p>
+        </w:tc>
+        <w:tc>
+          <w:tcPr>
+            <w:tcW w:w="1247" w:type="dxa"/>
+            <w:tcMar>
+              <w:top w:w="40" w:type="dxa"/>
+              <w:left w:w="70" w:type="dxa"/>
+              <w:bottom w:w="40" w:type="dxa"/>
+              <w:right w:w="70" w:type="dxa"/>
+            </w:tcMar>
+            <w:vAlign w:val="center"/>
+          </w:tcPr>
+          <w:p>
+            <w:pPr>
+              <w:spacing w:after="0"/>
+              <w:jc w:val="left"/>
+            </w:pPr>
+            <w:r>
+              <w:rPr>
+                <w:sz w:val="18"/>
+              </w:rPr>
+              <w:t>Director</w:t>
+            </w:r>
+          </w:p>
+        </w:tc>
+        <w:tc>
+          <w:tcPr>
+            <w:tcW w:w="1077" w:type="dxa"/>
+            <w:tcMar>
+              <w:top w:w="40" w:type="dxa"/>
+              <w:left w:w="70" w:type="dxa"/>
+              <w:bottom w:w="40" w:type="dxa"/>
+              <w:right w:w="70" w:type="dxa"/>
+            </w:tcMar>
+            <w:vAlign w:val="center"/>
+          </w:tcPr>
+          <w:p>
+            <w:pPr>
+              <w:spacing w:after="0"/>
+              <w:jc w:val="center"/>
+            </w:pPr>
+            <w:r>
+              <w:rPr>
+                <w:sz w:val="18"/>
+              </w:rPr>
+              <w:t>Media</w:t>
+            </w:r>
+          </w:p>
+        </w:tc>
+        <w:tc>
+          <w:tcPr>
+            <w:tcW w:w="5216" w:type="dxa"/>
+            <w:tcMar>
+              <w:top w:w="40" w:type="dxa"/>
+              <w:left w:w="70" w:type="dxa"/>
+              <w:bottom w:w="40" w:type="dxa"/>
+              <w:right w:w="70" w:type="dxa"/>
+            </w:tcMar>
+            <w:vAlign w:val="center"/>
+          </w:tcPr>
+          <w:p>
+            <w:pPr>
+              <w:spacing w:after="0"/>
+              <w:jc w:val="left"/>
+            </w:pPr>
+            <w:r>
+              <w:rPr>
+                <w:sz w:val="18"/>
+              </w:rPr>
+              <w:t>Gestión de temas y ordenamiento de la malla curricular.</w:t>
+            </w:r>
+          </w:p>
+        </w:tc>
+        <w:tc>
+          <w:tcPr>
+            <w:tcW w:w="1247" w:type="dxa"/>
+            <w:tcMar>
+              <w:top w:w="40" w:type="dxa"/>
+              <w:left w:w="70" w:type="dxa"/>
+              <w:bottom w:w="40" w:type="dxa"/>
+              <w:right w:w="70" w:type="dxa"/>
+            </w:tcMar>
+            <w:vAlign w:val="center"/>
+          </w:tcPr>
+          <w:p>
+            <w:pPr>
+              <w:spacing w:after="0"/>
+              <w:jc w:val="center"/>
+            </w:pPr>
+            <w:r>
+              <w:rPr>
+                <w:sz w:val="18"/>
+              </w:rPr>
+              <w:t>Web</w:t>
+            </w:r>
+          </w:p>
+        </w:tc>
+      </w:tr>
+      <w:tr>
+        <w:trPr>
+          <w:jc w:val="center"/>
+        </w:trPr>
+        <w:tc>
+          <w:tcPr>
+            <w:tcW w:w="964" w:type="dxa"/>
+            <w:tcMar>
+              <w:top w:w="40" w:type="dxa"/>
+              <w:left w:w="70" w:type="dxa"/>
+              <w:bottom w:w="40" w:type="dxa"/>
+              <w:right w:w="70" w:type="dxa"/>
+            </w:tcMar>
+            <w:vAlign w:val="center"/>
+          </w:tcPr>
+          <w:p>
+            <w:pPr>
+              <w:spacing w:after="0"/>
+              <w:jc w:val="center"/>
+            </w:pPr>
+            <w:r>
+              <w:rPr>
+                <w:sz w:val="18"/>
+              </w:rPr>
+              <w:t>HU-05</w:t>
+            </w:r>
+          </w:p>
+        </w:tc>
+        <w:tc>
+          <w:tcPr>
+            <w:tcW w:w="1247" w:type="dxa"/>
+            <w:tcMar>
+              <w:top w:w="40" w:type="dxa"/>
+              <w:left w:w="70" w:type="dxa"/>
+              <w:bottom w:w="40" w:type="dxa"/>
+              <w:right w:w="70" w:type="dxa"/>
+            </w:tcMar>
+            <w:vAlign w:val="center"/>
+          </w:tcPr>
+          <w:p>
+            <w:pPr>
+              <w:spacing w:after="0"/>
+              <w:jc w:val="left"/>
+            </w:pPr>
+            <w:r>
+              <w:rPr>
+                <w:sz w:val="18"/>
+              </w:rPr>
+              <w:t>Director</w:t>
+            </w:r>
+          </w:p>
+        </w:tc>
+        <w:tc>
+          <w:tcPr>
+            <w:tcW w:w="1077" w:type="dxa"/>
+            <w:tcMar>
+              <w:top w:w="40" w:type="dxa"/>
+              <w:left w:w="70" w:type="dxa"/>
+              <w:bottom w:w="40" w:type="dxa"/>
+              <w:right w:w="70" w:type="dxa"/>
+            </w:tcMar>
+            <w:vAlign w:val="center"/>
+          </w:tcPr>
+          <w:p>
+            <w:pPr>
+              <w:spacing w:after="0"/>
+              <w:jc w:val="center"/>
+            </w:pPr>
+            <w:r>
+              <w:rPr>
+                <w:sz w:val="18"/>
+              </w:rPr>
+              <w:t>Media</w:t>
+            </w:r>
+          </w:p>
+        </w:tc>
+        <w:tc>
+          <w:tcPr>
+            <w:tcW w:w="5216" w:type="dxa"/>
+            <w:tcMar>
+              <w:top w:w="40" w:type="dxa"/>
+              <w:left w:w="70" w:type="dxa"/>
+              <w:bottom w:w="40" w:type="dxa"/>
+              <w:right w:w="70" w:type="dxa"/>
+            </w:tcMar>
+            <w:vAlign w:val="center"/>
+          </w:tcPr>
+          <w:p>
+            <w:pPr>
+              <w:spacing w:after="0"/>
+              <w:jc w:val="left"/>
+            </w:pPr>
+            <w:r>
+              <w:rPr>
+                <w:sz w:val="18"/>
+              </w:rPr>
+              <w:t>Generación de cursos, paralelos y cupos por período.</w:t>
+            </w:r>
+          </w:p>
+        </w:tc>
+        <w:tc>
+          <w:tcPr>
+            <w:tcW w:w="1247" w:type="dxa"/>
+            <w:tcMar>
+              <w:top w:w="40" w:type="dxa"/>
+              <w:left w:w="70" w:type="dxa"/>
+              <w:bottom w:w="40" w:type="dxa"/>
+              <w:right w:w="70" w:type="dxa"/>
+            </w:tcMar>
+            <w:vAlign w:val="center"/>
+          </w:tcPr>
+          <w:p>
+            <w:pPr>
+              <w:spacing w:after="0"/>
+              <w:jc w:val="center"/>
+            </w:pPr>
+            <w:r>
+              <w:rPr>
+                <w:sz w:val="18"/>
+              </w:rPr>
+              <w:t>Web</w:t>
+            </w:r>
+          </w:p>
+        </w:tc>
+      </w:tr>
+      <w:tr>
+        <w:trPr>
+          <w:jc w:val="center"/>
+        </w:trPr>
+        <w:tc>
+          <w:tcPr>
+            <w:tcW w:w="964" w:type="dxa"/>
+            <w:tcMar>
+              <w:top w:w="40" w:type="dxa"/>
+              <w:left w:w="70" w:type="dxa"/>
+              <w:bottom w:w="40" w:type="dxa"/>
+              <w:right w:w="70" w:type="dxa"/>
+            </w:tcMar>
+            <w:vAlign w:val="center"/>
+          </w:tcPr>
+          <w:p>
+            <w:pPr>
+              <w:spacing w:after="0"/>
+              <w:jc w:val="center"/>
+            </w:pPr>
+            <w:r>
+              <w:rPr>
+                <w:sz w:val="18"/>
+              </w:rPr>
+              <w:t>HU-06</w:t>
+            </w:r>
+          </w:p>
+        </w:tc>
+        <w:tc>
+          <w:tcPr>
+            <w:tcW w:w="1247" w:type="dxa"/>
+            <w:tcMar>
+              <w:top w:w="40" w:type="dxa"/>
+              <w:left w:w="70" w:type="dxa"/>
+              <w:bottom w:w="40" w:type="dxa"/>
+              <w:right w:w="70" w:type="dxa"/>
+            </w:tcMar>
+            <w:vAlign w:val="center"/>
+          </w:tcPr>
+          <w:p>
+            <w:pPr>
+              <w:spacing w:after="0"/>
+              <w:jc w:val="left"/>
+            </w:pPr>
+            <w:r>
+              <w:rPr>
+                <w:sz w:val="18"/>
+              </w:rPr>
+              <w:t>Director</w:t>
+            </w:r>
+          </w:p>
+        </w:tc>
+        <w:tc>
+          <w:tcPr>
+            <w:tcW w:w="1077" w:type="dxa"/>
+            <w:tcMar>
+              <w:top w:w="40" w:type="dxa"/>
+              <w:left w:w="70" w:type="dxa"/>
+              <w:bottom w:w="40" w:type="dxa"/>
+              <w:right w:w="70" w:type="dxa"/>
+            </w:tcMar>
+            <w:vAlign w:val="center"/>
+          </w:tcPr>
+          <w:p>
+            <w:pPr>
+              <w:spacing w:after="0"/>
+              <w:jc w:val="center"/>
+            </w:pPr>
+            <w:r>
+              <w:rPr>
+                <w:sz w:val="18"/>
+              </w:rPr>
+              <w:t>Media</w:t>
+            </w:r>
+          </w:p>
+        </w:tc>
+        <w:tc>
+          <w:tcPr>
+            <w:tcW w:w="5216" w:type="dxa"/>
+            <w:tcMar>
+              <w:top w:w="40" w:type="dxa"/>
+              <w:left w:w="70" w:type="dxa"/>
+              <w:bottom w:w="40" w:type="dxa"/>
+              <w:right w:w="70" w:type="dxa"/>
+            </w:tcMar>
+            <w:vAlign w:val="center"/>
+          </w:tcPr>
+          <w:p>
+            <w:pPr>
+              <w:spacing w:after="0"/>
+              <w:jc w:val="left"/>
+            </w:pPr>
+            <w:r>
+              <w:rPr>
+                <w:sz w:val="18"/>
+              </w:rPr>
+              <w:t>Generación automática de horarios sin colisiones.</w:t>
+            </w:r>
+          </w:p>
+        </w:tc>
+        <w:tc>
+          <w:tcPr>
+            <w:tcW w:w="1247" w:type="dxa"/>
+            <w:tcMar>
+              <w:top w:w="40" w:type="dxa"/>
+              <w:left w:w="70" w:type="dxa"/>
+              <w:bottom w:w="40" w:type="dxa"/>
+              <w:right w:w="70" w:type="dxa"/>
+            </w:tcMar>
+            <w:vAlign w:val="center"/>
+          </w:tcPr>
+          <w:p>
+            <w:pPr>
+              <w:spacing w:after="0"/>
+              <w:jc w:val="center"/>
+            </w:pPr>
+            <w:r>
+              <w:rPr>
+                <w:sz w:val="18"/>
+              </w:rPr>
+              <w:t>Web</w:t>
+            </w:r>
+          </w:p>
+        </w:tc>
+      </w:tr>
+      <w:tr>
+        <w:trPr>
+          <w:jc w:val="center"/>
+        </w:trPr>
+        <w:tc>
+          <w:tcPr>
+            <w:tcW w:w="964" w:type="dxa"/>
+            <w:tcMar>
+              <w:top w:w="40" w:type="dxa"/>
+              <w:left w:w="70" w:type="dxa"/>
+              <w:bottom w:w="40" w:type="dxa"/>
+              <w:right w:w="70" w:type="dxa"/>
+            </w:tcMar>
+            <w:vAlign w:val="center"/>
+          </w:tcPr>
+          <w:p>
+            <w:pPr>
+              <w:spacing w:after="0"/>
+              <w:jc w:val="center"/>
+            </w:pPr>
+            <w:r>
+              <w:rPr>
+                <w:sz w:val="18"/>
+              </w:rPr>
+              <w:t>HU-09</w:t>
+            </w:r>
+          </w:p>
+        </w:tc>
+        <w:tc>
+          <w:tcPr>
+            <w:tcW w:w="1247" w:type="dxa"/>
+            <w:tcMar>
+              <w:top w:w="40" w:type="dxa"/>
+              <w:left w:w="70" w:type="dxa"/>
+              <w:bottom w:w="40" w:type="dxa"/>
+              <w:right w:w="70" w:type="dxa"/>
+            </w:tcMar>
+            <w:vAlign w:val="center"/>
+          </w:tcPr>
+          <w:p>
+            <w:pPr>
+              <w:spacing w:after="0"/>
+              <w:jc w:val="left"/>
+            </w:pPr>
+            <w:r>
+              <w:rPr>
+                <w:sz w:val="18"/>
+              </w:rPr>
+              <w:t>Director</w:t>
+            </w:r>
+          </w:p>
+        </w:tc>
+        <w:tc>
+          <w:tcPr>
+            <w:tcW w:w="1077" w:type="dxa"/>
+            <w:tcMar>
+              <w:top w:w="40" w:type="dxa"/>
+              <w:left w:w="70" w:type="dxa"/>
+              <w:bottom w:w="40" w:type="dxa"/>
+              <w:right w:w="70" w:type="dxa"/>
+            </w:tcMar>
+            <w:vAlign w:val="center"/>
+          </w:tcPr>
+          <w:p>
+            <w:pPr>
+              <w:spacing w:after="0"/>
+              <w:jc w:val="center"/>
+            </w:pPr>
+            <w:r>
+              <w:rPr>
+                <w:sz w:val="18"/>
+              </w:rPr>
+              <w:t>Media</w:t>
+            </w:r>
+          </w:p>
+        </w:tc>
+        <w:tc>
+          <w:tcPr>
+            <w:tcW w:w="5216" w:type="dxa"/>
+            <w:tcMar>
+              <w:top w:w="40" w:type="dxa"/>
+              <w:left w:w="70" w:type="dxa"/>
+              <w:bottom w:w="40" w:type="dxa"/>
+              <w:right w:w="70" w:type="dxa"/>
+            </w:tcMar>
+            <w:vAlign w:val="center"/>
+          </w:tcPr>
+          <w:p>
+            <w:pPr>
+              <w:spacing w:after="0"/>
+              <w:jc w:val="left"/>
+            </w:pPr>
+            <w:r>
+              <w:rPr>
+                <w:sz w:val="18"/>
+              </w:rPr>
+              <w:t>CRUD de usuarios, roles y credenciales; bloqueo y cierre de sesiones.</w:t>
+            </w:r>
+          </w:p>
+        </w:tc>
+        <w:tc>
+          <w:tcPr>
+            <w:tcW w:w="1247" w:type="dxa"/>
+            <w:tcMar>
+              <w:top w:w="40" w:type="dxa"/>
+              <w:left w:w="70" w:type="dxa"/>
+              <w:bottom w:w="40" w:type="dxa"/>
+              <w:right w:w="70" w:type="dxa"/>
+            </w:tcMar>
+            <w:vAlign w:val="center"/>
+          </w:tcPr>
+          <w:p>
+            <w:pPr>
+              <w:spacing w:after="0"/>
+              <w:jc w:val="center"/>
+            </w:pPr>
+            <w:r>
+              <w:rPr>
+                <w:sz w:val="18"/>
+              </w:rPr>
+              <w:t>Web</w:t>
+            </w:r>
+          </w:p>
+        </w:tc>
+      </w:tr>
+      <w:tr>
+        <w:trPr>
+          <w:jc w:val="center"/>
+        </w:trPr>
+        <w:tc>
+          <w:tcPr>
+            <w:tcW w:w="964" w:type="dxa"/>
+            <w:tcMar>
+              <w:top w:w="40" w:type="dxa"/>
+              <w:left w:w="70" w:type="dxa"/>
+              <w:bottom w:w="40" w:type="dxa"/>
+              <w:right w:w="70" w:type="dxa"/>
+            </w:tcMar>
+            <w:vAlign w:val="center"/>
+          </w:tcPr>
+          <w:p>
+            <w:pPr>
+              <w:spacing w:after="0"/>
+              <w:jc w:val="center"/>
+            </w:pPr>
+            <w:r>
+              <w:rPr>
+                <w:sz w:val="18"/>
+              </w:rPr>
+              <w:t>HU-11</w:t>
+            </w:r>
+          </w:p>
+        </w:tc>
+        <w:tc>
+          <w:tcPr>
+            <w:tcW w:w="1247" w:type="dxa"/>
+            <w:tcMar>
+              <w:top w:w="40" w:type="dxa"/>
+              <w:left w:w="70" w:type="dxa"/>
+              <w:bottom w:w="40" w:type="dxa"/>
+              <w:right w:w="70" w:type="dxa"/>
+            </w:tcMar>
+            <w:vAlign w:val="center"/>
+          </w:tcPr>
+          <w:p>
+            <w:pPr>
+              <w:spacing w:after="0"/>
+              <w:jc w:val="left"/>
+            </w:pPr>
+            <w:r>
+              <w:rPr>
+                <w:sz w:val="18"/>
+              </w:rPr>
+              <w:t>Docente</w:t>
+            </w:r>
+          </w:p>
+        </w:tc>
+        <w:tc>
+          <w:tcPr>
+            <w:tcW w:w="1077" w:type="dxa"/>
+            <w:tcMar>
+              <w:top w:w="40" w:type="dxa"/>
+              <w:left w:w="70" w:type="dxa"/>
+              <w:bottom w:w="40" w:type="dxa"/>
+              <w:right w:w="70" w:type="dxa"/>
+            </w:tcMar>
+            <w:vAlign w:val="center"/>
+          </w:tcPr>
+          <w:p>
+            <w:pPr>
+              <w:spacing w:after="0"/>
+              <w:jc w:val="center"/>
+            </w:pPr>
+            <w:r>
+              <w:rPr>
+                <w:sz w:val="18"/>
+              </w:rPr>
+              <w:t>Media</w:t>
+            </w:r>
+          </w:p>
+        </w:tc>
+        <w:tc>
+          <w:tcPr>
+            <w:tcW w:w="5216" w:type="dxa"/>
+            <w:tcMar>
+              <w:top w:w="40" w:type="dxa"/>
+              <w:left w:w="70" w:type="dxa"/>
+              <w:bottom w:w="40" w:type="dxa"/>
+              <w:right w:w="70" w:type="dxa"/>
+            </w:tcMar>
+            <w:vAlign w:val="center"/>
+          </w:tcPr>
+          <w:p>
+            <w:pPr>
+              <w:spacing w:after="0"/>
+              <w:jc w:val="left"/>
+            </w:pPr>
+            <w:r>
+              <w:rPr>
+                <w:sz w:val="18"/>
+              </w:rPr>
+              <w:t>Consulta de cursos y materias asignadas al docente.</w:t>
+            </w:r>
+          </w:p>
+        </w:tc>
+        <w:tc>
+          <w:tcPr>
+            <w:tcW w:w="1247" w:type="dxa"/>
+            <w:tcMar>
+              <w:top w:w="40" w:type="dxa"/>
+              <w:left w:w="70" w:type="dxa"/>
+              <w:bottom w:w="40" w:type="dxa"/>
+              <w:right w:w="70" w:type="dxa"/>
+            </w:tcMar>
+            <w:vAlign w:val="center"/>
+          </w:tcPr>
+          <w:p>
+            <w:pPr>
+              <w:spacing w:after="0"/>
+              <w:jc w:val="center"/>
+            </w:pPr>
+            <w:r>
+              <w:rPr>
+                <w:sz w:val="18"/>
+              </w:rPr>
+              <w:t>Web</w:t>
+            </w:r>
+          </w:p>
+        </w:tc>
+      </w:tr>
+      <w:tr>
+        <w:trPr>
+          <w:jc w:val="center"/>
+        </w:trPr>
+        <w:tc>
+          <w:tcPr>
+            <w:tcW w:w="964" w:type="dxa"/>
+            <w:tcMar>
+              <w:top w:w="40" w:type="dxa"/>
+              <w:left w:w="70" w:type="dxa"/>
+              <w:bottom w:w="40" w:type="dxa"/>
+              <w:right w:w="70" w:type="dxa"/>
+            </w:tcMar>
+            <w:vAlign w:val="center"/>
+          </w:tcPr>
+          <w:p>
+            <w:pPr>
+              <w:spacing w:after="0"/>
+              <w:jc w:val="center"/>
+            </w:pPr>
+            <w:r>
+              <w:rPr>
+                <w:sz w:val="18"/>
+              </w:rPr>
+              <w:t>HU-18</w:t>
+            </w:r>
+          </w:p>
+        </w:tc>
+        <w:tc>
+          <w:tcPr>
+            <w:tcW w:w="1247" w:type="dxa"/>
+            <w:tcMar>
+              <w:top w:w="40" w:type="dxa"/>
+              <w:left w:w="70" w:type="dxa"/>
+              <w:bottom w:w="40" w:type="dxa"/>
+              <w:right w:w="70" w:type="dxa"/>
+            </w:tcMar>
+            <w:vAlign w:val="center"/>
+          </w:tcPr>
+          <w:p>
+            <w:pPr>
+              <w:spacing w:after="0"/>
+              <w:jc w:val="left"/>
+            </w:pPr>
+            <w:r>
+              <w:rPr>
+                <w:sz w:val="18"/>
+              </w:rPr>
+              <w:t>Docente</w:t>
+            </w:r>
+          </w:p>
+        </w:tc>
+        <w:tc>
+          <w:tcPr>
+            <w:tcW w:w="1077" w:type="dxa"/>
+            <w:tcMar>
+              <w:top w:w="40" w:type="dxa"/>
+              <w:left w:w="70" w:type="dxa"/>
+              <w:bottom w:w="40" w:type="dxa"/>
+              <w:right w:w="70" w:type="dxa"/>
+            </w:tcMar>
+            <w:vAlign w:val="center"/>
+          </w:tcPr>
+          <w:p>
+            <w:pPr>
+              <w:spacing w:after="0"/>
+              <w:jc w:val="center"/>
+            </w:pPr>
+            <w:r>
+              <w:rPr>
+                <w:sz w:val="18"/>
+              </w:rPr>
+              <w:t>Media</w:t>
+            </w:r>
+          </w:p>
+        </w:tc>
+        <w:tc>
+          <w:tcPr>
+            <w:tcW w:w="5216" w:type="dxa"/>
+            <w:tcMar>
+              <w:top w:w="40" w:type="dxa"/>
+              <w:left w:w="70" w:type="dxa"/>
+              <w:bottom w:w="40" w:type="dxa"/>
+              <w:right w:w="70" w:type="dxa"/>
+            </w:tcMar>
+            <w:vAlign w:val="center"/>
+          </w:tcPr>
+          <w:p>
+            <w:pPr>
+              <w:spacing w:after="0"/>
+              <w:jc w:val="left"/>
+            </w:pPr>
+            <w:r>
+              <w:rPr>
+                <w:sz w:val="18"/>
+              </w:rPr>
+              <w:t>Consulta del horario docente generado por el sistema.</w:t>
+            </w:r>
+          </w:p>
+        </w:tc>
+        <w:tc>
+          <w:tcPr>
+            <w:tcW w:w="1247" w:type="dxa"/>
+            <w:tcMar>
+              <w:top w:w="40" w:type="dxa"/>
+              <w:left w:w="70" w:type="dxa"/>
+              <w:bottom w:w="40" w:type="dxa"/>
+              <w:right w:w="70" w:type="dxa"/>
+            </w:tcMar>
+            <w:vAlign w:val="center"/>
+          </w:tcPr>
+          <w:p>
+            <w:pPr>
+              <w:spacing w:after="0"/>
+              <w:jc w:val="center"/>
+            </w:pPr>
+            <w:r>
+              <w:rPr>
+                <w:sz w:val="18"/>
+              </w:rPr>
+              <w:t>Web</w:t>
+            </w:r>
+          </w:p>
+        </w:tc>
+      </w:tr>
+    </w:tbl>
+    <w:p>
+      <w:pPr>
+        <w:spacing w:after="40"/>
+      </w:pPr>
     </w:p>
     <w:p>
       <w:pPr>
         <w:pStyle w:val="Ttulo4"/>
-        <w:rPr>
-          <w:noProof/>
-        </w:rPr>
-      </w:pPr>
-      <w:r>
-        <w:rPr>
-          <w:noProof/>
-        </w:rPr>
-        <w:t>Evaluacion de resultados</w:t>
+      </w:pPr>
+      <w:r>
+        <w:t>Artefactos de ingeniería</w:t>
+      </w:r>
+    </w:p>
+    <w:p>
+      <w:r>
+        <w:t>Los artefactos de esta iteración separan dos problemas: el modelo de identidad y sesión, y el modelo de planificación académica. El diagrama de secuencia del login incluye el desvío por segundo factor y la creación de la sesión antes de emitir el token; el de horarios documenta la expansión de la carga semanal y la selección de bloques.</w:t>
+      </w:r>
+    </w:p>
+    <w:p>
+      <w:pPr>
+        <w:pBdr>
+          <w:top w:val="dashed" w:sz="6" w:space="6" w:color="A6A6A6"/>
+          <w:left w:val="dashed" w:sz="6" w:space="6" w:color="A6A6A6"/>
+          <w:bottom w:val="dashed" w:sz="6" w:space="6" w:color="A6A6A6"/>
+          <w:right w:val="dashed" w:sz="6" w:space="6" w:color="A6A6A6"/>
+        </w:pBdr>
+        <w:shd w:val="clear" w:color="auto" w:fill="F2F2F2"/>
+        <w:spacing w:before="160" w:after="160"/>
+        <w:ind w:left="340" w:right="340"/>
+        <w:jc w:val="center"/>
+      </w:pPr>
+      <w:r>
+        <w:rPr>
+          <w:i/>
+          <w:color w:val="595959"/>
+          <w:sz w:val="19"/>
+        </w:rPr>
+        <w:t>[Insertar diagrama UML de clases de Usuario, Rol, Sesión, PeríodoAcadémico, Trimestre, MallaCurricular y CursoPeríodo]</w:t>
+      </w:r>
+    </w:p>
+    <w:p>
+      <w:pPr>
+        <w:pStyle w:val="Descripcin"/>
+        <w:keepNext/>
+        <w:jc w:val="center"/>
+      </w:pPr>
+      <w:r>
+        <w:t>Figura 3.2.2. Diagrama UML de clases de identidad y estructura académica.</w:t>
+      </w:r>
+    </w:p>
+    <w:p>
+      <w:pPr>
+        <w:pBdr>
+          <w:top w:val="dashed" w:sz="6" w:space="6" w:color="A6A6A6"/>
+          <w:left w:val="dashed" w:sz="6" w:space="6" w:color="A6A6A6"/>
+          <w:bottom w:val="dashed" w:sz="6" w:space="6" w:color="A6A6A6"/>
+          <w:right w:val="dashed" w:sz="6" w:space="6" w:color="A6A6A6"/>
+        </w:pBdr>
+        <w:shd w:val="clear" w:color="auto" w:fill="F2F2F2"/>
+        <w:spacing w:before="160" w:after="160"/>
+        <w:ind w:left="340" w:right="340"/>
+        <w:jc w:val="center"/>
+      </w:pPr>
+      <w:r>
+        <w:rPr>
+          <w:i/>
+          <w:color w:val="595959"/>
+          <w:sz w:val="19"/>
+        </w:rPr>
+        <w:t>[Insertar diagrama UML de secuencia del login con verificación 2FA y emisión del JWT]</w:t>
+      </w:r>
+    </w:p>
+    <w:p>
+      <w:pPr>
+        <w:pStyle w:val="Descripcin"/>
+        <w:keepNext/>
+        <w:jc w:val="center"/>
+      </w:pPr>
+      <w:r>
+        <w:lastRenderedPageBreak/>
+        <w:t>Figura 3.2.3. Diagrama UML de secuencia del inicio de sesión.</w:t>
+      </w:r>
+    </w:p>
+    <w:p>
+      <w:pPr>
+        <w:pBdr>
+          <w:top w:val="dashed" w:sz="6" w:space="6" w:color="A6A6A6"/>
+          <w:left w:val="dashed" w:sz="6" w:space="6" w:color="A6A6A6"/>
+          <w:bottom w:val="dashed" w:sz="6" w:space="6" w:color="A6A6A6"/>
+          <w:right w:val="dashed" w:sz="6" w:space="6" w:color="A6A6A6"/>
+        </w:pBdr>
+        <w:shd w:val="clear" w:color="auto" w:fill="F2F2F2"/>
+        <w:spacing w:before="160" w:after="160"/>
+        <w:ind w:left="340" w:right="340"/>
+        <w:jc w:val="center"/>
+      </w:pPr>
+      <w:r>
+        <w:rPr>
+          <w:i/>
+          <w:color w:val="595959"/>
+          <w:sz w:val="19"/>
+        </w:rPr>
+        <w:t>[Insertar diagrama UML de secuencia de la generación automática de horarios y validación de colisiones]</w:t>
+      </w:r>
+    </w:p>
+    <w:p>
+      <w:pPr>
+        <w:pStyle w:val="Descripcin"/>
+        <w:keepNext/>
+        <w:jc w:val="center"/>
+      </w:pPr>
+      <w:r>
+        <w:t>Figura 3.2.4. Diagrama UML de secuencia de la generación de horarios.</w:t>
+      </w:r>
+    </w:p>
+    <w:p>
+      <w:pPr>
+        <w:pBdr>
+          <w:top w:val="dashed" w:sz="6" w:space="6" w:color="A6A6A6"/>
+          <w:left w:val="dashed" w:sz="6" w:space="6" w:color="A6A6A6"/>
+          <w:bottom w:val="dashed" w:sz="6" w:space="6" w:color="A6A6A6"/>
+          <w:right w:val="dashed" w:sz="6" w:space="6" w:color="A6A6A6"/>
+        </w:pBdr>
+        <w:shd w:val="clear" w:color="auto" w:fill="F2F2F2"/>
+        <w:spacing w:before="160" w:after="160"/>
+        <w:ind w:left="340" w:right="340"/>
+        <w:jc w:val="center"/>
+      </w:pPr>
+      <w:r>
+        <w:rPr>
+          <w:i/>
+          <w:color w:val="595959"/>
+          <w:sz w:val="19"/>
+        </w:rPr>
+        <w:t>[Insertar diagrama UML de estados del período académico: borrador, configuración, activo, cerrado y cancelado]</w:t>
+      </w:r>
+    </w:p>
+    <w:p>
+      <w:pPr>
+        <w:pStyle w:val="Descripcin"/>
+        <w:keepNext/>
+        <w:jc w:val="center"/>
+      </w:pPr>
+      <w:r>
+        <w:t>Figura 3.2.5. Diagrama UML de estados del período académico.</w:t>
       </w:r>
     </w:p>
     <w:p>
@@ -39721,7 +42336,607 @@
         <w:pStyle w:val="Ttulo4"/>
       </w:pPr>
       <w:r>
-        <w:t xml:space="preserve">Retrospectiva </w:t>
+        <w:t>Fragmentos de código relevantes</w:t>
+      </w:r>
+    </w:p>
+    <w:p>
+      <w:r>
+        <w:t>El token no se limita a transportar el rol. Incluye el identificador de la sesión creada en base de datos, de modo que una sesión revocada invalida el token aunque su firma y su fecha de expiración sigan siendo válidas. La comprobación se realiza en el middleware de cada servicio, no en el gateway.</w:t>
+      </w:r>
+    </w:p>
+    <w:p>
+      <w:pPr>
+        <w:keepNext/>
+        <w:spacing w:before="160" w:after="40"/>
+      </w:pPr>
+      <w:r>
+        <w:rPr>
+          <w:b/>
+          <w:sz w:val="19"/>
+        </w:rPr>
+        <w:t>Componente: Backend Deno/Oak — emisión de sesión</w:t>
+      </w:r>
+      <w:r>
+        <w:rPr>
+          <w:sz w:val="19"/>
+        </w:rPr>
+        <w:t xml:space="preserve"> (`ServiceUser/Controller/auth/login.ts`).</w:t>
+      </w:r>
+    </w:p>
+    <w:p>
+      <w:pPr>
+        <w:keepLines/>
+        <w:pBdr>
+          <w:top w:val="single" w:sz="6" w:space="6" w:color="BFBFBF"/>
+          <w:left w:val="single" w:sz="6" w:space="6" w:color="BFBFBF"/>
+          <w:bottom w:val="single" w:sz="6" w:space="6" w:color="BFBFBF"/>
+          <w:right w:val="single" w:sz="6" w:space="6" w:color="BFBFBF"/>
+        </w:pBdr>
+        <w:shd w:val="clear" w:color="auto" w:fill="F5F5F5"/>
+        <w:spacing w:before="40" w:after="200" w:line="240" w:lineRule="auto"/>
+        <w:ind w:left="142" w:right="85"/>
+        <w:rPr>
+          <w:lang w:val="en-US"/>
+        </w:rPr>
+      </w:pPr>
+      <w:r>
+        <w:rPr>
+          <w:rFonts w:ascii="Consolas" w:eastAsia="Consolas" w:hAnsi="Consolas"/>
+          <w:sz w:val="16"/>
+          <w:lang w:val="en-US"/>
+        </w:rPr>
+        <w:t>const payload = {</w:t>
+      </w:r>
+      <w:r>
+        <w:rPr>
+          <w:rFonts w:ascii="Consolas" w:eastAsia="Consolas" w:hAnsi="Consolas"/>
+          <w:sz w:val="16"/>
+          <w:lang w:val="en-US"/>
+        </w:rPr>
+        <w:br/>
+        <w:t xml:space="preserve">  sub: String(user.id),</w:t>
+      </w:r>
+      <w:r>
+        <w:rPr>
+          <w:rFonts w:ascii="Consolas" w:eastAsia="Consolas" w:hAnsi="Consolas"/>
+          <w:sz w:val="16"/>
+          <w:lang w:val="en-US"/>
+        </w:rPr>
+        <w:br/>
+        <w:t xml:space="preserve">  username: user.username,</w:t>
+      </w:r>
+      <w:r>
+        <w:rPr>
+          <w:rFonts w:ascii="Consolas" w:eastAsia="Consolas" w:hAnsi="Consolas"/>
+          <w:sz w:val="16"/>
+          <w:lang w:val="en-US"/>
+        </w:rPr>
+        <w:br/>
+        <w:t xml:space="preserve">  rol: user.rol,</w:t>
+      </w:r>
+      <w:r>
+        <w:rPr>
+          <w:rFonts w:ascii="Consolas" w:eastAsia="Consolas" w:hAnsi="Consolas"/>
+          <w:sz w:val="16"/>
+          <w:lang w:val="en-US"/>
+        </w:rPr>
+        <w:br/>
+        <w:t xml:space="preserve">  role: rolNombre === "maestro" ? "profesor" : rolNombre,</w:t>
+      </w:r>
+      <w:r>
+        <w:rPr>
+          <w:rFonts w:ascii="Consolas" w:eastAsia="Consolas" w:hAnsi="Consolas"/>
+          <w:sz w:val="16"/>
+          <w:lang w:val="en-US"/>
+        </w:rPr>
+        <w:br/>
+        <w:t xml:space="preserve">  roles: [rolNombre === "maestro" ? "profesor" : rolNombre],</w:t>
+      </w:r>
+      <w:r>
+        <w:rPr>
+          <w:rFonts w:ascii="Consolas" w:eastAsia="Consolas" w:hAnsi="Consolas"/>
+          <w:sz w:val="16"/>
+          <w:lang w:val="en-US"/>
+        </w:rPr>
+        <w:br/>
+        <w:t xml:space="preserve">  sessionId: session.sessionId,</w:t>
+      </w:r>
+      <w:r>
+        <w:rPr>
+          <w:rFonts w:ascii="Consolas" w:eastAsia="Consolas" w:hAnsi="Consolas"/>
+          <w:sz w:val="16"/>
+          <w:lang w:val="en-US"/>
+        </w:rPr>
+        <w:br/>
+        <w:t>};</w:t>
+      </w:r>
+      <w:r>
+        <w:rPr>
+          <w:rFonts w:ascii="Consolas" w:eastAsia="Consolas" w:hAnsi="Consolas"/>
+          <w:sz w:val="16"/>
+          <w:lang w:val="en-US"/>
+        </w:rPr>
+        <w:br/>
+        <w:t xml:space="preserve"> </w:t>
+      </w:r>
+      <w:r>
+        <w:rPr>
+          <w:rFonts w:ascii="Consolas" w:eastAsia="Consolas" w:hAnsi="Consolas"/>
+          <w:sz w:val="16"/>
+          <w:lang w:val="en-US"/>
+        </w:rPr>
+        <w:br/>
+        <w:t>const token = await new SignJWT(payload)</w:t>
+      </w:r>
+      <w:r>
+        <w:rPr>
+          <w:rFonts w:ascii="Consolas" w:eastAsia="Consolas" w:hAnsi="Consolas"/>
+          <w:sz w:val="16"/>
+          <w:lang w:val="en-US"/>
+        </w:rPr>
+        <w:br/>
+        <w:t xml:space="preserve">  .setProtectedHeader({ alg: "HS256" })</w:t>
+      </w:r>
+      <w:r>
+        <w:rPr>
+          <w:rFonts w:ascii="Consolas" w:eastAsia="Consolas" w:hAnsi="Consolas"/>
+          <w:sz w:val="16"/>
+          <w:lang w:val="en-US"/>
+        </w:rPr>
+        <w:br/>
+        <w:t xml:space="preserve">  .setIssuedAt()</w:t>
+      </w:r>
+      <w:r>
+        <w:rPr>
+          <w:rFonts w:ascii="Consolas" w:eastAsia="Consolas" w:hAnsi="Consolas"/>
+          <w:sz w:val="16"/>
+          <w:lang w:val="en-US"/>
+        </w:rPr>
+        <w:br/>
+        <w:t xml:space="preserve">  .setExpirationTime(jwtConfig.expiresIn)</w:t>
+      </w:r>
+      <w:r>
+        <w:rPr>
+          <w:rFonts w:ascii="Consolas" w:eastAsia="Consolas" w:hAnsi="Consolas"/>
+          <w:sz w:val="16"/>
+          <w:lang w:val="en-US"/>
+        </w:rPr>
+        <w:br/>
+        <w:t xml:space="preserve">  .sign(getSecretKey());</w:t>
+      </w:r>
+    </w:p>
+    <w:p>
+      <w:r>
+        <w:t>La generación de horarios se resolvió con una heurística voraz. Primero expande cada materia según su carga horaria semanal y ordena las sesiones por peso académico; después elige el bloque con menor carga diaria y descarta los que ocuparían al mismo docente, el mismo aula o el mismo curso. Las materias pesadas se limitan a dos bloques por día para evitar jornadas desbalanceadas.</w:t>
+      </w:r>
+    </w:p>
+    <w:p>
+      <w:pPr>
+        <w:keepNext/>
+        <w:spacing w:before="160" w:after="40"/>
+      </w:pPr>
+      <w:r>
+        <w:rPr>
+          <w:b/>
+          <w:sz w:val="19"/>
+        </w:rPr>
+        <w:lastRenderedPageBreak/>
+        <w:t>Componente: Backend Deno/Oak — generación de horarios</w:t>
+      </w:r>
+      <w:r>
+        <w:rPr>
+          <w:sz w:val="19"/>
+        </w:rPr>
+        <w:t xml:space="preserve"> (`ServiceAcademic/utils/horarioAlgoritmo.ts`).</w:t>
+      </w:r>
+    </w:p>
+    <w:p>
+      <w:pPr>
+        <w:keepLines/>
+        <w:pBdr>
+          <w:top w:val="single" w:sz="6" w:space="6" w:color="BFBFBF"/>
+          <w:left w:val="single" w:sz="6" w:space="6" w:color="BFBFBF"/>
+          <w:bottom w:val="single" w:sz="6" w:space="6" w:color="BFBFBF"/>
+          <w:right w:val="single" w:sz="6" w:space="6" w:color="BFBFBF"/>
+        </w:pBdr>
+        <w:shd w:val="clear" w:color="auto" w:fill="F5F5F5"/>
+        <w:spacing w:before="40" w:after="200" w:line="240" w:lineRule="auto"/>
+        <w:ind w:left="142" w:right="85"/>
+      </w:pPr>
+      <w:r>
+        <w:rPr>
+          <w:rFonts w:ascii="Consolas" w:eastAsia="Consolas" w:hAnsi="Consolas"/>
+          <w:sz w:val="16"/>
+        </w:rPr>
+        <w:t>const expanded = course.sesiones</w:t>
+      </w:r>
+      <w:r>
+        <w:rPr>
+          <w:rFonts w:ascii="Consolas" w:eastAsia="Consolas" w:hAnsi="Consolas"/>
+          <w:sz w:val="16"/>
+        </w:rPr>
+        <w:br/>
+        <w:t xml:space="preserve">  .flatMap((session) =&gt; Array.from(</w:t>
+      </w:r>
+      <w:r>
+        <w:rPr>
+          <w:rFonts w:ascii="Consolas" w:eastAsia="Consolas" w:hAnsi="Consolas"/>
+          <w:sz w:val="16"/>
+        </w:rPr>
+        <w:br/>
+        <w:t xml:space="preserve">    { length: session.cargaHorariaSemanal },</w:t>
+      </w:r>
+      <w:r>
+        <w:rPr>
+          <w:rFonts w:ascii="Consolas" w:eastAsia="Consolas" w:hAnsi="Consolas"/>
+          <w:sz w:val="16"/>
+        </w:rPr>
+        <w:br/>
+        <w:t xml:space="preserve">    () =&gt; ({ session }),</w:t>
+      </w:r>
+      <w:r>
+        <w:rPr>
+          <w:rFonts w:ascii="Consolas" w:eastAsia="Consolas" w:hAnsi="Consolas"/>
+          <w:sz w:val="16"/>
+        </w:rPr>
+        <w:br/>
+        <w:t xml:space="preserve">  ))</w:t>
+      </w:r>
+      <w:r>
+        <w:rPr>
+          <w:rFonts w:ascii="Consolas" w:eastAsia="Consolas" w:hAnsi="Consolas"/>
+          <w:sz w:val="16"/>
+        </w:rPr>
+        <w:br/>
+        <w:t xml:space="preserve">  .sort((a, b) =&gt; {</w:t>
+      </w:r>
+      <w:r>
+        <w:rPr>
+          <w:rFonts w:ascii="Consolas" w:eastAsia="Consolas" w:hAnsi="Consolas"/>
+          <w:sz w:val="16"/>
+        </w:rPr>
+        <w:br/>
+        <w:t xml:space="preserve">    if (a.session.materiaPesada !== b.session.materiaPesada) {</w:t>
+      </w:r>
+      <w:r>
+        <w:rPr>
+          <w:rFonts w:ascii="Consolas" w:eastAsia="Consolas" w:hAnsi="Consolas"/>
+          <w:sz w:val="16"/>
+        </w:rPr>
+        <w:br/>
+        <w:t xml:space="preserve">      return a.session.materiaPesada ? -1 : 1;</w:t>
+      </w:r>
+      <w:r>
+        <w:rPr>
+          <w:rFonts w:ascii="Consolas" w:eastAsia="Consolas" w:hAnsi="Consolas"/>
+          <w:sz w:val="16"/>
+        </w:rPr>
+        <w:br/>
+        <w:t xml:space="preserve">    }</w:t>
+      </w:r>
+      <w:r>
+        <w:rPr>
+          <w:rFonts w:ascii="Consolas" w:eastAsia="Consolas" w:hAnsi="Consolas"/>
+          <w:sz w:val="16"/>
+        </w:rPr>
+        <w:br/>
+        <w:t xml:space="preserve">    return b.session.pesoSintactico - a.session.pesoSintactico;</w:t>
+      </w:r>
+      <w:r>
+        <w:rPr>
+          <w:rFonts w:ascii="Consolas" w:eastAsia="Consolas" w:hAnsi="Consolas"/>
+          <w:sz w:val="16"/>
+        </w:rPr>
+        <w:br/>
+        <w:t xml:space="preserve">  });</w:t>
+      </w:r>
+      <w:r>
+        <w:rPr>
+          <w:rFonts w:ascii="Consolas" w:eastAsia="Consolas" w:hAnsi="Consolas"/>
+          <w:sz w:val="16"/>
+        </w:rPr>
+        <w:br/>
+        <w:t xml:space="preserve"> </w:t>
+      </w:r>
+      <w:r>
+        <w:rPr>
+          <w:rFonts w:ascii="Consolas" w:eastAsia="Consolas" w:hAnsi="Consolas"/>
+          <w:sz w:val="16"/>
+        </w:rPr>
+        <w:br/>
+        <w:t>for (const item of expanded) {</w:t>
+      </w:r>
+      <w:r>
+        <w:rPr>
+          <w:rFonts w:ascii="Consolas" w:eastAsia="Consolas" w:hAnsi="Consolas"/>
+          <w:sz w:val="16"/>
+        </w:rPr>
+        <w:br/>
+        <w:t xml:space="preserve">  const candidates = [...slots].sort((a, b) =&gt; {</w:t>
+      </w:r>
+      <w:r>
+        <w:rPr>
+          <w:rFonts w:ascii="Consolas" w:eastAsia="Consolas" w:hAnsi="Consolas"/>
+          <w:sz w:val="16"/>
+        </w:rPr>
+        <w:br/>
+        <w:t xml:space="preserve">    const loadA = dayLoad.get(`${course.cursoPeriodoId}:${a.diaSemana}`) ?? 0;</w:t>
+      </w:r>
+      <w:r>
+        <w:rPr>
+          <w:rFonts w:ascii="Consolas" w:eastAsia="Consolas" w:hAnsi="Consolas"/>
+          <w:sz w:val="16"/>
+        </w:rPr>
+        <w:br/>
+        <w:t xml:space="preserve">    const loadB = dayLoad.get(`${course.cursoPeriodoId}:${b.diaSemana}`) ?? 0;</w:t>
+      </w:r>
+      <w:r>
+        <w:rPr>
+          <w:rFonts w:ascii="Consolas" w:eastAsia="Consolas" w:hAnsi="Consolas"/>
+          <w:sz w:val="16"/>
+        </w:rPr>
+        <w:br/>
+        <w:t xml:space="preserve">    return loadA - loadB || a.diaSemana - b.diaSemana;</w:t>
+      </w:r>
+      <w:r>
+        <w:rPr>
+          <w:rFonts w:ascii="Consolas" w:eastAsia="Consolas" w:hAnsi="Consolas"/>
+          <w:sz w:val="16"/>
+        </w:rPr>
+        <w:br/>
+        <w:t xml:space="preserve">  });</w:t>
+      </w:r>
+      <w:r>
+        <w:rPr>
+          <w:rFonts w:ascii="Consolas" w:eastAsia="Consolas" w:hAnsi="Consolas"/>
+          <w:sz w:val="16"/>
+        </w:rPr>
+        <w:br/>
+        <w:t xml:space="preserve"> </w:t>
+      </w:r>
+      <w:r>
+        <w:rPr>
+          <w:rFonts w:ascii="Consolas" w:eastAsia="Consolas" w:hAnsi="Consolas"/>
+          <w:sz w:val="16"/>
+        </w:rPr>
+        <w:br/>
+        <w:t xml:space="preserve">  for (const slot of candidates) {</w:t>
+      </w:r>
+      <w:r>
+        <w:rPr>
+          <w:rFonts w:ascii="Consolas" w:eastAsia="Consolas" w:hAnsi="Consolas"/>
+          <w:sz w:val="16"/>
+        </w:rPr>
+        <w:br/>
+        <w:t xml:space="preserve">    if (courseBusy.has(`${course.cursoPeriodoId}:${slot.diaSemana}:${slot.horaInicio}`)) continue;</w:t>
+      </w:r>
+      <w:r>
+        <w:rPr>
+          <w:rFonts w:ascii="Consolas" w:eastAsia="Consolas" w:hAnsi="Consolas"/>
+          <w:sz w:val="16"/>
+        </w:rPr>
+        <w:br/>
+        <w:t xml:space="preserve">    const heavyKey = `${course.cursoPeriodoId}:${slot.diaSemana}`;</w:t>
+      </w:r>
+      <w:r>
+        <w:rPr>
+          <w:rFonts w:ascii="Consolas" w:eastAsia="Consolas" w:hAnsi="Consolas"/>
+          <w:sz w:val="16"/>
+        </w:rPr>
+        <w:br/>
+        <w:t xml:space="preserve">    if (item.session.materiaPesada &amp;&amp; (heavyByCourseDay.get(heavyKey) ?? 0) &gt;= 2) continue;</w:t>
+      </w:r>
+      <w:r>
+        <w:rPr>
+          <w:rFonts w:ascii="Consolas" w:eastAsia="Consolas" w:hAnsi="Consolas"/>
+          <w:sz w:val="16"/>
+        </w:rPr>
+        <w:br/>
+        <w:t xml:space="preserve">    const aula = eligibleClassrooms.find((candidate) =&gt;</w:t>
+      </w:r>
+      <w:r>
+        <w:rPr>
+          <w:rFonts w:ascii="Consolas" w:eastAsia="Consolas" w:hAnsi="Consolas"/>
+          <w:sz w:val="16"/>
+        </w:rPr>
+        <w:br/>
+        <w:t xml:space="preserve">      !roomBusy.has(`${candidate.id}:${slot.diaSemana}:${slot.horaInicio}`));</w:t>
+      </w:r>
+      <w:r>
+        <w:rPr>
+          <w:rFonts w:ascii="Consolas" w:eastAsia="Consolas" w:hAnsi="Consolas"/>
+          <w:sz w:val="16"/>
+        </w:rPr>
+        <w:br/>
+        <w:t xml:space="preserve">    if (!aula) continue;</w:t>
+      </w:r>
+      <w:r>
+        <w:rPr>
+          <w:rFonts w:ascii="Consolas" w:eastAsia="Consolas" w:hAnsi="Consolas"/>
+          <w:sz w:val="16"/>
+        </w:rPr>
+        <w:br/>
+        <w:t xml:space="preserve">    if (item.session.maestroId &amp;&amp;</w:t>
+      </w:r>
+      <w:r>
+        <w:rPr>
+          <w:rFonts w:ascii="Consolas" w:eastAsia="Consolas" w:hAnsi="Consolas"/>
+          <w:sz w:val="16"/>
+        </w:rPr>
+        <w:br/>
+        <w:t xml:space="preserve">      teacherBusy.has(`${item.session.maestroId}:${slot.diaSemana}:${slot.horaInicio}`)) continue;</w:t>
+      </w:r>
+      <w:r>
+        <w:rPr>
+          <w:rFonts w:ascii="Consolas" w:eastAsia="Consolas" w:hAnsi="Consolas"/>
+          <w:sz w:val="16"/>
+        </w:rPr>
+        <w:br/>
+        <w:t xml:space="preserve">    // ... registra la entrada y marca docente, aula y curso como ocupados</w:t>
+      </w:r>
+      <w:r>
+        <w:rPr>
+          <w:rFonts w:ascii="Consolas" w:eastAsia="Consolas" w:hAnsi="Consolas"/>
+          <w:sz w:val="16"/>
+        </w:rPr>
+        <w:br/>
+        <w:t xml:space="preserve">  }</w:t>
+      </w:r>
+      <w:r>
+        <w:rPr>
+          <w:rFonts w:ascii="Consolas" w:eastAsia="Consolas" w:hAnsi="Consolas"/>
+          <w:sz w:val="16"/>
+        </w:rPr>
+        <w:br/>
+        <w:t>}</w:t>
+      </w:r>
+    </w:p>
+    <w:p>
+      <w:pPr>
+        <w:pStyle w:val="Ttulo4"/>
+      </w:pPr>
+      <w:r>
+        <w:t>Evidencias de interfaz y funcionamiento</w:t>
+      </w:r>
+    </w:p>
+    <w:p>
+      <w:r>
+        <w:t>La verificación visual cubrió el formulario de acceso, el desvío por segundo factor, la consulta de usuarios y la pantalla de generación de horarios. Las capturas deben mostrar tanto el caso exitoso como la respuesta de rechazo por rol insuficiente.</w:t>
+      </w:r>
+    </w:p>
+    <w:p>
+      <w:pPr>
+        <w:pBdr>
+          <w:top w:val="dashed" w:sz="6" w:space="6" w:color="A6A6A6"/>
+          <w:left w:val="dashed" w:sz="6" w:space="6" w:color="A6A6A6"/>
+          <w:bottom w:val="dashed" w:sz="6" w:space="6" w:color="A6A6A6"/>
+          <w:right w:val="dashed" w:sz="6" w:space="6" w:color="A6A6A6"/>
+        </w:pBdr>
+        <w:shd w:val="clear" w:color="auto" w:fill="F2F2F2"/>
+        <w:spacing w:before="160" w:after="160"/>
+        <w:ind w:left="340" w:right="340"/>
+        <w:jc w:val="center"/>
+      </w:pPr>
+      <w:r>
+        <w:rPr>
+          <w:i/>
+          <w:color w:val="595959"/>
+          <w:sz w:val="19"/>
+        </w:rPr>
+        <w:t>[Insertar captura de la pantalla de login y del formulario de verificación en dos pasos]</w:t>
+      </w:r>
+    </w:p>
+    <w:p>
+      <w:pPr>
+        <w:pStyle w:val="Descripcin"/>
+        <w:keepNext/>
+        <w:jc w:val="center"/>
+      </w:pPr>
+      <w:r>
+        <w:t>Figura 3.2.6. Evidencia del inicio de sesión y del segundo factor.</w:t>
+      </w:r>
+    </w:p>
+    <w:p>
+      <w:pPr>
+        <w:pBdr>
+          <w:top w:val="dashed" w:sz="6" w:space="6" w:color="A6A6A6"/>
+          <w:left w:val="dashed" w:sz="6" w:space="6" w:color="A6A6A6"/>
+          <w:bottom w:val="dashed" w:sz="6" w:space="6" w:color="A6A6A6"/>
+          <w:right w:val="dashed" w:sz="6" w:space="6" w:color="A6A6A6"/>
+        </w:pBdr>
+        <w:shd w:val="clear" w:color="auto" w:fill="F2F2F2"/>
+        <w:spacing w:before="160" w:after="160"/>
+        <w:ind w:left="340" w:right="340"/>
+        <w:jc w:val="center"/>
+      </w:pPr>
+      <w:r>
+        <w:rPr>
+          <w:i/>
+          <w:color w:val="595959"/>
+          <w:sz w:val="19"/>
+        </w:rPr>
+        <w:t>[Insertar captura de la pantalla de gestión de períodos, cursos y horarios generados]</w:t>
+      </w:r>
+    </w:p>
+    <w:p>
+      <w:pPr>
+        <w:pStyle w:val="Descripcin"/>
+        <w:keepNext/>
+        <w:jc w:val="center"/>
+      </w:pPr>
+      <w:r>
+        <w:t>Figura 3.2.7. Evidencia de la gestión académica y de la generación de horarios.</w:t>
+      </w:r>
+    </w:p>
+    <w:p>
+      <w:pPr>
+        <w:pStyle w:val="Ttulo4"/>
+      </w:pPr>
+      <w:r>
+        <w:t>Análisis de métricas de rendimiento</w:t>
+      </w:r>
+    </w:p>
+    <w:p>
+      <w:r>
+        <w:t xml:space="preserve">La suite del servicio académico cubrió la validación de períodos y la generación de horarios con dieciocho casos, todos aprobados. Las pruebas verificaron colisiones de docente, aula y curso, </w:t>
+      </w:r>
+      <w:r>
+        <w:lastRenderedPageBreak/>
+        <w:t>respeto de la carga semanal y límite de materias pesadas por día. El flujo de acceso se probó con credenciales inválidas, usuario bloqueado, segundo factor y sesión previa. No se ejecutó una prueba de carga concurrente; el costo de la validación de sesión en cada petición quedó como un punto a medir durante el aseguramiento de calidad.</w:t>
+      </w:r>
+    </w:p>
+    <w:p>
+      <w:pPr>
+        <w:pStyle w:val="Ttulo4"/>
+      </w:pPr>
+      <w:r>
+        <w:t>Evaluación de resultados</w:t>
+      </w:r>
+    </w:p>
+    <w:p>
+      <w:r>
+        <w:t>Se aceptaron el login con y sin segundo factor, la autorización por rol, el CRUD de usuarios, el clonado de períodos, la malla curricular, la generación de cursos y la asignación de horarios. El criterio de aceptación principal fue la ausencia de colisiones en los conjuntos de prueba y la coherencia entre el rol del token y las rutas permitidas. Las limitaciones fueron la extensión del cronograma, la naturaleza heurística del algoritmo de horarios y la ausencia de pruebas automatizadas en el frontend.</w:t>
+      </w:r>
+    </w:p>
+    <w:p>
+      <w:pPr>
+        <w:pStyle w:val="Ttulo4"/>
+      </w:pPr>
+      <w:r>
+        <w:t>Retrospectiva de la iteración</w:t>
+      </w:r>
+    </w:p>
+    <w:p>
+      <w:r>
+        <w:rPr>
+          <w:b/>
+        </w:rPr>
+        <w:t xml:space="preserve">Tiempo de entrega. </w:t>
+      </w:r>
+      <w:r>
+        <w:t>La iteración necesitó dieciocho días frente a los catorce previstos. La autenticación y el segundo factor consumieron más tiempo del estimado por la gestión de sesiones y el envío de códigos; la generación de horarios añadió una segunda fuente de complejidad. El alcance no se recortó: el desvío se absorbió con trabajo adicional y la fecha de cierre se desplazó tres días.</w:t>
+      </w:r>
+    </w:p>
+    <w:p>
+      <w:r>
+        <w:rPr>
+          <w:b/>
+        </w:rPr>
+        <w:t xml:space="preserve">Complejidad técnica. </w:t>
+      </w:r>
+      <w:r>
+        <w:t>El frente de seguridad exigió coordinar JWT, persistencia de sesiones, bloqueo por intentos fallidos y segundo factor. El frente académico planteó un problema combinatorio: asignar bloques de 45 o 50 minutos con restricciones simultáneas de docente, aula, curso y carga diaria. La heurística voraz resolvió los casos reales, pero no garantiza un óptimo global.</w:t>
+      </w:r>
+    </w:p>
+    <w:p>
+      <w:r>
+        <w:rPr>
+          <w:b/>
+        </w:rPr>
+        <w:t xml:space="preserve">Acciones de mejora. </w:t>
+      </w:r>
+      <w:r>
+        <w:t>Separar la autenticación de la gestión académica en el tablero, añadir pruebas de propiedades sobre los horarios, centralizar la matriz de roles y documentar los contratos de cada ruta. También se identificó la necesidad de limitar intentos de login por IP y de evaluar tokens de refresco para no extender la vida del token principal.</w:t>
       </w:r>
     </w:p>
     <w:p>
@@ -39735,6 +42950,7 @@
         <w:rPr>
           <w:caps w:val="0"/>
         </w:rPr>
+        <w:lastRenderedPageBreak/>
         <w:t>ITERACIÓN</w:t>
       </w:r>
       <w:r>
@@ -39745,65 +42961,1324 @@
       </w:r>
     </w:p>
     <w:p>
+      <w:r>
+        <w:t>La tercera iteración se ejecutó del 1 al 16 de septiembre y trasladó el sistema desde la estructura académica hacia la operación diaria. Se construyeron los servicios de inscripción manual y automatizada, la carga de material con validación de archivos y almacenamiento en MinIO, la gestión de encargos y entregas, y las primeras pantallas móviles para estudiantes. La iteración ocupó dieciséis días, dos más que la ventana estándar, debido a la integración del almacenamiento de objetos y del antivirus.</w:t>
+      </w:r>
+    </w:p>
+    <w:p>
       <w:pPr>
         <w:pStyle w:val="Ttulo4"/>
-        <w:rPr>
-          <w:noProof/>
-        </w:rPr>
-      </w:pPr>
-      <w:r>
-        <w:rPr>
-          <w:noProof/>
-        </w:rPr>
-        <w:t xml:space="preserve">Objetivos de la iteración </w:t>
+      </w:pPr>
+      <w:r>
+        <w:t>Objetivos de la iteración</w:t>
+      </w:r>
+    </w:p>
+    <w:p>
+      <w:pPr>
+        <w:pStyle w:val="Prrafodelista"/>
+        <w:numPr>
+          <w:ilvl w:val="0"/>
+          <w:numId w:val="6"/>
+        </w:numPr>
+        <w:spacing w:after="60"/>
+      </w:pPr>
+      <w:r>
+        <w:t>Implementar la inscripción de estudiantes con control de cupo, estados y origen manual, reserva o promoción.</w:t>
+      </w:r>
+    </w:p>
+    <w:p>
+      <w:pPr>
+        <w:pStyle w:val="Prrafodelista"/>
+        <w:numPr>
+          <w:ilvl w:val="0"/>
+          <w:numId w:val="6"/>
+        </w:numPr>
+        <w:spacing w:after="60"/>
+      </w:pPr>
+      <w:r>
+        <w:t>Serializar las solicitudes concurrentes sobre un mismo curso para impedir el sobrecupo.</w:t>
+      </w:r>
+    </w:p>
+    <w:p>
+      <w:pPr>
+        <w:pStyle w:val="Prrafodelista"/>
+        <w:numPr>
+          <w:ilvl w:val="0"/>
+          <w:numId w:val="6"/>
+        </w:numPr>
+        <w:spacing w:after="60"/>
+      </w:pPr>
+      <w:r>
+        <w:t>Habilitar la carga de material académico con validación de firma de archivo, análisis antimalware y almacenamiento en MinIO.</w:t>
+      </w:r>
+    </w:p>
+    <w:p>
+      <w:pPr>
+        <w:pStyle w:val="Prrafodelista"/>
+        <w:numPr>
+          <w:ilvl w:val="0"/>
+          <w:numId w:val="6"/>
+        </w:numPr>
+        <w:spacing w:after="60"/>
+      </w:pPr>
+      <w:r>
+        <w:t>Gestionar encargos, fechas de entrega y entregas de estudiantes desde el servicio de tareas.</w:t>
+      </w:r>
+    </w:p>
+    <w:p>
+      <w:pPr>
+        <w:pStyle w:val="Prrafodelista"/>
+        <w:numPr>
+          <w:ilvl w:val="0"/>
+          <w:numId w:val="6"/>
+        </w:numPr>
+        <w:spacing w:after="60"/>
+      </w:pPr>
+      <w:r>
+        <w:t>Construir las pantallas móviles de cursos, materiales, encargos y entrega de tareas.</w:t>
       </w:r>
     </w:p>
     <w:p>
       <w:pPr>
         <w:pStyle w:val="Ttulo4"/>
-        <w:rPr>
-          <w:noProof/>
-        </w:rPr>
-      </w:pPr>
-      <w:r>
-        <w:rPr>
-          <w:noProof/>
-        </w:rPr>
-        <w:t>Gestion de trabajo</w:t>
+      </w:pPr>
+      <w:r>
+        <w:t>Gestión de trabajo y flujo Scrumban</w:t>
+      </w:r>
+    </w:p>
+    <w:p>
+      <w:r>
+        <w:t>El WIP se mantuvo en dos tareas. La inscripción se atendió primero porque condicionaba los cupos y la asignación de material; después se integró el almacenamiento, luego los encargos y finalmente las pantallas móviles. La columna Testing concentró la verificación de archivos válidos y corruptos, y la comprobación de que dos solicitudes simultáneas no excedieran la capacidad del curso.</w:t>
+      </w:r>
+    </w:p>
+    <w:p>
+      <w:pPr>
+        <w:pBdr>
+          <w:top w:val="dashed" w:sz="6" w:space="6" w:color="A6A6A6"/>
+          <w:left w:val="dashed" w:sz="6" w:space="6" w:color="A6A6A6"/>
+          <w:bottom w:val="dashed" w:sz="6" w:space="6" w:color="A6A6A6"/>
+          <w:right w:val="dashed" w:sz="6" w:space="6" w:color="A6A6A6"/>
+        </w:pBdr>
+        <w:shd w:val="clear" w:color="auto" w:fill="F2F2F2"/>
+        <w:spacing w:before="160" w:after="160"/>
+        <w:ind w:left="340" w:right="340"/>
+        <w:jc w:val="center"/>
+      </w:pPr>
+      <w:r>
+        <w:rPr>
+          <w:i/>
+          <w:color w:val="595959"/>
+          <w:sz w:val="19"/>
+        </w:rPr>
+        <w:t>[Insertar captura del tablero Kanban/Scrum de la Iteración 3: inscripción, material, encargos y pantallas móviles en sus columnas]</w:t>
+      </w:r>
+    </w:p>
+    <w:p>
+      <w:pPr>
+        <w:pStyle w:val="Descripcin"/>
+        <w:keepNext/>
+        <w:jc w:val="center"/>
+      </w:pPr>
+      <w:r>
+        <w:t>Figura 3.3.1. Tablero Kanban de la Iteración 3.</w:t>
       </w:r>
     </w:p>
     <w:p>
       <w:pPr>
         <w:pStyle w:val="Ttulo4"/>
-        <w:rPr>
-          <w:noProof/>
-        </w:rPr>
-      </w:pPr>
-      <w:r>
-        <w:rPr>
-          <w:noProof/>
-        </w:rPr>
-        <w:t>Análisis</w:t>
-      </w:r>
-      <w:r>
-        <w:rPr>
-          <w:noProof/>
-        </w:rPr>
-        <w:t xml:space="preserve"> de metricas de rendimiento</w:t>
-      </w:r>
+      </w:pPr>
+      <w:r>
+        <w:t>Historias de usuario atendidas</w:t>
+      </w:r>
+    </w:p>
+    <w:p>
+      <w:r>
+        <w:t>La programación de evaluaciones formales se adelantó desde el bloque de evaluaciones para no dejar el calendario de encargos sin soporte. Las historias de materiales y entregas se cerraron con las pantallas móviles correspondientes.</w:t>
+      </w:r>
+    </w:p>
+    <w:p>
+      <w:pPr>
+        <w:pStyle w:val="Descripcin"/>
+        <w:keepNext/>
+        <w:jc w:val="center"/>
+      </w:pPr>
+      <w:r>
+        <w:lastRenderedPageBreak/>
+        <w:t>Tabla 3.3.1. Historias de usuario trabajadas en la iteración.</w:t>
+      </w:r>
+    </w:p>
+    <w:tbl>
+      <w:tblPr>
+        <w:tblStyle w:val="Tablaconcuadrcula"/>
+        <w:tblW w:w="0" w:type="auto"/>
+        <w:jc w:val="center"/>
+        <w:tblLayout w:type="fixed"/>
+        <w:tblLook w:val="04A0" w:firstRow="1" w:lastRow="0" w:firstColumn="1" w:lastColumn="0" w:noHBand="0" w:noVBand="1"/>
+      </w:tblPr>
+      <w:tblGrid>
+        <w:gridCol w:w="964"/>
+        <w:gridCol w:w="1247"/>
+        <w:gridCol w:w="1077"/>
+        <w:gridCol w:w="5216"/>
+        <w:gridCol w:w="1247"/>
+      </w:tblGrid>
+      <w:tr>
+        <w:trPr>
+          <w:tblHeader/>
+          <w:jc w:val="center"/>
+        </w:trPr>
+        <w:tc>
+          <w:tcPr>
+            <w:tcW w:w="964" w:type="dxa"/>
+            <w:shd w:val="clear" w:color="auto" w:fill="D9E2F3"/>
+            <w:tcMar>
+              <w:top w:w="40" w:type="dxa"/>
+              <w:left w:w="70" w:type="dxa"/>
+              <w:bottom w:w="40" w:type="dxa"/>
+              <w:right w:w="70" w:type="dxa"/>
+            </w:tcMar>
+            <w:vAlign w:val="center"/>
+          </w:tcPr>
+          <w:p>
+            <w:pPr>
+              <w:spacing w:after="0"/>
+              <w:jc w:val="center"/>
+            </w:pPr>
+            <w:r>
+              <w:rPr>
+                <w:b/>
+                <w:sz w:val="18"/>
+              </w:rPr>
+              <w:t>ID</w:t>
+            </w:r>
+          </w:p>
+        </w:tc>
+        <w:tc>
+          <w:tcPr>
+            <w:tcW w:w="1247" w:type="dxa"/>
+            <w:shd w:val="clear" w:color="auto" w:fill="D9E2F3"/>
+            <w:tcMar>
+              <w:top w:w="40" w:type="dxa"/>
+              <w:left w:w="70" w:type="dxa"/>
+              <w:bottom w:w="40" w:type="dxa"/>
+              <w:right w:w="70" w:type="dxa"/>
+            </w:tcMar>
+            <w:vAlign w:val="center"/>
+          </w:tcPr>
+          <w:p>
+            <w:pPr>
+              <w:spacing w:after="0"/>
+              <w:jc w:val="center"/>
+            </w:pPr>
+            <w:r>
+              <w:rPr>
+                <w:b/>
+                <w:sz w:val="18"/>
+              </w:rPr>
+              <w:t>Rol</w:t>
+            </w:r>
+          </w:p>
+        </w:tc>
+        <w:tc>
+          <w:tcPr>
+            <w:tcW w:w="1077" w:type="dxa"/>
+            <w:shd w:val="clear" w:color="auto" w:fill="D9E2F3"/>
+            <w:tcMar>
+              <w:top w:w="40" w:type="dxa"/>
+              <w:left w:w="70" w:type="dxa"/>
+              <w:bottom w:w="40" w:type="dxa"/>
+              <w:right w:w="70" w:type="dxa"/>
+            </w:tcMar>
+            <w:vAlign w:val="center"/>
+          </w:tcPr>
+          <w:p>
+            <w:pPr>
+              <w:spacing w:after="0"/>
+              <w:jc w:val="center"/>
+            </w:pPr>
+            <w:r>
+              <w:rPr>
+                <w:b/>
+                <w:sz w:val="18"/>
+              </w:rPr>
+              <w:t>Prioridad</w:t>
+            </w:r>
+          </w:p>
+        </w:tc>
+        <w:tc>
+          <w:tcPr>
+            <w:tcW w:w="5216" w:type="dxa"/>
+            <w:shd w:val="clear" w:color="auto" w:fill="D9E2F3"/>
+            <w:tcMar>
+              <w:top w:w="40" w:type="dxa"/>
+              <w:left w:w="70" w:type="dxa"/>
+              <w:bottom w:w="40" w:type="dxa"/>
+              <w:right w:w="70" w:type="dxa"/>
+            </w:tcMar>
+            <w:vAlign w:val="center"/>
+          </w:tcPr>
+          <w:p>
+            <w:pPr>
+              <w:spacing w:after="0"/>
+              <w:jc w:val="center"/>
+            </w:pPr>
+            <w:r>
+              <w:rPr>
+                <w:b/>
+                <w:sz w:val="18"/>
+              </w:rPr>
+              <w:t>Tarea asociada</w:t>
+            </w:r>
+          </w:p>
+        </w:tc>
+        <w:tc>
+          <w:tcPr>
+            <w:tcW w:w="1247" w:type="dxa"/>
+            <w:shd w:val="clear" w:color="auto" w:fill="D9E2F3"/>
+            <w:tcMar>
+              <w:top w:w="40" w:type="dxa"/>
+              <w:left w:w="70" w:type="dxa"/>
+              <w:bottom w:w="40" w:type="dxa"/>
+              <w:right w:w="70" w:type="dxa"/>
+            </w:tcMar>
+            <w:vAlign w:val="center"/>
+          </w:tcPr>
+          <w:p>
+            <w:pPr>
+              <w:spacing w:after="0"/>
+              <w:jc w:val="center"/>
+            </w:pPr>
+            <w:r>
+              <w:rPr>
+                <w:b/>
+                <w:sz w:val="18"/>
+              </w:rPr>
+              <w:t>Plataforma</w:t>
+            </w:r>
+          </w:p>
+        </w:tc>
+      </w:tr>
+      <w:tr>
+        <w:trPr>
+          <w:jc w:val="center"/>
+        </w:trPr>
+        <w:tc>
+          <w:tcPr>
+            <w:tcW w:w="964" w:type="dxa"/>
+            <w:tcMar>
+              <w:top w:w="40" w:type="dxa"/>
+              <w:left w:w="70" w:type="dxa"/>
+              <w:bottom w:w="40" w:type="dxa"/>
+              <w:right w:w="70" w:type="dxa"/>
+            </w:tcMar>
+            <w:vAlign w:val="center"/>
+          </w:tcPr>
+          <w:p>
+            <w:pPr>
+              <w:spacing w:after="0"/>
+              <w:jc w:val="center"/>
+            </w:pPr>
+            <w:r>
+              <w:rPr>
+                <w:sz w:val="18"/>
+              </w:rPr>
+              <w:t>HU-12</w:t>
+            </w:r>
+          </w:p>
+        </w:tc>
+        <w:tc>
+          <w:tcPr>
+            <w:tcW w:w="1247" w:type="dxa"/>
+            <w:tcMar>
+              <w:top w:w="40" w:type="dxa"/>
+              <w:left w:w="70" w:type="dxa"/>
+              <w:bottom w:w="40" w:type="dxa"/>
+              <w:right w:w="70" w:type="dxa"/>
+            </w:tcMar>
+            <w:vAlign w:val="center"/>
+          </w:tcPr>
+          <w:p>
+            <w:pPr>
+              <w:spacing w:after="0"/>
+              <w:jc w:val="left"/>
+            </w:pPr>
+            <w:r>
+              <w:rPr>
+                <w:sz w:val="18"/>
+              </w:rPr>
+              <w:t>Docente</w:t>
+            </w:r>
+          </w:p>
+        </w:tc>
+        <w:tc>
+          <w:tcPr>
+            <w:tcW w:w="1077" w:type="dxa"/>
+            <w:tcMar>
+              <w:top w:w="40" w:type="dxa"/>
+              <w:left w:w="70" w:type="dxa"/>
+              <w:bottom w:w="40" w:type="dxa"/>
+              <w:right w:w="70" w:type="dxa"/>
+            </w:tcMar>
+            <w:vAlign w:val="center"/>
+          </w:tcPr>
+          <w:p>
+            <w:pPr>
+              <w:spacing w:after="0"/>
+              <w:jc w:val="center"/>
+            </w:pPr>
+            <w:r>
+              <w:rPr>
+                <w:sz w:val="18"/>
+              </w:rPr>
+              <w:t>Media</w:t>
+            </w:r>
+          </w:p>
+        </w:tc>
+        <w:tc>
+          <w:tcPr>
+            <w:tcW w:w="5216" w:type="dxa"/>
+            <w:tcMar>
+              <w:top w:w="40" w:type="dxa"/>
+              <w:left w:w="70" w:type="dxa"/>
+              <w:bottom w:w="40" w:type="dxa"/>
+              <w:right w:w="70" w:type="dxa"/>
+            </w:tcMar>
+            <w:vAlign w:val="center"/>
+          </w:tcPr>
+          <w:p>
+            <w:pPr>
+              <w:spacing w:after="0"/>
+              <w:jc w:val="left"/>
+            </w:pPr>
+            <w:r>
+              <w:rPr>
+                <w:sz w:val="18"/>
+              </w:rPr>
+              <w:t>Carga de material con validación de formato, análisis antimalware y almacenamiento en MinIO.</w:t>
+            </w:r>
+          </w:p>
+        </w:tc>
+        <w:tc>
+          <w:tcPr>
+            <w:tcW w:w="1247" w:type="dxa"/>
+            <w:tcMar>
+              <w:top w:w="40" w:type="dxa"/>
+              <w:left w:w="70" w:type="dxa"/>
+              <w:bottom w:w="40" w:type="dxa"/>
+              <w:right w:w="70" w:type="dxa"/>
+            </w:tcMar>
+            <w:vAlign w:val="center"/>
+          </w:tcPr>
+          <w:p>
+            <w:pPr>
+              <w:spacing w:after="0"/>
+              <w:jc w:val="center"/>
+            </w:pPr>
+            <w:r>
+              <w:rPr>
+                <w:sz w:val="18"/>
+              </w:rPr>
+              <w:t>Web</w:t>
+            </w:r>
+          </w:p>
+        </w:tc>
+      </w:tr>
+      <w:tr>
+        <w:trPr>
+          <w:jc w:val="center"/>
+        </w:trPr>
+        <w:tc>
+          <w:tcPr>
+            <w:tcW w:w="964" w:type="dxa"/>
+            <w:tcMar>
+              <w:top w:w="40" w:type="dxa"/>
+              <w:left w:w="70" w:type="dxa"/>
+              <w:bottom w:w="40" w:type="dxa"/>
+              <w:right w:w="70" w:type="dxa"/>
+            </w:tcMar>
+            <w:vAlign w:val="center"/>
+          </w:tcPr>
+          <w:p>
+            <w:pPr>
+              <w:spacing w:after="0"/>
+              <w:jc w:val="center"/>
+            </w:pPr>
+            <w:r>
+              <w:rPr>
+                <w:sz w:val="18"/>
+              </w:rPr>
+              <w:t>HU-13</w:t>
+            </w:r>
+          </w:p>
+        </w:tc>
+        <w:tc>
+          <w:tcPr>
+            <w:tcW w:w="1247" w:type="dxa"/>
+            <w:tcMar>
+              <w:top w:w="40" w:type="dxa"/>
+              <w:left w:w="70" w:type="dxa"/>
+              <w:bottom w:w="40" w:type="dxa"/>
+              <w:right w:w="70" w:type="dxa"/>
+            </w:tcMar>
+            <w:vAlign w:val="center"/>
+          </w:tcPr>
+          <w:p>
+            <w:pPr>
+              <w:spacing w:after="0"/>
+              <w:jc w:val="left"/>
+            </w:pPr>
+            <w:r>
+              <w:rPr>
+                <w:sz w:val="18"/>
+              </w:rPr>
+              <w:t>Docente</w:t>
+            </w:r>
+          </w:p>
+        </w:tc>
+        <w:tc>
+          <w:tcPr>
+            <w:tcW w:w="1077" w:type="dxa"/>
+            <w:tcMar>
+              <w:top w:w="40" w:type="dxa"/>
+              <w:left w:w="70" w:type="dxa"/>
+              <w:bottom w:w="40" w:type="dxa"/>
+              <w:right w:w="70" w:type="dxa"/>
+            </w:tcMar>
+            <w:vAlign w:val="center"/>
+          </w:tcPr>
+          <w:p>
+            <w:pPr>
+              <w:spacing w:after="0"/>
+              <w:jc w:val="center"/>
+            </w:pPr>
+            <w:r>
+              <w:rPr>
+                <w:sz w:val="18"/>
+              </w:rPr>
+              <w:t>Media</w:t>
+            </w:r>
+          </w:p>
+        </w:tc>
+        <w:tc>
+          <w:tcPr>
+            <w:tcW w:w="5216" w:type="dxa"/>
+            <w:tcMar>
+              <w:top w:w="40" w:type="dxa"/>
+              <w:left w:w="70" w:type="dxa"/>
+              <w:bottom w:w="40" w:type="dxa"/>
+              <w:right w:w="70" w:type="dxa"/>
+            </w:tcMar>
+            <w:vAlign w:val="center"/>
+          </w:tcPr>
+          <w:p>
+            <w:pPr>
+              <w:spacing w:after="0"/>
+              <w:jc w:val="left"/>
+            </w:pPr>
+            <w:r>
+              <w:rPr>
+                <w:sz w:val="18"/>
+              </w:rPr>
+              <w:t>Creación y gestión de encargos y evaluaciones por materia y curso.</w:t>
+            </w:r>
+          </w:p>
+        </w:tc>
+        <w:tc>
+          <w:tcPr>
+            <w:tcW w:w="1247" w:type="dxa"/>
+            <w:tcMar>
+              <w:top w:w="40" w:type="dxa"/>
+              <w:left w:w="70" w:type="dxa"/>
+              <w:bottom w:w="40" w:type="dxa"/>
+              <w:right w:w="70" w:type="dxa"/>
+            </w:tcMar>
+            <w:vAlign w:val="center"/>
+          </w:tcPr>
+          <w:p>
+            <w:pPr>
+              <w:spacing w:after="0"/>
+              <w:jc w:val="center"/>
+            </w:pPr>
+            <w:r>
+              <w:rPr>
+                <w:sz w:val="18"/>
+              </w:rPr>
+              <w:t>Web</w:t>
+            </w:r>
+          </w:p>
+        </w:tc>
+      </w:tr>
+      <w:tr>
+        <w:trPr>
+          <w:jc w:val="center"/>
+        </w:trPr>
+        <w:tc>
+          <w:tcPr>
+            <w:tcW w:w="964" w:type="dxa"/>
+            <w:tcMar>
+              <w:top w:w="40" w:type="dxa"/>
+              <w:left w:w="70" w:type="dxa"/>
+              <w:bottom w:w="40" w:type="dxa"/>
+              <w:right w:w="70" w:type="dxa"/>
+            </w:tcMar>
+            <w:vAlign w:val="center"/>
+          </w:tcPr>
+          <w:p>
+            <w:pPr>
+              <w:spacing w:after="0"/>
+              <w:jc w:val="center"/>
+            </w:pPr>
+            <w:r>
+              <w:rPr>
+                <w:sz w:val="18"/>
+              </w:rPr>
+              <w:t>HU-17</w:t>
+            </w:r>
+          </w:p>
+        </w:tc>
+        <w:tc>
+          <w:tcPr>
+            <w:tcW w:w="1247" w:type="dxa"/>
+            <w:tcMar>
+              <w:top w:w="40" w:type="dxa"/>
+              <w:left w:w="70" w:type="dxa"/>
+              <w:bottom w:w="40" w:type="dxa"/>
+              <w:right w:w="70" w:type="dxa"/>
+            </w:tcMar>
+            <w:vAlign w:val="center"/>
+          </w:tcPr>
+          <w:p>
+            <w:pPr>
+              <w:spacing w:after="0"/>
+              <w:jc w:val="left"/>
+            </w:pPr>
+            <w:r>
+              <w:rPr>
+                <w:sz w:val="18"/>
+              </w:rPr>
+              <w:t>Docente</w:t>
+            </w:r>
+          </w:p>
+        </w:tc>
+        <w:tc>
+          <w:tcPr>
+            <w:tcW w:w="1077" w:type="dxa"/>
+            <w:tcMar>
+              <w:top w:w="40" w:type="dxa"/>
+              <w:left w:w="70" w:type="dxa"/>
+              <w:bottom w:w="40" w:type="dxa"/>
+              <w:right w:w="70" w:type="dxa"/>
+            </w:tcMar>
+            <w:vAlign w:val="center"/>
+          </w:tcPr>
+          <w:p>
+            <w:pPr>
+              <w:spacing w:after="0"/>
+              <w:jc w:val="center"/>
+            </w:pPr>
+            <w:r>
+              <w:rPr>
+                <w:sz w:val="18"/>
+              </w:rPr>
+              <w:t>Media</w:t>
+            </w:r>
+          </w:p>
+        </w:tc>
+        <w:tc>
+          <w:tcPr>
+            <w:tcW w:w="5216" w:type="dxa"/>
+            <w:tcMar>
+              <w:top w:w="40" w:type="dxa"/>
+              <w:left w:w="70" w:type="dxa"/>
+              <w:bottom w:w="40" w:type="dxa"/>
+              <w:right w:w="70" w:type="dxa"/>
+            </w:tcMar>
+            <w:vAlign w:val="center"/>
+          </w:tcPr>
+          <w:p>
+            <w:pPr>
+              <w:spacing w:after="0"/>
+              <w:jc w:val="left"/>
+            </w:pPr>
+            <w:r>
+              <w:rPr>
+                <w:sz w:val="18"/>
+              </w:rPr>
+              <w:t>Programación de evaluaciones formales con fecha y criterios de entrega.</w:t>
+            </w:r>
+          </w:p>
+        </w:tc>
+        <w:tc>
+          <w:tcPr>
+            <w:tcW w:w="1247" w:type="dxa"/>
+            <w:tcMar>
+              <w:top w:w="40" w:type="dxa"/>
+              <w:left w:w="70" w:type="dxa"/>
+              <w:bottom w:w="40" w:type="dxa"/>
+              <w:right w:w="70" w:type="dxa"/>
+            </w:tcMar>
+            <w:vAlign w:val="center"/>
+          </w:tcPr>
+          <w:p>
+            <w:pPr>
+              <w:spacing w:after="0"/>
+              <w:jc w:val="center"/>
+            </w:pPr>
+            <w:r>
+              <w:rPr>
+                <w:sz w:val="18"/>
+              </w:rPr>
+              <w:t>Web</w:t>
+            </w:r>
+          </w:p>
+        </w:tc>
+      </w:tr>
+      <w:tr>
+        <w:trPr>
+          <w:jc w:val="center"/>
+        </w:trPr>
+        <w:tc>
+          <w:tcPr>
+            <w:tcW w:w="964" w:type="dxa"/>
+            <w:tcMar>
+              <w:top w:w="40" w:type="dxa"/>
+              <w:left w:w="70" w:type="dxa"/>
+              <w:bottom w:w="40" w:type="dxa"/>
+              <w:right w:w="70" w:type="dxa"/>
+            </w:tcMar>
+            <w:vAlign w:val="center"/>
+          </w:tcPr>
+          <w:p>
+            <w:pPr>
+              <w:spacing w:after="0"/>
+              <w:jc w:val="center"/>
+            </w:pPr>
+            <w:r>
+              <w:rPr>
+                <w:sz w:val="18"/>
+              </w:rPr>
+              <w:t>HU-19</w:t>
+            </w:r>
+          </w:p>
+        </w:tc>
+        <w:tc>
+          <w:tcPr>
+            <w:tcW w:w="1247" w:type="dxa"/>
+            <w:tcMar>
+              <w:top w:w="40" w:type="dxa"/>
+              <w:left w:w="70" w:type="dxa"/>
+              <w:bottom w:w="40" w:type="dxa"/>
+              <w:right w:w="70" w:type="dxa"/>
+            </w:tcMar>
+            <w:vAlign w:val="center"/>
+          </w:tcPr>
+          <w:p>
+            <w:pPr>
+              <w:spacing w:after="0"/>
+              <w:jc w:val="left"/>
+            </w:pPr>
+            <w:r>
+              <w:rPr>
+                <w:sz w:val="18"/>
+              </w:rPr>
+              <w:t>Estudiante</w:t>
+            </w:r>
+          </w:p>
+        </w:tc>
+        <w:tc>
+          <w:tcPr>
+            <w:tcW w:w="1077" w:type="dxa"/>
+            <w:tcMar>
+              <w:top w:w="40" w:type="dxa"/>
+              <w:left w:w="70" w:type="dxa"/>
+              <w:bottom w:w="40" w:type="dxa"/>
+              <w:right w:w="70" w:type="dxa"/>
+            </w:tcMar>
+            <w:vAlign w:val="center"/>
+          </w:tcPr>
+          <w:p>
+            <w:pPr>
+              <w:spacing w:after="0"/>
+              <w:jc w:val="center"/>
+            </w:pPr>
+            <w:r>
+              <w:rPr>
+                <w:sz w:val="18"/>
+              </w:rPr>
+              <w:t>Alta</w:t>
+            </w:r>
+          </w:p>
+        </w:tc>
+        <w:tc>
+          <w:tcPr>
+            <w:tcW w:w="5216" w:type="dxa"/>
+            <w:tcMar>
+              <w:top w:w="40" w:type="dxa"/>
+              <w:left w:w="70" w:type="dxa"/>
+              <w:bottom w:w="40" w:type="dxa"/>
+              <w:right w:w="70" w:type="dxa"/>
+            </w:tcMar>
+            <w:vAlign w:val="center"/>
+          </w:tcPr>
+          <w:p>
+            <w:pPr>
+              <w:spacing w:after="0"/>
+              <w:jc w:val="left"/>
+            </w:pPr>
+            <w:r>
+              <w:rPr>
+                <w:sz w:val="18"/>
+              </w:rPr>
+              <w:t>Consulta móvil de cursos y materias inscritas.</w:t>
+            </w:r>
+          </w:p>
+        </w:tc>
+        <w:tc>
+          <w:tcPr>
+            <w:tcW w:w="1247" w:type="dxa"/>
+            <w:tcMar>
+              <w:top w:w="40" w:type="dxa"/>
+              <w:left w:w="70" w:type="dxa"/>
+              <w:bottom w:w="40" w:type="dxa"/>
+              <w:right w:w="70" w:type="dxa"/>
+            </w:tcMar>
+            <w:vAlign w:val="center"/>
+          </w:tcPr>
+          <w:p>
+            <w:pPr>
+              <w:spacing w:after="0"/>
+              <w:jc w:val="center"/>
+            </w:pPr>
+            <w:r>
+              <w:rPr>
+                <w:sz w:val="18"/>
+              </w:rPr>
+              <w:t>Móvil</w:t>
+            </w:r>
+          </w:p>
+        </w:tc>
+      </w:tr>
+      <w:tr>
+        <w:trPr>
+          <w:jc w:val="center"/>
+        </w:trPr>
+        <w:tc>
+          <w:tcPr>
+            <w:tcW w:w="964" w:type="dxa"/>
+            <w:tcMar>
+              <w:top w:w="40" w:type="dxa"/>
+              <w:left w:w="70" w:type="dxa"/>
+              <w:bottom w:w="40" w:type="dxa"/>
+              <w:right w:w="70" w:type="dxa"/>
+            </w:tcMar>
+            <w:vAlign w:val="center"/>
+          </w:tcPr>
+          <w:p>
+            <w:pPr>
+              <w:spacing w:after="0"/>
+              <w:jc w:val="center"/>
+            </w:pPr>
+            <w:r>
+              <w:rPr>
+                <w:sz w:val="18"/>
+              </w:rPr>
+              <w:t>HU-20</w:t>
+            </w:r>
+          </w:p>
+        </w:tc>
+        <w:tc>
+          <w:tcPr>
+            <w:tcW w:w="1247" w:type="dxa"/>
+            <w:tcMar>
+              <w:top w:w="40" w:type="dxa"/>
+              <w:left w:w="70" w:type="dxa"/>
+              <w:bottom w:w="40" w:type="dxa"/>
+              <w:right w:w="70" w:type="dxa"/>
+            </w:tcMar>
+            <w:vAlign w:val="center"/>
+          </w:tcPr>
+          <w:p>
+            <w:pPr>
+              <w:spacing w:after="0"/>
+              <w:jc w:val="left"/>
+            </w:pPr>
+            <w:r>
+              <w:rPr>
+                <w:sz w:val="18"/>
+              </w:rPr>
+              <w:t>Estudiante</w:t>
+            </w:r>
+          </w:p>
+        </w:tc>
+        <w:tc>
+          <w:tcPr>
+            <w:tcW w:w="1077" w:type="dxa"/>
+            <w:tcMar>
+              <w:top w:w="40" w:type="dxa"/>
+              <w:left w:w="70" w:type="dxa"/>
+              <w:bottom w:w="40" w:type="dxa"/>
+              <w:right w:w="70" w:type="dxa"/>
+            </w:tcMar>
+            <w:vAlign w:val="center"/>
+          </w:tcPr>
+          <w:p>
+            <w:pPr>
+              <w:spacing w:after="0"/>
+              <w:jc w:val="center"/>
+            </w:pPr>
+            <w:r>
+              <w:rPr>
+                <w:sz w:val="18"/>
+              </w:rPr>
+              <w:t>Alta</w:t>
+            </w:r>
+          </w:p>
+        </w:tc>
+        <w:tc>
+          <w:tcPr>
+            <w:tcW w:w="5216" w:type="dxa"/>
+            <w:tcMar>
+              <w:top w:w="40" w:type="dxa"/>
+              <w:left w:w="70" w:type="dxa"/>
+              <w:bottom w:w="40" w:type="dxa"/>
+              <w:right w:w="70" w:type="dxa"/>
+            </w:tcMar>
+            <w:vAlign w:val="center"/>
+          </w:tcPr>
+          <w:p>
+            <w:pPr>
+              <w:spacing w:after="0"/>
+              <w:jc w:val="left"/>
+            </w:pPr>
+            <w:r>
+              <w:rPr>
+                <w:sz w:val="18"/>
+              </w:rPr>
+              <w:t>Acceso a materiales de estudio desde la aplicación.</w:t>
+            </w:r>
+          </w:p>
+        </w:tc>
+        <w:tc>
+          <w:tcPr>
+            <w:tcW w:w="1247" w:type="dxa"/>
+            <w:tcMar>
+              <w:top w:w="40" w:type="dxa"/>
+              <w:left w:w="70" w:type="dxa"/>
+              <w:bottom w:w="40" w:type="dxa"/>
+              <w:right w:w="70" w:type="dxa"/>
+            </w:tcMar>
+            <w:vAlign w:val="center"/>
+          </w:tcPr>
+          <w:p>
+            <w:pPr>
+              <w:spacing w:after="0"/>
+              <w:jc w:val="center"/>
+            </w:pPr>
+            <w:r>
+              <w:rPr>
+                <w:sz w:val="18"/>
+              </w:rPr>
+              <w:t>Móvil</w:t>
+            </w:r>
+          </w:p>
+        </w:tc>
+      </w:tr>
+      <w:tr>
+        <w:trPr>
+          <w:jc w:val="center"/>
+        </w:trPr>
+        <w:tc>
+          <w:tcPr>
+            <w:tcW w:w="964" w:type="dxa"/>
+            <w:tcMar>
+              <w:top w:w="40" w:type="dxa"/>
+              <w:left w:w="70" w:type="dxa"/>
+              <w:bottom w:w="40" w:type="dxa"/>
+              <w:right w:w="70" w:type="dxa"/>
+            </w:tcMar>
+            <w:vAlign w:val="center"/>
+          </w:tcPr>
+          <w:p>
+            <w:pPr>
+              <w:spacing w:after="0"/>
+              <w:jc w:val="center"/>
+            </w:pPr>
+            <w:r>
+              <w:rPr>
+                <w:sz w:val="18"/>
+              </w:rPr>
+              <w:t>HU-21</w:t>
+            </w:r>
+          </w:p>
+        </w:tc>
+        <w:tc>
+          <w:tcPr>
+            <w:tcW w:w="1247" w:type="dxa"/>
+            <w:tcMar>
+              <w:top w:w="40" w:type="dxa"/>
+              <w:left w:w="70" w:type="dxa"/>
+              <w:bottom w:w="40" w:type="dxa"/>
+              <w:right w:w="70" w:type="dxa"/>
+            </w:tcMar>
+            <w:vAlign w:val="center"/>
+          </w:tcPr>
+          <w:p>
+            <w:pPr>
+              <w:spacing w:after="0"/>
+              <w:jc w:val="left"/>
+            </w:pPr>
+            <w:r>
+              <w:rPr>
+                <w:sz w:val="18"/>
+              </w:rPr>
+              <w:t>Estudiante</w:t>
+            </w:r>
+          </w:p>
+        </w:tc>
+        <w:tc>
+          <w:tcPr>
+            <w:tcW w:w="1077" w:type="dxa"/>
+            <w:tcMar>
+              <w:top w:w="40" w:type="dxa"/>
+              <w:left w:w="70" w:type="dxa"/>
+              <w:bottom w:w="40" w:type="dxa"/>
+              <w:right w:w="70" w:type="dxa"/>
+            </w:tcMar>
+            <w:vAlign w:val="center"/>
+          </w:tcPr>
+          <w:p>
+            <w:pPr>
+              <w:spacing w:after="0"/>
+              <w:jc w:val="center"/>
+            </w:pPr>
+            <w:r>
+              <w:rPr>
+                <w:sz w:val="18"/>
+              </w:rPr>
+              <w:t>Alta</w:t>
+            </w:r>
+          </w:p>
+        </w:tc>
+        <w:tc>
+          <w:tcPr>
+            <w:tcW w:w="5216" w:type="dxa"/>
+            <w:tcMar>
+              <w:top w:w="40" w:type="dxa"/>
+              <w:left w:w="70" w:type="dxa"/>
+              <w:bottom w:w="40" w:type="dxa"/>
+              <w:right w:w="70" w:type="dxa"/>
+            </w:tcMar>
+            <w:vAlign w:val="center"/>
+          </w:tcPr>
+          <w:p>
+            <w:pPr>
+              <w:spacing w:after="0"/>
+              <w:jc w:val="left"/>
+            </w:pPr>
+            <w:r>
+              <w:rPr>
+                <w:sz w:val="18"/>
+              </w:rPr>
+              <w:t>Listado de encargos y tareas pendientes con fecha límite.</w:t>
+            </w:r>
+          </w:p>
+        </w:tc>
+        <w:tc>
+          <w:tcPr>
+            <w:tcW w:w="1247" w:type="dxa"/>
+            <w:tcMar>
+              <w:top w:w="40" w:type="dxa"/>
+              <w:left w:w="70" w:type="dxa"/>
+              <w:bottom w:w="40" w:type="dxa"/>
+              <w:right w:w="70" w:type="dxa"/>
+            </w:tcMar>
+            <w:vAlign w:val="center"/>
+          </w:tcPr>
+          <w:p>
+            <w:pPr>
+              <w:spacing w:after="0"/>
+              <w:jc w:val="center"/>
+            </w:pPr>
+            <w:r>
+              <w:rPr>
+                <w:sz w:val="18"/>
+              </w:rPr>
+              <w:t>Móvil</w:t>
+            </w:r>
+          </w:p>
+        </w:tc>
+      </w:tr>
+      <w:tr>
+        <w:trPr>
+          <w:jc w:val="center"/>
+        </w:trPr>
+        <w:tc>
+          <w:tcPr>
+            <w:tcW w:w="964" w:type="dxa"/>
+            <w:tcMar>
+              <w:top w:w="40" w:type="dxa"/>
+              <w:left w:w="70" w:type="dxa"/>
+              <w:bottom w:w="40" w:type="dxa"/>
+              <w:right w:w="70" w:type="dxa"/>
+            </w:tcMar>
+            <w:vAlign w:val="center"/>
+          </w:tcPr>
+          <w:p>
+            <w:pPr>
+              <w:spacing w:after="0"/>
+              <w:jc w:val="center"/>
+            </w:pPr>
+            <w:r>
+              <w:rPr>
+                <w:sz w:val="18"/>
+              </w:rPr>
+              <w:t>HU-22</w:t>
+            </w:r>
+          </w:p>
+        </w:tc>
+        <w:tc>
+          <w:tcPr>
+            <w:tcW w:w="1247" w:type="dxa"/>
+            <w:tcMar>
+              <w:top w:w="40" w:type="dxa"/>
+              <w:left w:w="70" w:type="dxa"/>
+              <w:bottom w:w="40" w:type="dxa"/>
+              <w:right w:w="70" w:type="dxa"/>
+            </w:tcMar>
+            <w:vAlign w:val="center"/>
+          </w:tcPr>
+          <w:p>
+            <w:pPr>
+              <w:spacing w:after="0"/>
+              <w:jc w:val="left"/>
+            </w:pPr>
+            <w:r>
+              <w:rPr>
+                <w:sz w:val="18"/>
+              </w:rPr>
+              <w:t>Estudiante</w:t>
+            </w:r>
+          </w:p>
+        </w:tc>
+        <w:tc>
+          <w:tcPr>
+            <w:tcW w:w="1077" w:type="dxa"/>
+            <w:tcMar>
+              <w:top w:w="40" w:type="dxa"/>
+              <w:left w:w="70" w:type="dxa"/>
+              <w:bottom w:w="40" w:type="dxa"/>
+              <w:right w:w="70" w:type="dxa"/>
+            </w:tcMar>
+            <w:vAlign w:val="center"/>
+          </w:tcPr>
+          <w:p>
+            <w:pPr>
+              <w:spacing w:after="0"/>
+              <w:jc w:val="center"/>
+            </w:pPr>
+            <w:r>
+              <w:rPr>
+                <w:sz w:val="18"/>
+              </w:rPr>
+              <w:t>Alta</w:t>
+            </w:r>
+          </w:p>
+        </w:tc>
+        <w:tc>
+          <w:tcPr>
+            <w:tcW w:w="5216" w:type="dxa"/>
+            <w:tcMar>
+              <w:top w:w="40" w:type="dxa"/>
+              <w:left w:w="70" w:type="dxa"/>
+              <w:bottom w:w="40" w:type="dxa"/>
+              <w:right w:w="70" w:type="dxa"/>
+            </w:tcMar>
+            <w:vAlign w:val="center"/>
+          </w:tcPr>
+          <w:p>
+            <w:pPr>
+              <w:spacing w:after="0"/>
+              <w:jc w:val="left"/>
+            </w:pPr>
+            <w:r>
+              <w:rPr>
+                <w:sz w:val="18"/>
+              </w:rPr>
+              <w:t>Entrega de tareas y trabajos desde la aplicación.</w:t>
+            </w:r>
+          </w:p>
+        </w:tc>
+        <w:tc>
+          <w:tcPr>
+            <w:tcW w:w="1247" w:type="dxa"/>
+            <w:tcMar>
+              <w:top w:w="40" w:type="dxa"/>
+              <w:left w:w="70" w:type="dxa"/>
+              <w:bottom w:w="40" w:type="dxa"/>
+              <w:right w:w="70" w:type="dxa"/>
+            </w:tcMar>
+            <w:vAlign w:val="center"/>
+          </w:tcPr>
+          <w:p>
+            <w:pPr>
+              <w:spacing w:after="0"/>
+              <w:jc w:val="center"/>
+            </w:pPr>
+            <w:r>
+              <w:rPr>
+                <w:sz w:val="18"/>
+              </w:rPr>
+              <w:t>Móvil</w:t>
+            </w:r>
+          </w:p>
+        </w:tc>
+      </w:tr>
+    </w:tbl>
+    <w:p>
+      <w:pPr>
+        <w:spacing w:after="40"/>
+      </w:pPr>
     </w:p>
     <w:p>
       <w:pPr>
         <w:pStyle w:val="Ttulo4"/>
-        <w:rPr>
-          <w:noProof/>
-        </w:rPr>
-      </w:pPr>
-      <w:r>
-        <w:rPr>
-          <w:noProof/>
-        </w:rPr>
-        <w:t>Evaluacion de resultados</w:t>
+      </w:pPr>
+      <w:r>
+        <w:t>Artefactos de ingeniería</w:t>
+      </w:r>
+    </w:p>
+    <w:p>
+      <w:r>
+        <w:t>El diagrama de clases cubre la cadena solicitud–inscripción–curso y la cadena material–encargo–entrega. El diagrama de secuencia de la inscripción refleja los bloqueos FOR UPDATE sobre estudiante, período y curso; el de estados documenta el paso de una solicitud pendiente a inscripción activa, retirada o finalizada.</w:t>
+      </w:r>
+    </w:p>
+    <w:p>
+      <w:pPr>
+        <w:pBdr>
+          <w:top w:val="dashed" w:sz="6" w:space="6" w:color="A6A6A6"/>
+          <w:left w:val="dashed" w:sz="6" w:space="6" w:color="A6A6A6"/>
+          <w:bottom w:val="dashed" w:sz="6" w:space="6" w:color="A6A6A6"/>
+          <w:right w:val="dashed" w:sz="6" w:space="6" w:color="A6A6A6"/>
+        </w:pBdr>
+        <w:shd w:val="clear" w:color="auto" w:fill="F2F2F2"/>
+        <w:spacing w:before="160" w:after="160"/>
+        <w:ind w:left="340" w:right="340"/>
+        <w:jc w:val="center"/>
+      </w:pPr>
+      <w:r>
+        <w:rPr>
+          <w:i/>
+          <w:color w:val="595959"/>
+          <w:sz w:val="19"/>
+        </w:rPr>
+        <w:t>[Insertar diagrama UML de clases de SolicitudInscripción, Inscripción, CursoPeríodo, Estudiante, MateriaMaterial, Encargo y Entrega]</w:t>
+      </w:r>
+    </w:p>
+    <w:p>
+      <w:pPr>
+        <w:pStyle w:val="Descripcin"/>
+        <w:keepNext/>
+        <w:jc w:val="center"/>
+      </w:pPr>
+      <w:r>
+        <w:t>Figura 3.3.2. Diagrama UML de clases de inscripción y material académico.</w:t>
+      </w:r>
+    </w:p>
+    <w:p>
+      <w:pPr>
+        <w:pBdr>
+          <w:top w:val="dashed" w:sz="6" w:space="6" w:color="A6A6A6"/>
+          <w:left w:val="dashed" w:sz="6" w:space="6" w:color="A6A6A6"/>
+          <w:bottom w:val="dashed" w:sz="6" w:space="6" w:color="A6A6A6"/>
+          <w:right w:val="dashed" w:sz="6" w:space="6" w:color="A6A6A6"/>
+        </w:pBdr>
+        <w:shd w:val="clear" w:color="auto" w:fill="F2F2F2"/>
+        <w:spacing w:before="160" w:after="160"/>
+        <w:ind w:left="340" w:right="340"/>
+        <w:jc w:val="center"/>
+      </w:pPr>
+      <w:r>
+        <w:rPr>
+          <w:i/>
+          <w:color w:val="595959"/>
+          <w:sz w:val="19"/>
+        </w:rPr>
+        <w:t>[Insertar diagrama UML de secuencia de la inscripción con bloqueo de fila y verificación de capacidad]</w:t>
+      </w:r>
+    </w:p>
+    <w:p>
+      <w:pPr>
+        <w:pStyle w:val="Descripcin"/>
+        <w:keepNext/>
+        <w:jc w:val="center"/>
+      </w:pPr>
+      <w:r>
+        <w:lastRenderedPageBreak/>
+        <w:t>Figura 3.3.3. Diagrama UML de secuencia de la inscripción.</w:t>
+      </w:r>
+    </w:p>
+    <w:p>
+      <w:pPr>
+        <w:pBdr>
+          <w:top w:val="dashed" w:sz="6" w:space="6" w:color="A6A6A6"/>
+          <w:left w:val="dashed" w:sz="6" w:space="6" w:color="A6A6A6"/>
+          <w:bottom w:val="dashed" w:sz="6" w:space="6" w:color="A6A6A6"/>
+          <w:right w:val="dashed" w:sz="6" w:space="6" w:color="A6A6A6"/>
+        </w:pBdr>
+        <w:shd w:val="clear" w:color="auto" w:fill="F2F2F2"/>
+        <w:spacing w:before="160" w:after="160"/>
+        <w:ind w:left="340" w:right="340"/>
+        <w:jc w:val="center"/>
+      </w:pPr>
+      <w:r>
+        <w:rPr>
+          <w:i/>
+          <w:color w:val="595959"/>
+          <w:sz w:val="19"/>
+        </w:rPr>
+        <w:t>[Insertar diagrama UML de estados de la inscripción: solicitada, habilitada, activa, retirada y finalizada]</w:t>
+      </w:r>
+    </w:p>
+    <w:p>
+      <w:pPr>
+        <w:pStyle w:val="Descripcin"/>
+        <w:keepNext/>
+        <w:jc w:val="center"/>
+      </w:pPr>
+      <w:r>
+        <w:t>Figura 3.3.4. Diagrama UML de estados de la inscripción.</w:t>
+      </w:r>
+    </w:p>
+    <w:p>
+      <w:pPr>
+        <w:pBdr>
+          <w:top w:val="dashed" w:sz="6" w:space="6" w:color="A6A6A6"/>
+          <w:left w:val="dashed" w:sz="6" w:space="6" w:color="A6A6A6"/>
+          <w:bottom w:val="dashed" w:sz="6" w:space="6" w:color="A6A6A6"/>
+          <w:right w:val="dashed" w:sz="6" w:space="6" w:color="A6A6A6"/>
+        </w:pBdr>
+        <w:shd w:val="clear" w:color="auto" w:fill="F2F2F2"/>
+        <w:spacing w:before="160" w:after="160"/>
+        <w:ind w:left="340" w:right="340"/>
+        <w:jc w:val="center"/>
+      </w:pPr>
+      <w:r>
+        <w:rPr>
+          <w:i/>
+          <w:color w:val="595959"/>
+          <w:sz w:val="19"/>
+        </w:rPr>
+        <w:t>[Insertar diagrama UML de componentes de la aplicación Expo, el gateway, los servicios de inscripción y tareas, PostgreSQL, MinIO y ClamAV]</w:t>
+      </w:r>
+    </w:p>
+    <w:p>
+      <w:pPr>
+        <w:pStyle w:val="Descripcin"/>
+        <w:keepNext/>
+        <w:jc w:val="center"/>
+      </w:pPr>
+      <w:r>
+        <w:t>Figura 3.3.5. Diagrama UML de componentes del flujo de material.</w:t>
       </w:r>
     </w:p>
     <w:p>
@@ -39811,7 +44286,589 @@
         <w:pStyle w:val="Ttulo4"/>
       </w:pPr>
       <w:r>
-        <w:t xml:space="preserve">Retrospectiva </w:t>
+        <w:t>Fragmentos de código relevantes</w:t>
+      </w:r>
+    </w:p>
+    <w:p>
+      <w:r>
+        <w:t>La inscripción no confía en el conteo previo. Dentro de la transacción bloquea al estudiante, el período y el curso, y solo entonces cuenta las inscripciones activas. El bloqueo impide que dos solicitudes simultáneas lean el mismo cupo disponible y lo consuman dos veces.</w:t>
+      </w:r>
+    </w:p>
+    <w:p>
+      <w:pPr>
+        <w:keepNext/>
+        <w:spacing w:before="160" w:after="40"/>
+      </w:pPr>
+      <w:r>
+        <w:rPr>
+          <w:b/>
+          <w:sz w:val="19"/>
+        </w:rPr>
+        <w:t>Componente: Backend Deno/Oak — Servicio de Inscripción</w:t>
+      </w:r>
+      <w:r>
+        <w:rPr>
+          <w:sz w:val="19"/>
+        </w:rPr>
+        <w:t xml:space="preserve"> (`ServiceEnrollment/services/inscripcion.service.ts`).</w:t>
+      </w:r>
+    </w:p>
+    <w:p>
+      <w:pPr>
+        <w:keepLines/>
+        <w:pBdr>
+          <w:top w:val="single" w:sz="6" w:space="6" w:color="BFBFBF"/>
+          <w:left w:val="single" w:sz="6" w:space="6" w:color="BFBFBF"/>
+          <w:bottom w:val="single" w:sz="6" w:space="6" w:color="BFBFBF"/>
+          <w:right w:val="single" w:sz="6" w:space="6" w:color="BFBFBF"/>
+        </w:pBdr>
+        <w:shd w:val="clear" w:color="auto" w:fill="F5F5F5"/>
+        <w:spacing w:before="40" w:after="200" w:line="240" w:lineRule="auto"/>
+        <w:ind w:left="142" w:right="85"/>
+        <w:rPr>
+          <w:lang w:val="en-US"/>
+        </w:rPr>
+      </w:pPr>
+      <w:r>
+        <w:rPr>
+          <w:rFonts w:ascii="Consolas" w:eastAsia="Consolas" w:hAnsi="Consolas"/>
+          <w:sz w:val="16"/>
+          <w:lang w:val="en-US"/>
+        </w:rPr>
+        <w:t>newId = await sTransaction(async (tx) =&gt; {</w:t>
+      </w:r>
+      <w:r>
+        <w:rPr>
+          <w:rFonts w:ascii="Consolas" w:eastAsia="Consolas" w:hAnsi="Consolas"/>
+          <w:sz w:val="16"/>
+          <w:lang w:val="en-US"/>
+        </w:rPr>
+        <w:br/>
+        <w:t xml:space="preserve">  await tx.queryObject(</w:t>
+      </w:r>
+      <w:r>
+        <w:rPr>
+          <w:rFonts w:ascii="Consolas" w:eastAsia="Consolas" w:hAnsi="Consolas"/>
+          <w:sz w:val="16"/>
+          <w:lang w:val="en-US"/>
+        </w:rPr>
+        <w:br/>
+        <w:t xml:space="preserve">    `SELECT id FROM estudiantes WHERE id = $1 FOR UPDATE`, [estudianteId]);</w:t>
+      </w:r>
+      <w:r>
+        <w:rPr>
+          <w:rFonts w:ascii="Consolas" w:eastAsia="Consolas" w:hAnsi="Consolas"/>
+          <w:sz w:val="16"/>
+          <w:lang w:val="en-US"/>
+        </w:rPr>
+        <w:br/>
+        <w:t xml:space="preserve"> </w:t>
+      </w:r>
+      <w:r>
+        <w:rPr>
+          <w:rFonts w:ascii="Consolas" w:eastAsia="Consolas" w:hAnsi="Consolas"/>
+          <w:sz w:val="16"/>
+          <w:lang w:val="en-US"/>
+        </w:rPr>
+        <w:br/>
+        <w:t xml:space="preserve">  const curso = await tx.queryObject&lt;{ capacidad_maxima: number }&gt;(</w:t>
+      </w:r>
+      <w:r>
+        <w:rPr>
+          <w:rFonts w:ascii="Consolas" w:eastAsia="Consolas" w:hAnsi="Consolas"/>
+          <w:sz w:val="16"/>
+          <w:lang w:val="en-US"/>
+        </w:rPr>
+        <w:br/>
+        <w:t xml:space="preserve">    `SELECT capacidad_maxima FROM cursos_periodo</w:t>
+      </w:r>
+      <w:r>
+        <w:rPr>
+          <w:rFonts w:ascii="Consolas" w:eastAsia="Consolas" w:hAnsi="Consolas"/>
+          <w:sz w:val="16"/>
+          <w:lang w:val="en-US"/>
+        </w:rPr>
+        <w:br/>
+        <w:t xml:space="preserve">     WHERE id = $1 AND estado = 'activo' FOR UPDATE`, [cpInput]);</w:t>
+      </w:r>
+      <w:r>
+        <w:rPr>
+          <w:rFonts w:ascii="Consolas" w:eastAsia="Consolas" w:hAnsi="Consolas"/>
+          <w:sz w:val="16"/>
+          <w:lang w:val="en-US"/>
+        </w:rPr>
+        <w:br/>
+        <w:t xml:space="preserve"> </w:t>
+      </w:r>
+      <w:r>
+        <w:rPr>
+          <w:rFonts w:ascii="Consolas" w:eastAsia="Consolas" w:hAnsi="Consolas"/>
+          <w:sz w:val="16"/>
+          <w:lang w:val="en-US"/>
+        </w:rPr>
+        <w:br/>
+        <w:t xml:space="preserve">  const count = await tx.queryObject&lt;{ count: string }&gt;(</w:t>
+      </w:r>
+      <w:r>
+        <w:rPr>
+          <w:rFonts w:ascii="Consolas" w:eastAsia="Consolas" w:hAnsi="Consolas"/>
+          <w:sz w:val="16"/>
+          <w:lang w:val="en-US"/>
+        </w:rPr>
+        <w:br/>
+        <w:t xml:space="preserve">    `SELECT COUNT(*) AS count FROM inscripciones</w:t>
+      </w:r>
+      <w:r>
+        <w:rPr>
+          <w:rFonts w:ascii="Consolas" w:eastAsia="Consolas" w:hAnsi="Consolas"/>
+          <w:sz w:val="16"/>
+          <w:lang w:val="en-US"/>
+        </w:rPr>
+        <w:br/>
+        <w:t xml:space="preserve">     WHERE curso_periodo_id = $1 AND estado = 'activo'`, [cpInput]);</w:t>
+      </w:r>
+      <w:r>
+        <w:rPr>
+          <w:rFonts w:ascii="Consolas" w:eastAsia="Consolas" w:hAnsi="Consolas"/>
+          <w:sz w:val="16"/>
+          <w:lang w:val="en-US"/>
+        </w:rPr>
+        <w:br/>
+        <w:t xml:space="preserve"> </w:t>
+      </w:r>
+      <w:r>
+        <w:rPr>
+          <w:rFonts w:ascii="Consolas" w:eastAsia="Consolas" w:hAnsi="Consolas"/>
+          <w:sz w:val="16"/>
+          <w:lang w:val="en-US"/>
+        </w:rPr>
+        <w:br/>
+        <w:t xml:space="preserve">  const inscritos = Number(count.rows[0]?.count ?? 0);</w:t>
+      </w:r>
+      <w:r>
+        <w:rPr>
+          <w:rFonts w:ascii="Consolas" w:eastAsia="Consolas" w:hAnsi="Consolas"/>
+          <w:sz w:val="16"/>
+          <w:lang w:val="en-US"/>
+        </w:rPr>
+        <w:br/>
+        <w:t xml:space="preserve">  const capacidad = Number(curso.rows[0].capacidad_maxima);</w:t>
+      </w:r>
+      <w:r>
+        <w:rPr>
+          <w:rFonts w:ascii="Consolas" w:eastAsia="Consolas" w:hAnsi="Consolas"/>
+          <w:sz w:val="16"/>
+          <w:lang w:val="en-US"/>
+        </w:rPr>
+        <w:br/>
+        <w:t xml:space="preserve">  if (inscritos &gt;= capacidad) {</w:t>
+      </w:r>
+      <w:r>
+        <w:rPr>
+          <w:rFonts w:ascii="Consolas" w:eastAsia="Consolas" w:hAnsi="Consolas"/>
+          <w:sz w:val="16"/>
+          <w:lang w:val="en-US"/>
+        </w:rPr>
+        <w:br/>
+        <w:t xml:space="preserve">    throw new HttpError(400, `Capacidad máxima alcanzada (${capacidad})`);</w:t>
+      </w:r>
+      <w:r>
+        <w:rPr>
+          <w:rFonts w:ascii="Consolas" w:eastAsia="Consolas" w:hAnsi="Consolas"/>
+          <w:sz w:val="16"/>
+          <w:lang w:val="en-US"/>
+        </w:rPr>
+        <w:br/>
+        <w:t xml:space="preserve">  }</w:t>
+      </w:r>
+      <w:r>
+        <w:rPr>
+          <w:rFonts w:ascii="Consolas" w:eastAsia="Consolas" w:hAnsi="Consolas"/>
+          <w:sz w:val="16"/>
+          <w:lang w:val="en-US"/>
+        </w:rPr>
+        <w:br/>
+        <w:t xml:space="preserve"> </w:t>
+      </w:r>
+      <w:r>
+        <w:rPr>
+          <w:rFonts w:ascii="Consolas" w:eastAsia="Consolas" w:hAnsi="Consolas"/>
+          <w:sz w:val="16"/>
+          <w:lang w:val="en-US"/>
+        </w:rPr>
+        <w:br/>
+        <w:t xml:space="preserve">  const res = await tx.queryObject&lt;{ id: bigint }&gt;(</w:t>
+      </w:r>
+      <w:r>
+        <w:rPr>
+          <w:rFonts w:ascii="Consolas" w:eastAsia="Consolas" w:hAnsi="Consolas"/>
+          <w:sz w:val="16"/>
+          <w:lang w:val="en-US"/>
+        </w:rPr>
+        <w:br/>
+        <w:t xml:space="preserve">    `INSERT INTO inscripciones (estudiante_id, curso_periodo_id, periodo_id, origen)</w:t>
+      </w:r>
+      <w:r>
+        <w:rPr>
+          <w:rFonts w:ascii="Consolas" w:eastAsia="Consolas" w:hAnsi="Consolas"/>
+          <w:sz w:val="16"/>
+          <w:lang w:val="en-US"/>
+        </w:rPr>
+        <w:br/>
+        <w:t xml:space="preserve">     VALUES ($1, $2, $3, $4) RETURNING id`,</w:t>
+      </w:r>
+      <w:r>
+        <w:rPr>
+          <w:rFonts w:ascii="Consolas" w:eastAsia="Consolas" w:hAnsi="Consolas"/>
+          <w:sz w:val="16"/>
+          <w:lang w:val="en-US"/>
+        </w:rPr>
+        <w:br/>
+        <w:t xml:space="preserve">    [estudianteId, cpInput, cursoPeriodo.periodo_id, origen]);</w:t>
+      </w:r>
+      <w:r>
+        <w:rPr>
+          <w:rFonts w:ascii="Consolas" w:eastAsia="Consolas" w:hAnsi="Consolas"/>
+          <w:sz w:val="16"/>
+          <w:lang w:val="en-US"/>
+        </w:rPr>
+        <w:br/>
+        <w:t xml:space="preserve">  return toId(res.rows[0].id);</w:t>
+      </w:r>
+      <w:r>
+        <w:rPr>
+          <w:rFonts w:ascii="Consolas" w:eastAsia="Consolas" w:hAnsi="Consolas"/>
+          <w:sz w:val="16"/>
+          <w:lang w:val="en-US"/>
+        </w:rPr>
+        <w:br/>
+        <w:t>});</w:t>
+      </w:r>
+    </w:p>
+    <w:p>
+      <w:r>
+        <w:t>La carga de material aplica tres controles antes de escribir en MinIO: límite de tamaño, coincidencia entre extensión y firma binaria, y análisis con ClamAV. El bucket se crea en la primera operación y la URL pública se construye a partir de la clave del objeto.</w:t>
+      </w:r>
+    </w:p>
+    <w:p>
+      <w:pPr>
+        <w:keepNext/>
+        <w:spacing w:before="160" w:after="40"/>
+        <w:rPr>
+          <w:lang w:val="en-US"/>
+        </w:rPr>
+      </w:pPr>
+      <w:r>
+        <w:rPr>
+          <w:b/>
+          <w:sz w:val="19"/>
+          <w:lang w:val="en-US"/>
+        </w:rPr>
+        <w:lastRenderedPageBreak/>
+        <w:t>Componente: Backend Deno/Oak — almacenamiento de materiales</w:t>
+      </w:r>
+      <w:r>
+        <w:rPr>
+          <w:sz w:val="19"/>
+          <w:lang w:val="en-US"/>
+        </w:rPr>
+        <w:t xml:space="preserve"> (`ServiceHomework/connects/Storage/minio.ts`).</w:t>
+      </w:r>
+    </w:p>
+    <w:p>
+      <w:pPr>
+        <w:keepLines/>
+        <w:pBdr>
+          <w:top w:val="single" w:sz="6" w:space="6" w:color="BFBFBF"/>
+          <w:left w:val="single" w:sz="6" w:space="6" w:color="BFBFBF"/>
+          <w:bottom w:val="single" w:sz="6" w:space="6" w:color="BFBFBF"/>
+          <w:right w:val="single" w:sz="6" w:space="6" w:color="BFBFBF"/>
+        </w:pBdr>
+        <w:shd w:val="clear" w:color="auto" w:fill="F5F5F5"/>
+        <w:spacing w:before="40" w:after="200" w:line="240" w:lineRule="auto"/>
+        <w:ind w:left="142" w:right="85"/>
+        <w:rPr>
+          <w:lang w:val="en-US"/>
+        </w:rPr>
+      </w:pPr>
+      <w:r>
+        <w:rPr>
+          <w:rFonts w:ascii="Consolas" w:eastAsia="Consolas" w:hAnsi="Consolas"/>
+          <w:sz w:val="16"/>
+          <w:lang w:val="en-US"/>
+        </w:rPr>
+        <w:t>validateMaterialFile(fileName, data.byteLength);</w:t>
+      </w:r>
+      <w:r>
+        <w:rPr>
+          <w:rFonts w:ascii="Consolas" w:eastAsia="Consolas" w:hAnsi="Consolas"/>
+          <w:sz w:val="16"/>
+          <w:lang w:val="en-US"/>
+        </w:rPr>
+        <w:br/>
+        <w:t>const ext = fileName.split(".").pop()?.toLowerCase() ?? "";</w:t>
+      </w:r>
+      <w:r>
+        <w:rPr>
+          <w:rFonts w:ascii="Consolas" w:eastAsia="Consolas" w:hAnsi="Consolas"/>
+          <w:sz w:val="16"/>
+          <w:lang w:val="en-US"/>
+        </w:rPr>
+        <w:br/>
+        <w:t>const isPdf = ext === "pdf" &amp;&amp; new TextDecoder()</w:t>
+      </w:r>
+      <w:r>
+        <w:rPr>
+          <w:rFonts w:ascii="Consolas" w:eastAsia="Consolas" w:hAnsi="Consolas"/>
+          <w:sz w:val="16"/>
+          <w:lang w:val="en-US"/>
+        </w:rPr>
+        <w:br/>
+        <w:t xml:space="preserve">  .decode(data.subarray(0, 5)) === "%PDF-";</w:t>
+      </w:r>
+      <w:r>
+        <w:rPr>
+          <w:rFonts w:ascii="Consolas" w:eastAsia="Consolas" w:hAnsi="Consolas"/>
+          <w:sz w:val="16"/>
+          <w:lang w:val="en-US"/>
+        </w:rPr>
+        <w:br/>
+        <w:t>const isOfficeZip = (ext === "docx" || ext === "xlsx")</w:t>
+      </w:r>
+      <w:r>
+        <w:rPr>
+          <w:rFonts w:ascii="Consolas" w:eastAsia="Consolas" w:hAnsi="Consolas"/>
+          <w:sz w:val="16"/>
+          <w:lang w:val="en-US"/>
+        </w:rPr>
+        <w:br/>
+        <w:t xml:space="preserve">  &amp;&amp; data[0] === 0x50 &amp;&amp; data[1] === 0x4b;</w:t>
+      </w:r>
+      <w:r>
+        <w:rPr>
+          <w:rFonts w:ascii="Consolas" w:eastAsia="Consolas" w:hAnsi="Consolas"/>
+          <w:sz w:val="16"/>
+          <w:lang w:val="en-US"/>
+        </w:rPr>
+        <w:br/>
+        <w:t>if (!isPdf &amp;&amp; !isOfficeZip) {</w:t>
+      </w:r>
+      <w:r>
+        <w:rPr>
+          <w:rFonts w:ascii="Consolas" w:eastAsia="Consolas" w:hAnsi="Consolas"/>
+          <w:sz w:val="16"/>
+          <w:lang w:val="en-US"/>
+        </w:rPr>
+        <w:br/>
+        <w:t xml:space="preserve">  throw new HttpError(400, "El contenido no coincide con el formato declarado");</w:t>
+      </w:r>
+      <w:r>
+        <w:rPr>
+          <w:rFonts w:ascii="Consolas" w:eastAsia="Consolas" w:hAnsi="Consolas"/>
+          <w:sz w:val="16"/>
+          <w:lang w:val="en-US"/>
+        </w:rPr>
+        <w:br/>
+        <w:t>}</w:t>
+      </w:r>
+      <w:r>
+        <w:rPr>
+          <w:rFonts w:ascii="Consolas" w:eastAsia="Consolas" w:hAnsi="Consolas"/>
+          <w:sz w:val="16"/>
+          <w:lang w:val="en-US"/>
+        </w:rPr>
+        <w:br/>
+        <w:t xml:space="preserve"> </w:t>
+      </w:r>
+      <w:r>
+        <w:rPr>
+          <w:rFonts w:ascii="Consolas" w:eastAsia="Consolas" w:hAnsi="Consolas"/>
+          <w:sz w:val="16"/>
+          <w:lang w:val="en-US"/>
+        </w:rPr>
+        <w:br/>
+        <w:t>await scanUpload(data);   // análisis antimalware</w:t>
+      </w:r>
+      <w:r>
+        <w:rPr>
+          <w:rFonts w:ascii="Consolas" w:eastAsia="Consolas" w:hAnsi="Consolas"/>
+          <w:sz w:val="16"/>
+          <w:lang w:val="en-US"/>
+        </w:rPr>
+        <w:br/>
+        <w:t>await ensureBucket();     // creación perezosa del bucket</w:t>
+      </w:r>
+      <w:r>
+        <w:rPr>
+          <w:rFonts w:ascii="Consolas" w:eastAsia="Consolas" w:hAnsi="Consolas"/>
+          <w:sz w:val="16"/>
+          <w:lang w:val="en-US"/>
+        </w:rPr>
+        <w:br/>
+        <w:t>await minioClient.putObject(BUCKET, key, Buffer.from(data), data.byteLength, {</w:t>
+      </w:r>
+      <w:r>
+        <w:rPr>
+          <w:rFonts w:ascii="Consolas" w:eastAsia="Consolas" w:hAnsi="Consolas"/>
+          <w:sz w:val="16"/>
+          <w:lang w:val="en-US"/>
+        </w:rPr>
+        <w:br/>
+        <w:t xml:space="preserve">  "Content-Type": mime,</w:t>
+      </w:r>
+      <w:r>
+        <w:rPr>
+          <w:rFonts w:ascii="Consolas" w:eastAsia="Consolas" w:hAnsi="Consolas"/>
+          <w:sz w:val="16"/>
+          <w:lang w:val="en-US"/>
+        </w:rPr>
+        <w:br/>
+        <w:t>});</w:t>
+      </w:r>
+    </w:p>
+    <w:p>
+      <w:pPr>
+        <w:pStyle w:val="Ttulo4"/>
+      </w:pPr>
+      <w:r>
+        <w:t>Evidencias de interfaz y funcionamiento</w:t>
+      </w:r>
+    </w:p>
+    <w:p>
+      <w:r>
+        <w:t>Las capturas deben cubrir la inscripción de un estudiante con cupo disponible, el rechazo por capacidad completa, la carga de un material válido y el listado móvil de encargos. La evidencia de error es tan relevante como la del caso exitoso porque demuestra que las validaciones se ejecutan en el servidor y no solo en el cliente.</w:t>
+      </w:r>
+    </w:p>
+    <w:p>
+      <w:pPr>
+        <w:pBdr>
+          <w:top w:val="dashed" w:sz="6" w:space="6" w:color="A6A6A6"/>
+          <w:left w:val="dashed" w:sz="6" w:space="6" w:color="A6A6A6"/>
+          <w:bottom w:val="dashed" w:sz="6" w:space="6" w:color="A6A6A6"/>
+          <w:right w:val="dashed" w:sz="6" w:space="6" w:color="A6A6A6"/>
+        </w:pBdr>
+        <w:shd w:val="clear" w:color="auto" w:fill="F2F2F2"/>
+        <w:spacing w:before="160" w:after="160"/>
+        <w:ind w:left="340" w:right="340"/>
+        <w:jc w:val="center"/>
+      </w:pPr>
+      <w:r>
+        <w:rPr>
+          <w:i/>
+          <w:color w:val="595959"/>
+          <w:sz w:val="19"/>
+        </w:rPr>
+        <w:t>[Insertar captura de la pantalla de inscripción y del mensaje de rechazo por capacidad completa]</w:t>
+      </w:r>
+    </w:p>
+    <w:p>
+      <w:pPr>
+        <w:pStyle w:val="Descripcin"/>
+        <w:keepNext/>
+        <w:jc w:val="center"/>
+      </w:pPr>
+      <w:r>
+        <w:t>Figura 3.3.6. Evidencia de la inscripción y del control de cupo.</w:t>
+      </w:r>
+    </w:p>
+    <w:p>
+      <w:pPr>
+        <w:pBdr>
+          <w:top w:val="dashed" w:sz="6" w:space="6" w:color="A6A6A6"/>
+          <w:left w:val="dashed" w:sz="6" w:space="6" w:color="A6A6A6"/>
+          <w:bottom w:val="dashed" w:sz="6" w:space="6" w:color="A6A6A6"/>
+          <w:right w:val="dashed" w:sz="6" w:space="6" w:color="A6A6A6"/>
+        </w:pBdr>
+        <w:shd w:val="clear" w:color="auto" w:fill="F2F2F2"/>
+        <w:spacing w:before="160" w:after="160"/>
+        <w:ind w:left="340" w:right="340"/>
+        <w:jc w:val="center"/>
+      </w:pPr>
+      <w:r>
+        <w:rPr>
+          <w:i/>
+          <w:color w:val="595959"/>
+          <w:sz w:val="19"/>
+        </w:rPr>
+        <w:t>[Insertar captura de la carga de material y de las pantallas móviles de cursos, materiales y encargos]</w:t>
+      </w:r>
+    </w:p>
+    <w:p>
+      <w:pPr>
+        <w:pStyle w:val="Descripcin"/>
+        <w:keepNext/>
+        <w:jc w:val="center"/>
+      </w:pPr>
+      <w:r>
+        <w:t>Figura 3.3.7. Evidencia de la gestión de material y de la vista móvil del estudiante.</w:t>
+      </w:r>
+    </w:p>
+    <w:p>
+      <w:pPr>
+        <w:pStyle w:val="Ttulo4"/>
+      </w:pPr>
+      <w:r>
+        <w:t>Análisis de métricas de rendimiento</w:t>
+      </w:r>
+    </w:p>
+    <w:p>
+      <w:r>
+        <w:t>La validación de archivos se probó con PDF, DOCX, XLSX y XLS válidos, y con archivos cuya extensión no coincidía con la firma binaria; estos últimos se rechazaron antes de llegar a MinIO. El límite de carga se fijó en 15 MB. La prueba de sobrecupo se apoyó en el bloqueo FOR UPDATE y en el conteo dentro de la transacción, pero no se ejecutó una prueba de carga con decenas de solicitudes concurrentes. El análisis antimalware añade latencia variable al cargue, dependiente del tamaño del archivo y de la disponibilidad de ClamAV.</w:t>
+      </w:r>
+    </w:p>
+    <w:p>
+      <w:pPr>
+        <w:pStyle w:val="Ttulo4"/>
+      </w:pPr>
+      <w:r>
+        <w:lastRenderedPageBreak/>
+        <w:t>Evaluación de resultados</w:t>
+      </w:r>
+    </w:p>
+    <w:p>
+      <w:r>
+        <w:t>Se aceptaron la inscripción con control de cupo, los estados de la inscripción, la carga de material escaneado, la creación de encargos y la entrega desde la aplicación móvil. Los criterios de aceptación incluyeron el rechazo de archivos con formato falsificado y la imposibilidad de inscribir a un estudiante en un curso sin cupo. Las limitaciones fueron la dependencia de ClamAV para completar una carga, la creación de buckets con lectura pública y la ausencia de reintentos e idempotencia explícita en la entrega de tareas.</w:t>
+      </w:r>
+    </w:p>
+    <w:p>
+      <w:pPr>
+        <w:pStyle w:val="Ttulo4"/>
+      </w:pPr>
+      <w:r>
+        <w:t>Retrospectiva de la iteración</w:t>
+      </w:r>
+    </w:p>
+    <w:p>
+      <w:r>
+        <w:rPr>
+          <w:b/>
+        </w:rPr>
+        <w:t xml:space="preserve">Tiempo de entrega. </w:t>
+      </w:r>
+      <w:r>
+        <w:t>La iteración ocupó dieciséis días, dos más que la ventana prevista. La integración de MinIO y ClamAV consumió el margen: la instalación del antivirus, la verificación de firmas de archivo y las pruebas con documentos reales exigieron más tiempo que la lógica de inscripción. El desvío se compensó parcialmente con el avance de las pantallas móviles.</w:t>
+      </w:r>
+    </w:p>
+    <w:p>
+      <w:r>
+        <w:rPr>
+          <w:b/>
+        </w:rPr>
+        <w:t xml:space="preserve">Complejidad técnica. </w:t>
+      </w:r>
+      <w:r>
+        <w:t>La complejidad se concentró en la consistencia bajo concurrencia y en la validación de archivos. La inscripción necesitó bloqueos de fila para no sobrevender cupo; la carga de material combinó límite de tamaño, firma binaria, análisis antimalware y almacenamiento externo. Además, la disponibilidad de ClamAV se convirtió en una dependencia dura: sin el servicio, la carga se rechaza con 503.</w:t>
+      </w:r>
+    </w:p>
+    <w:p>
+      <w:r>
+        <w:rPr>
+          <w:b/>
+        </w:rPr>
+        <w:t xml:space="preserve">Acciones de mejora. </w:t>
+      </w:r>
+      <w:r>
+        <w:t>Añadir una clave de idempotencia a la inscripción y a la entrega de tareas, separar la carga del análisis antimalware en dos fases, usar buckets privados con URL firmadas y escribir pruebas de integración que levanten MinIO y ClamAV en contenedores. También se debía implementar reintento y progreso de carga en la aplicación móvil.</w:t>
       </w:r>
     </w:p>
     <w:p>
@@ -39835,65 +44892,1575 @@
       </w:r>
     </w:p>
     <w:p>
+      <w:r>
+        <w:t>La cuarta iteración se desarrolló del 17 al 29 de septiembre y cubrió el control económico, el seguimiento del rendimiento, el dashboard institucional y las notificaciones. El alcance incluyó planes de pago, cuotas, registro de pagos, cálculo de deuda, índice de desempeño por estudiante, alertas de riesgo, agregaciones para el panel directivo y el despacho de eventos hacia el servicio de notificaciones. La iteración cerró en trece días, dentro del plazo previsto.</w:t>
+      </w:r>
+    </w:p>
+    <w:p>
       <w:pPr>
         <w:pStyle w:val="Ttulo4"/>
-        <w:rPr>
-          <w:noProof/>
-        </w:rPr>
-      </w:pPr>
-      <w:r>
-        <w:rPr>
-          <w:noProof/>
-        </w:rPr>
-        <w:t xml:space="preserve">Objetivos de la iteración </w:t>
+      </w:pPr>
+      <w:r>
+        <w:lastRenderedPageBreak/>
+        <w:t>Objetivos de la iteración</w:t>
+      </w:r>
+    </w:p>
+    <w:p>
+      <w:pPr>
+        <w:pStyle w:val="Prrafodelista"/>
+        <w:numPr>
+          <w:ilvl w:val="0"/>
+          <w:numId w:val="6"/>
+        </w:numPr>
+        <w:spacing w:after="60"/>
+      </w:pPr>
+      <w:r>
+        <w:t>Administrar planes de pago, cuotas, pagos y deuda por estudiante, con publicación de eventos cuando la morosidad supera el límite.</w:t>
+      </w:r>
+    </w:p>
+    <w:p>
+      <w:pPr>
+        <w:pStyle w:val="Prrafodelista"/>
+        <w:numPr>
+          <w:ilvl w:val="0"/>
+          <w:numId w:val="6"/>
+        </w:numPr>
+        <w:spacing w:after="60"/>
+      </w:pPr>
+      <w:r>
+        <w:t>Calcular un índice de desempeño que combinara promedio de calificaciones y tasa de asistencia, y clasificar el riesgo con umbrales configurables.</w:t>
+      </w:r>
+    </w:p>
+    <w:p>
+      <w:pPr>
+        <w:pStyle w:val="Prrafodelista"/>
+        <w:numPr>
+          <w:ilvl w:val="0"/>
+          <w:numId w:val="6"/>
+        </w:numPr>
+        <w:spacing w:after="60"/>
+      </w:pPr>
+      <w:r>
+        <w:t>Construir las consultas agregadas del dashboard institucional y servirlas desde caché para sostener el tiempo de respuesta.</w:t>
+      </w:r>
+    </w:p>
+    <w:p>
+      <w:pPr>
+        <w:pStyle w:val="Prrafodelista"/>
+        <w:numPr>
+          <w:ilvl w:val="0"/>
+          <w:numId w:val="6"/>
+        </w:numPr>
+        <w:spacing w:after="60"/>
+      </w:pPr>
+      <w:r>
+        <w:t>Centralizar las reglas de notificación y entregar los eventos a los clientes conectados por SignalR.</w:t>
+      </w:r>
+    </w:p>
+    <w:p>
+      <w:pPr>
+        <w:pStyle w:val="Prrafodelista"/>
+        <w:numPr>
+          <w:ilvl w:val="0"/>
+          <w:numId w:val="6"/>
+        </w:numPr>
+        <w:spacing w:after="60"/>
+      </w:pPr>
+      <w:r>
+        <w:t>Habilitar la revisión de entregas y la consulta de calificaciones y estado de cuenta desde la aplicación móvil.</w:t>
       </w:r>
     </w:p>
     <w:p>
       <w:pPr>
         <w:pStyle w:val="Ttulo4"/>
-        <w:rPr>
-          <w:noProof/>
-        </w:rPr>
-      </w:pPr>
-      <w:r>
-        <w:rPr>
-          <w:noProof/>
-        </w:rPr>
-        <w:t>Gestion de trabajo</w:t>
+      </w:pPr>
+      <w:r>
+        <w:t>Gestión de trabajo y flujo Scrumban</w:t>
+      </w:r>
+    </w:p>
+    <w:p>
+      <w:r>
+        <w:t>El WIP se mantuvo en dos tareas. El servicio económico se atendió primero porque alimenta las agregaciones del dashboard; luego se implementó el seguimiento académico, después las consultas del panel, la cadena de notificaciones y finalmente las pantallas de calificaciones y estado de cuenta. La columna Testing acumuló la verificación de eventos y de invalidación de caché, que fue el punto de mayor fricción entre servicios.</w:t>
+      </w:r>
+    </w:p>
+    <w:p>
+      <w:pPr>
+        <w:pBdr>
+          <w:top w:val="dashed" w:sz="6" w:space="6" w:color="A6A6A6"/>
+          <w:left w:val="dashed" w:sz="6" w:space="6" w:color="A6A6A6"/>
+          <w:bottom w:val="dashed" w:sz="6" w:space="6" w:color="A6A6A6"/>
+          <w:right w:val="dashed" w:sz="6" w:space="6" w:color="A6A6A6"/>
+        </w:pBdr>
+        <w:shd w:val="clear" w:color="auto" w:fill="F2F2F2"/>
+        <w:spacing w:before="160" w:after="160"/>
+        <w:ind w:left="340" w:right="340"/>
+        <w:jc w:val="center"/>
+      </w:pPr>
+      <w:r>
+        <w:rPr>
+          <w:i/>
+          <w:color w:val="595959"/>
+          <w:sz w:val="19"/>
+        </w:rPr>
+        <w:t>[Insertar captura del tablero Kanban/Scrum de la Iteración 4: económico, seguimiento, dashboard, notificaciones y calificaciones en sus columnas]</w:t>
+      </w:r>
+    </w:p>
+    <w:p>
+      <w:pPr>
+        <w:pStyle w:val="Descripcin"/>
+        <w:keepNext/>
+        <w:jc w:val="center"/>
+      </w:pPr>
+      <w:r>
+        <w:t>Figura 3.4.1. Tablero Kanban de la Iteración 4.</w:t>
       </w:r>
     </w:p>
     <w:p>
       <w:pPr>
         <w:pStyle w:val="Ttulo4"/>
-        <w:rPr>
-          <w:noProof/>
-        </w:rPr>
-      </w:pPr>
-      <w:r>
-        <w:rPr>
-          <w:noProof/>
-        </w:rPr>
-        <w:t>Análisis</w:t>
-      </w:r>
-      <w:r>
-        <w:rPr>
-          <w:noProof/>
-        </w:rPr>
-        <w:t xml:space="preserve"> de metricas de rendimiento</w:t>
-      </w:r>
+      </w:pPr>
+      <w:r>
+        <w:t>Historias de usuario atendidas</w:t>
+      </w:r>
+    </w:p>
+    <w:p>
+      <w:r>
+        <w:t>Las historias de rendimiento y estado de cuenta dependen del índice de seguimiento y de las agregaciones económicas. La tabla incluye la tarea concreta ejecutada en el tablero, no el módulo completo al que pertenece la historia.</w:t>
+      </w:r>
+    </w:p>
+    <w:p>
+      <w:pPr>
+        <w:pStyle w:val="Descripcin"/>
+        <w:keepNext/>
+        <w:jc w:val="center"/>
+      </w:pPr>
+      <w:r>
+        <w:lastRenderedPageBreak/>
+        <w:t>Tabla 3.4.1. Historias de usuario trabajadas en la iteración.</w:t>
+      </w:r>
+    </w:p>
+    <w:tbl>
+      <w:tblPr>
+        <w:tblStyle w:val="Tablaconcuadrcula"/>
+        <w:tblW w:w="0" w:type="auto"/>
+        <w:jc w:val="center"/>
+        <w:tblLayout w:type="fixed"/>
+        <w:tblLook w:val="04A0" w:firstRow="1" w:lastRow="0" w:firstColumn="1" w:lastColumn="0" w:noHBand="0" w:noVBand="1"/>
+      </w:tblPr>
+      <w:tblGrid>
+        <w:gridCol w:w="964"/>
+        <w:gridCol w:w="1247"/>
+        <w:gridCol w:w="1077"/>
+        <w:gridCol w:w="5216"/>
+        <w:gridCol w:w="1247"/>
+      </w:tblGrid>
+      <w:tr>
+        <w:trPr>
+          <w:tblHeader/>
+          <w:jc w:val="center"/>
+        </w:trPr>
+        <w:tc>
+          <w:tcPr>
+            <w:tcW w:w="964" w:type="dxa"/>
+            <w:shd w:val="clear" w:color="auto" w:fill="D9E2F3"/>
+            <w:tcMar>
+              <w:top w:w="40" w:type="dxa"/>
+              <w:left w:w="70" w:type="dxa"/>
+              <w:bottom w:w="40" w:type="dxa"/>
+              <w:right w:w="70" w:type="dxa"/>
+            </w:tcMar>
+            <w:vAlign w:val="center"/>
+          </w:tcPr>
+          <w:p>
+            <w:pPr>
+              <w:spacing w:after="0"/>
+              <w:jc w:val="center"/>
+            </w:pPr>
+            <w:r>
+              <w:rPr>
+                <w:b/>
+                <w:sz w:val="18"/>
+              </w:rPr>
+              <w:t>ID</w:t>
+            </w:r>
+          </w:p>
+        </w:tc>
+        <w:tc>
+          <w:tcPr>
+            <w:tcW w:w="1247" w:type="dxa"/>
+            <w:shd w:val="clear" w:color="auto" w:fill="D9E2F3"/>
+            <w:tcMar>
+              <w:top w:w="40" w:type="dxa"/>
+              <w:left w:w="70" w:type="dxa"/>
+              <w:bottom w:w="40" w:type="dxa"/>
+              <w:right w:w="70" w:type="dxa"/>
+            </w:tcMar>
+            <w:vAlign w:val="center"/>
+          </w:tcPr>
+          <w:p>
+            <w:pPr>
+              <w:spacing w:after="0"/>
+              <w:jc w:val="center"/>
+            </w:pPr>
+            <w:r>
+              <w:rPr>
+                <w:b/>
+                <w:sz w:val="18"/>
+              </w:rPr>
+              <w:t>Rol</w:t>
+            </w:r>
+          </w:p>
+        </w:tc>
+        <w:tc>
+          <w:tcPr>
+            <w:tcW w:w="1077" w:type="dxa"/>
+            <w:shd w:val="clear" w:color="auto" w:fill="D9E2F3"/>
+            <w:tcMar>
+              <w:top w:w="40" w:type="dxa"/>
+              <w:left w:w="70" w:type="dxa"/>
+              <w:bottom w:w="40" w:type="dxa"/>
+              <w:right w:w="70" w:type="dxa"/>
+            </w:tcMar>
+            <w:vAlign w:val="center"/>
+          </w:tcPr>
+          <w:p>
+            <w:pPr>
+              <w:spacing w:after="0"/>
+              <w:jc w:val="center"/>
+            </w:pPr>
+            <w:r>
+              <w:rPr>
+                <w:b/>
+                <w:sz w:val="18"/>
+              </w:rPr>
+              <w:t>Prioridad</w:t>
+            </w:r>
+          </w:p>
+        </w:tc>
+        <w:tc>
+          <w:tcPr>
+            <w:tcW w:w="5216" w:type="dxa"/>
+            <w:shd w:val="clear" w:color="auto" w:fill="D9E2F3"/>
+            <w:tcMar>
+              <w:top w:w="40" w:type="dxa"/>
+              <w:left w:w="70" w:type="dxa"/>
+              <w:bottom w:w="40" w:type="dxa"/>
+              <w:right w:w="70" w:type="dxa"/>
+            </w:tcMar>
+            <w:vAlign w:val="center"/>
+          </w:tcPr>
+          <w:p>
+            <w:pPr>
+              <w:spacing w:after="0"/>
+              <w:jc w:val="center"/>
+            </w:pPr>
+            <w:r>
+              <w:rPr>
+                <w:b/>
+                <w:sz w:val="18"/>
+              </w:rPr>
+              <w:t>Tarea asociada</w:t>
+            </w:r>
+          </w:p>
+        </w:tc>
+        <w:tc>
+          <w:tcPr>
+            <w:tcW w:w="1247" w:type="dxa"/>
+            <w:shd w:val="clear" w:color="auto" w:fill="D9E2F3"/>
+            <w:tcMar>
+              <w:top w:w="40" w:type="dxa"/>
+              <w:left w:w="70" w:type="dxa"/>
+              <w:bottom w:w="40" w:type="dxa"/>
+              <w:right w:w="70" w:type="dxa"/>
+            </w:tcMar>
+            <w:vAlign w:val="center"/>
+          </w:tcPr>
+          <w:p>
+            <w:pPr>
+              <w:spacing w:after="0"/>
+              <w:jc w:val="center"/>
+            </w:pPr>
+            <w:r>
+              <w:rPr>
+                <w:b/>
+                <w:sz w:val="18"/>
+              </w:rPr>
+              <w:t>Plataforma</w:t>
+            </w:r>
+          </w:p>
+        </w:tc>
+      </w:tr>
+      <w:tr>
+        <w:trPr>
+          <w:jc w:val="center"/>
+        </w:trPr>
+        <w:tc>
+          <w:tcPr>
+            <w:tcW w:w="964" w:type="dxa"/>
+            <w:tcMar>
+              <w:top w:w="40" w:type="dxa"/>
+              <w:left w:w="70" w:type="dxa"/>
+              <w:bottom w:w="40" w:type="dxa"/>
+              <w:right w:w="70" w:type="dxa"/>
+            </w:tcMar>
+            <w:vAlign w:val="center"/>
+          </w:tcPr>
+          <w:p>
+            <w:pPr>
+              <w:spacing w:after="0"/>
+              <w:jc w:val="center"/>
+            </w:pPr>
+            <w:r>
+              <w:rPr>
+                <w:sz w:val="18"/>
+              </w:rPr>
+              <w:t>HU-01</w:t>
+            </w:r>
+          </w:p>
+        </w:tc>
+        <w:tc>
+          <w:tcPr>
+            <w:tcW w:w="1247" w:type="dxa"/>
+            <w:tcMar>
+              <w:top w:w="40" w:type="dxa"/>
+              <w:left w:w="70" w:type="dxa"/>
+              <w:bottom w:w="40" w:type="dxa"/>
+              <w:right w:w="70" w:type="dxa"/>
+            </w:tcMar>
+            <w:vAlign w:val="center"/>
+          </w:tcPr>
+          <w:p>
+            <w:pPr>
+              <w:spacing w:after="0"/>
+              <w:jc w:val="left"/>
+            </w:pPr>
+            <w:r>
+              <w:rPr>
+                <w:sz w:val="18"/>
+              </w:rPr>
+              <w:t>Director</w:t>
+            </w:r>
+          </w:p>
+        </w:tc>
+        <w:tc>
+          <w:tcPr>
+            <w:tcW w:w="1077" w:type="dxa"/>
+            <w:tcMar>
+              <w:top w:w="40" w:type="dxa"/>
+              <w:left w:w="70" w:type="dxa"/>
+              <w:bottom w:w="40" w:type="dxa"/>
+              <w:right w:w="70" w:type="dxa"/>
+            </w:tcMar>
+            <w:vAlign w:val="center"/>
+          </w:tcPr>
+          <w:p>
+            <w:pPr>
+              <w:spacing w:after="0"/>
+              <w:jc w:val="center"/>
+            </w:pPr>
+            <w:r>
+              <w:rPr>
+                <w:sz w:val="18"/>
+              </w:rPr>
+              <w:t>Alta</w:t>
+            </w:r>
+          </w:p>
+        </w:tc>
+        <w:tc>
+          <w:tcPr>
+            <w:tcW w:w="5216" w:type="dxa"/>
+            <w:tcMar>
+              <w:top w:w="40" w:type="dxa"/>
+              <w:left w:w="70" w:type="dxa"/>
+              <w:bottom w:w="40" w:type="dxa"/>
+              <w:right w:w="70" w:type="dxa"/>
+            </w:tcMar>
+            <w:vAlign w:val="center"/>
+          </w:tcPr>
+          <w:p>
+            <w:pPr>
+              <w:spacing w:after="0"/>
+              <w:jc w:val="left"/>
+            </w:pPr>
+            <w:r>
+              <w:rPr>
+                <w:sz w:val="18"/>
+              </w:rPr>
+              <w:t>Dashboard institucional con KPIs de matrícula, asistencia, rendimiento y economía.</w:t>
+            </w:r>
+          </w:p>
+        </w:tc>
+        <w:tc>
+          <w:tcPr>
+            <w:tcW w:w="1247" w:type="dxa"/>
+            <w:tcMar>
+              <w:top w:w="40" w:type="dxa"/>
+              <w:left w:w="70" w:type="dxa"/>
+              <w:bottom w:w="40" w:type="dxa"/>
+              <w:right w:w="70" w:type="dxa"/>
+            </w:tcMar>
+            <w:vAlign w:val="center"/>
+          </w:tcPr>
+          <w:p>
+            <w:pPr>
+              <w:spacing w:after="0"/>
+              <w:jc w:val="center"/>
+            </w:pPr>
+            <w:r>
+              <w:rPr>
+                <w:sz w:val="18"/>
+              </w:rPr>
+              <w:t>Web</w:t>
+            </w:r>
+          </w:p>
+        </w:tc>
+      </w:tr>
+      <w:tr>
+        <w:trPr>
+          <w:jc w:val="center"/>
+        </w:trPr>
+        <w:tc>
+          <w:tcPr>
+            <w:tcW w:w="964" w:type="dxa"/>
+            <w:tcMar>
+              <w:top w:w="40" w:type="dxa"/>
+              <w:left w:w="70" w:type="dxa"/>
+              <w:bottom w:w="40" w:type="dxa"/>
+              <w:right w:w="70" w:type="dxa"/>
+            </w:tcMar>
+            <w:vAlign w:val="center"/>
+          </w:tcPr>
+          <w:p>
+            <w:pPr>
+              <w:spacing w:after="0"/>
+              <w:jc w:val="center"/>
+            </w:pPr>
+            <w:r>
+              <w:rPr>
+                <w:sz w:val="18"/>
+              </w:rPr>
+              <w:t>HU-07</w:t>
+            </w:r>
+          </w:p>
+        </w:tc>
+        <w:tc>
+          <w:tcPr>
+            <w:tcW w:w="1247" w:type="dxa"/>
+            <w:tcMar>
+              <w:top w:w="40" w:type="dxa"/>
+              <w:left w:w="70" w:type="dxa"/>
+              <w:bottom w:w="40" w:type="dxa"/>
+              <w:right w:w="70" w:type="dxa"/>
+            </w:tcMar>
+            <w:vAlign w:val="center"/>
+          </w:tcPr>
+          <w:p>
+            <w:pPr>
+              <w:spacing w:after="0"/>
+              <w:jc w:val="left"/>
+            </w:pPr>
+            <w:r>
+              <w:rPr>
+                <w:sz w:val="18"/>
+              </w:rPr>
+              <w:t>Director</w:t>
+            </w:r>
+          </w:p>
+        </w:tc>
+        <w:tc>
+          <w:tcPr>
+            <w:tcW w:w="1077" w:type="dxa"/>
+            <w:tcMar>
+              <w:top w:w="40" w:type="dxa"/>
+              <w:left w:w="70" w:type="dxa"/>
+              <w:bottom w:w="40" w:type="dxa"/>
+              <w:right w:w="70" w:type="dxa"/>
+            </w:tcMar>
+            <w:vAlign w:val="center"/>
+          </w:tcPr>
+          <w:p>
+            <w:pPr>
+              <w:spacing w:after="0"/>
+              <w:jc w:val="center"/>
+            </w:pPr>
+            <w:r>
+              <w:rPr>
+                <w:sz w:val="18"/>
+              </w:rPr>
+              <w:t>Media</w:t>
+            </w:r>
+          </w:p>
+        </w:tc>
+        <w:tc>
+          <w:tcPr>
+            <w:tcW w:w="5216" w:type="dxa"/>
+            <w:tcMar>
+              <w:top w:w="40" w:type="dxa"/>
+              <w:left w:w="70" w:type="dxa"/>
+              <w:bottom w:w="40" w:type="dxa"/>
+              <w:right w:w="70" w:type="dxa"/>
+            </w:tcMar>
+            <w:vAlign w:val="center"/>
+          </w:tcPr>
+          <w:p>
+            <w:pPr>
+              <w:spacing w:after="0"/>
+              <w:jc w:val="left"/>
+            </w:pPr>
+            <w:r>
+              <w:rPr>
+                <w:sz w:val="18"/>
+              </w:rPr>
+              <w:t>Planes de pago, cuotas y registro de pagos.</w:t>
+            </w:r>
+          </w:p>
+        </w:tc>
+        <w:tc>
+          <w:tcPr>
+            <w:tcW w:w="1247" w:type="dxa"/>
+            <w:tcMar>
+              <w:top w:w="40" w:type="dxa"/>
+              <w:left w:w="70" w:type="dxa"/>
+              <w:bottom w:w="40" w:type="dxa"/>
+              <w:right w:w="70" w:type="dxa"/>
+            </w:tcMar>
+            <w:vAlign w:val="center"/>
+          </w:tcPr>
+          <w:p>
+            <w:pPr>
+              <w:spacing w:after="0"/>
+              <w:jc w:val="center"/>
+            </w:pPr>
+            <w:r>
+              <w:rPr>
+                <w:sz w:val="18"/>
+              </w:rPr>
+              <w:t>Web</w:t>
+            </w:r>
+          </w:p>
+        </w:tc>
+      </w:tr>
+      <w:tr>
+        <w:trPr>
+          <w:jc w:val="center"/>
+        </w:trPr>
+        <w:tc>
+          <w:tcPr>
+            <w:tcW w:w="964" w:type="dxa"/>
+            <w:tcMar>
+              <w:top w:w="40" w:type="dxa"/>
+              <w:left w:w="70" w:type="dxa"/>
+              <w:bottom w:w="40" w:type="dxa"/>
+              <w:right w:w="70" w:type="dxa"/>
+            </w:tcMar>
+            <w:vAlign w:val="center"/>
+          </w:tcPr>
+          <w:p>
+            <w:pPr>
+              <w:spacing w:after="0"/>
+              <w:jc w:val="center"/>
+            </w:pPr>
+            <w:r>
+              <w:rPr>
+                <w:sz w:val="18"/>
+              </w:rPr>
+              <w:t>HU-08</w:t>
+            </w:r>
+          </w:p>
+        </w:tc>
+        <w:tc>
+          <w:tcPr>
+            <w:tcW w:w="1247" w:type="dxa"/>
+            <w:tcMar>
+              <w:top w:w="40" w:type="dxa"/>
+              <w:left w:w="70" w:type="dxa"/>
+              <w:bottom w:w="40" w:type="dxa"/>
+              <w:right w:w="70" w:type="dxa"/>
+            </w:tcMar>
+            <w:vAlign w:val="center"/>
+          </w:tcPr>
+          <w:p>
+            <w:pPr>
+              <w:spacing w:after="0"/>
+              <w:jc w:val="left"/>
+            </w:pPr>
+            <w:r>
+              <w:rPr>
+                <w:sz w:val="18"/>
+              </w:rPr>
+              <w:t>Director</w:t>
+            </w:r>
+          </w:p>
+        </w:tc>
+        <w:tc>
+          <w:tcPr>
+            <w:tcW w:w="1077" w:type="dxa"/>
+            <w:tcMar>
+              <w:top w:w="40" w:type="dxa"/>
+              <w:left w:w="70" w:type="dxa"/>
+              <w:bottom w:w="40" w:type="dxa"/>
+              <w:right w:w="70" w:type="dxa"/>
+            </w:tcMar>
+            <w:vAlign w:val="center"/>
+          </w:tcPr>
+          <w:p>
+            <w:pPr>
+              <w:spacing w:after="0"/>
+              <w:jc w:val="center"/>
+            </w:pPr>
+            <w:r>
+              <w:rPr>
+                <w:sz w:val="18"/>
+              </w:rPr>
+              <w:t>Media</w:t>
+            </w:r>
+          </w:p>
+        </w:tc>
+        <w:tc>
+          <w:tcPr>
+            <w:tcW w:w="5216" w:type="dxa"/>
+            <w:tcMar>
+              <w:top w:w="40" w:type="dxa"/>
+              <w:left w:w="70" w:type="dxa"/>
+              <w:bottom w:w="40" w:type="dxa"/>
+              <w:right w:w="70" w:type="dxa"/>
+            </w:tcMar>
+            <w:vAlign w:val="center"/>
+          </w:tcPr>
+          <w:p>
+            <w:pPr>
+              <w:spacing w:after="0"/>
+              <w:jc w:val="left"/>
+            </w:pPr>
+            <w:r>
+              <w:rPr>
+                <w:sz w:val="18"/>
+              </w:rPr>
+              <w:t>Panel económico con deuda, morosidad y estado de cuentas.</w:t>
+            </w:r>
+          </w:p>
+        </w:tc>
+        <w:tc>
+          <w:tcPr>
+            <w:tcW w:w="1247" w:type="dxa"/>
+            <w:tcMar>
+              <w:top w:w="40" w:type="dxa"/>
+              <w:left w:w="70" w:type="dxa"/>
+              <w:bottom w:w="40" w:type="dxa"/>
+              <w:right w:w="70" w:type="dxa"/>
+            </w:tcMar>
+            <w:vAlign w:val="center"/>
+          </w:tcPr>
+          <w:p>
+            <w:pPr>
+              <w:spacing w:after="0"/>
+              <w:jc w:val="center"/>
+            </w:pPr>
+            <w:r>
+              <w:rPr>
+                <w:sz w:val="18"/>
+              </w:rPr>
+              <w:t>Web</w:t>
+            </w:r>
+          </w:p>
+        </w:tc>
+      </w:tr>
+      <w:tr>
+        <w:trPr>
+          <w:jc w:val="center"/>
+        </w:trPr>
+        <w:tc>
+          <w:tcPr>
+            <w:tcW w:w="964" w:type="dxa"/>
+            <w:tcMar>
+              <w:top w:w="40" w:type="dxa"/>
+              <w:left w:w="70" w:type="dxa"/>
+              <w:bottom w:w="40" w:type="dxa"/>
+              <w:right w:w="70" w:type="dxa"/>
+            </w:tcMar>
+            <w:vAlign w:val="center"/>
+          </w:tcPr>
+          <w:p>
+            <w:pPr>
+              <w:spacing w:after="0"/>
+              <w:jc w:val="center"/>
+            </w:pPr>
+            <w:r>
+              <w:rPr>
+                <w:sz w:val="18"/>
+              </w:rPr>
+              <w:t>HU-10</w:t>
+            </w:r>
+          </w:p>
+        </w:tc>
+        <w:tc>
+          <w:tcPr>
+            <w:tcW w:w="1247" w:type="dxa"/>
+            <w:tcMar>
+              <w:top w:w="40" w:type="dxa"/>
+              <w:left w:w="70" w:type="dxa"/>
+              <w:bottom w:w="40" w:type="dxa"/>
+              <w:right w:w="70" w:type="dxa"/>
+            </w:tcMar>
+            <w:vAlign w:val="center"/>
+          </w:tcPr>
+          <w:p>
+            <w:pPr>
+              <w:spacing w:after="0"/>
+              <w:jc w:val="left"/>
+            </w:pPr>
+            <w:r>
+              <w:rPr>
+                <w:sz w:val="18"/>
+              </w:rPr>
+              <w:t>Director</w:t>
+            </w:r>
+          </w:p>
+        </w:tc>
+        <w:tc>
+          <w:tcPr>
+            <w:tcW w:w="1077" w:type="dxa"/>
+            <w:tcMar>
+              <w:top w:w="40" w:type="dxa"/>
+              <w:left w:w="70" w:type="dxa"/>
+              <w:bottom w:w="40" w:type="dxa"/>
+              <w:right w:w="70" w:type="dxa"/>
+            </w:tcMar>
+            <w:vAlign w:val="center"/>
+          </w:tcPr>
+          <w:p>
+            <w:pPr>
+              <w:spacing w:after="0"/>
+              <w:jc w:val="center"/>
+            </w:pPr>
+            <w:r>
+              <w:rPr>
+                <w:sz w:val="18"/>
+              </w:rPr>
+              <w:t>Media</w:t>
+            </w:r>
+          </w:p>
+        </w:tc>
+        <w:tc>
+          <w:tcPr>
+            <w:tcW w:w="5216" w:type="dxa"/>
+            <w:tcMar>
+              <w:top w:w="40" w:type="dxa"/>
+              <w:left w:w="70" w:type="dxa"/>
+              <w:bottom w:w="40" w:type="dxa"/>
+              <w:right w:w="70" w:type="dxa"/>
+            </w:tcMar>
+            <w:vAlign w:val="center"/>
+          </w:tcPr>
+          <w:p>
+            <w:pPr>
+              <w:spacing w:after="0"/>
+              <w:jc w:val="left"/>
+            </w:pPr>
+            <w:r>
+              <w:rPr>
+                <w:sz w:val="18"/>
+              </w:rPr>
+              <w:t>Seguimiento académico por curso y alertas de riesgo.</w:t>
+            </w:r>
+          </w:p>
+        </w:tc>
+        <w:tc>
+          <w:tcPr>
+            <w:tcW w:w="1247" w:type="dxa"/>
+            <w:tcMar>
+              <w:top w:w="40" w:type="dxa"/>
+              <w:left w:w="70" w:type="dxa"/>
+              <w:bottom w:w="40" w:type="dxa"/>
+              <w:right w:w="70" w:type="dxa"/>
+            </w:tcMar>
+            <w:vAlign w:val="center"/>
+          </w:tcPr>
+          <w:p>
+            <w:pPr>
+              <w:spacing w:after="0"/>
+              <w:jc w:val="center"/>
+            </w:pPr>
+            <w:r>
+              <w:rPr>
+                <w:sz w:val="18"/>
+              </w:rPr>
+              <w:t>Web</w:t>
+            </w:r>
+          </w:p>
+        </w:tc>
+      </w:tr>
+      <w:tr>
+        <w:trPr>
+          <w:jc w:val="center"/>
+        </w:trPr>
+        <w:tc>
+          <w:tcPr>
+            <w:tcW w:w="964" w:type="dxa"/>
+            <w:tcMar>
+              <w:top w:w="40" w:type="dxa"/>
+              <w:left w:w="70" w:type="dxa"/>
+              <w:bottom w:w="40" w:type="dxa"/>
+              <w:right w:w="70" w:type="dxa"/>
+            </w:tcMar>
+            <w:vAlign w:val="center"/>
+          </w:tcPr>
+          <w:p>
+            <w:pPr>
+              <w:spacing w:after="0"/>
+              <w:jc w:val="center"/>
+            </w:pPr>
+            <w:r>
+              <w:rPr>
+                <w:sz w:val="18"/>
+              </w:rPr>
+              <w:t>HU-14</w:t>
+            </w:r>
+          </w:p>
+        </w:tc>
+        <w:tc>
+          <w:tcPr>
+            <w:tcW w:w="1247" w:type="dxa"/>
+            <w:tcMar>
+              <w:top w:w="40" w:type="dxa"/>
+              <w:left w:w="70" w:type="dxa"/>
+              <w:bottom w:w="40" w:type="dxa"/>
+              <w:right w:w="70" w:type="dxa"/>
+            </w:tcMar>
+            <w:vAlign w:val="center"/>
+          </w:tcPr>
+          <w:p>
+            <w:pPr>
+              <w:spacing w:after="0"/>
+              <w:jc w:val="left"/>
+            </w:pPr>
+            <w:r>
+              <w:rPr>
+                <w:sz w:val="18"/>
+              </w:rPr>
+              <w:t>Docente</w:t>
+            </w:r>
+          </w:p>
+        </w:tc>
+        <w:tc>
+          <w:tcPr>
+            <w:tcW w:w="1077" w:type="dxa"/>
+            <w:tcMar>
+              <w:top w:w="40" w:type="dxa"/>
+              <w:left w:w="70" w:type="dxa"/>
+              <w:bottom w:w="40" w:type="dxa"/>
+              <w:right w:w="70" w:type="dxa"/>
+            </w:tcMar>
+            <w:vAlign w:val="center"/>
+          </w:tcPr>
+          <w:p>
+            <w:pPr>
+              <w:spacing w:after="0"/>
+              <w:jc w:val="center"/>
+            </w:pPr>
+            <w:r>
+              <w:rPr>
+                <w:sz w:val="18"/>
+              </w:rPr>
+              <w:t>Alta</w:t>
+            </w:r>
+          </w:p>
+        </w:tc>
+        <w:tc>
+          <w:tcPr>
+            <w:tcW w:w="5216" w:type="dxa"/>
+            <w:tcMar>
+              <w:top w:w="40" w:type="dxa"/>
+              <w:left w:w="70" w:type="dxa"/>
+              <w:bottom w:w="40" w:type="dxa"/>
+              <w:right w:w="70" w:type="dxa"/>
+            </w:tcMar>
+            <w:vAlign w:val="center"/>
+          </w:tcPr>
+          <w:p>
+            <w:pPr>
+              <w:spacing w:after="0"/>
+              <w:jc w:val="left"/>
+            </w:pPr>
+            <w:r>
+              <w:rPr>
+                <w:sz w:val="18"/>
+              </w:rPr>
+              <w:t>Revisión y calificación de entregas de estudiantes.</w:t>
+            </w:r>
+          </w:p>
+        </w:tc>
+        <w:tc>
+          <w:tcPr>
+            <w:tcW w:w="1247" w:type="dxa"/>
+            <w:tcMar>
+              <w:top w:w="40" w:type="dxa"/>
+              <w:left w:w="70" w:type="dxa"/>
+              <w:bottom w:w="40" w:type="dxa"/>
+              <w:right w:w="70" w:type="dxa"/>
+            </w:tcMar>
+            <w:vAlign w:val="center"/>
+          </w:tcPr>
+          <w:p>
+            <w:pPr>
+              <w:spacing w:after="0"/>
+              <w:jc w:val="center"/>
+            </w:pPr>
+            <w:r>
+              <w:rPr>
+                <w:sz w:val="18"/>
+              </w:rPr>
+              <w:t>Web</w:t>
+            </w:r>
+          </w:p>
+        </w:tc>
+      </w:tr>
+      <w:tr>
+        <w:trPr>
+          <w:jc w:val="center"/>
+        </w:trPr>
+        <w:tc>
+          <w:tcPr>
+            <w:tcW w:w="964" w:type="dxa"/>
+            <w:tcMar>
+              <w:top w:w="40" w:type="dxa"/>
+              <w:left w:w="70" w:type="dxa"/>
+              <w:bottom w:w="40" w:type="dxa"/>
+              <w:right w:w="70" w:type="dxa"/>
+            </w:tcMar>
+            <w:vAlign w:val="center"/>
+          </w:tcPr>
+          <w:p>
+            <w:pPr>
+              <w:spacing w:after="0"/>
+              <w:jc w:val="center"/>
+            </w:pPr>
+            <w:r>
+              <w:rPr>
+                <w:sz w:val="18"/>
+              </w:rPr>
+              <w:t>HU-15</w:t>
+            </w:r>
+          </w:p>
+        </w:tc>
+        <w:tc>
+          <w:tcPr>
+            <w:tcW w:w="1247" w:type="dxa"/>
+            <w:tcMar>
+              <w:top w:w="40" w:type="dxa"/>
+              <w:left w:w="70" w:type="dxa"/>
+              <w:bottom w:w="40" w:type="dxa"/>
+              <w:right w:w="70" w:type="dxa"/>
+            </w:tcMar>
+            <w:vAlign w:val="center"/>
+          </w:tcPr>
+          <w:p>
+            <w:pPr>
+              <w:spacing w:after="0"/>
+              <w:jc w:val="left"/>
+            </w:pPr>
+            <w:r>
+              <w:rPr>
+                <w:sz w:val="18"/>
+              </w:rPr>
+              <w:t>Docente</w:t>
+            </w:r>
+          </w:p>
+        </w:tc>
+        <w:tc>
+          <w:tcPr>
+            <w:tcW w:w="1077" w:type="dxa"/>
+            <w:tcMar>
+              <w:top w:w="40" w:type="dxa"/>
+              <w:left w:w="70" w:type="dxa"/>
+              <w:bottom w:w="40" w:type="dxa"/>
+              <w:right w:w="70" w:type="dxa"/>
+            </w:tcMar>
+            <w:vAlign w:val="center"/>
+          </w:tcPr>
+          <w:p>
+            <w:pPr>
+              <w:spacing w:after="0"/>
+              <w:jc w:val="center"/>
+            </w:pPr>
+            <w:r>
+              <w:rPr>
+                <w:sz w:val="18"/>
+              </w:rPr>
+              <w:t>Media</w:t>
+            </w:r>
+          </w:p>
+        </w:tc>
+        <w:tc>
+          <w:tcPr>
+            <w:tcW w:w="5216" w:type="dxa"/>
+            <w:tcMar>
+              <w:top w:w="40" w:type="dxa"/>
+              <w:left w:w="70" w:type="dxa"/>
+              <w:bottom w:w="40" w:type="dxa"/>
+              <w:right w:w="70" w:type="dxa"/>
+            </w:tcMar>
+            <w:vAlign w:val="center"/>
+          </w:tcPr>
+          <w:p>
+            <w:pPr>
+              <w:spacing w:after="0"/>
+              <w:jc w:val="left"/>
+            </w:pPr>
+            <w:r>
+              <w:rPr>
+                <w:sz w:val="18"/>
+              </w:rPr>
+              <w:t>Panel de rendimiento del curso asignado.</w:t>
+            </w:r>
+          </w:p>
+        </w:tc>
+        <w:tc>
+          <w:tcPr>
+            <w:tcW w:w="1247" w:type="dxa"/>
+            <w:tcMar>
+              <w:top w:w="40" w:type="dxa"/>
+              <w:left w:w="70" w:type="dxa"/>
+              <w:bottom w:w="40" w:type="dxa"/>
+              <w:right w:w="70" w:type="dxa"/>
+            </w:tcMar>
+            <w:vAlign w:val="center"/>
+          </w:tcPr>
+          <w:p>
+            <w:pPr>
+              <w:spacing w:after="0"/>
+              <w:jc w:val="center"/>
+            </w:pPr>
+            <w:r>
+              <w:rPr>
+                <w:sz w:val="18"/>
+              </w:rPr>
+              <w:t>Web</w:t>
+            </w:r>
+          </w:p>
+        </w:tc>
+      </w:tr>
+      <w:tr>
+        <w:trPr>
+          <w:jc w:val="center"/>
+        </w:trPr>
+        <w:tc>
+          <w:tcPr>
+            <w:tcW w:w="964" w:type="dxa"/>
+            <w:tcMar>
+              <w:top w:w="40" w:type="dxa"/>
+              <w:left w:w="70" w:type="dxa"/>
+              <w:bottom w:w="40" w:type="dxa"/>
+              <w:right w:w="70" w:type="dxa"/>
+            </w:tcMar>
+            <w:vAlign w:val="center"/>
+          </w:tcPr>
+          <w:p>
+            <w:pPr>
+              <w:spacing w:after="0"/>
+              <w:jc w:val="center"/>
+            </w:pPr>
+            <w:r>
+              <w:rPr>
+                <w:sz w:val="18"/>
+              </w:rPr>
+              <w:t>HU-16</w:t>
+            </w:r>
+          </w:p>
+        </w:tc>
+        <w:tc>
+          <w:tcPr>
+            <w:tcW w:w="1247" w:type="dxa"/>
+            <w:tcMar>
+              <w:top w:w="40" w:type="dxa"/>
+              <w:left w:w="70" w:type="dxa"/>
+              <w:bottom w:w="40" w:type="dxa"/>
+              <w:right w:w="70" w:type="dxa"/>
+            </w:tcMar>
+            <w:vAlign w:val="center"/>
+          </w:tcPr>
+          <w:p>
+            <w:pPr>
+              <w:spacing w:after="0"/>
+              <w:jc w:val="left"/>
+            </w:pPr>
+            <w:r>
+              <w:rPr>
+                <w:sz w:val="18"/>
+              </w:rPr>
+              <w:t>Docente</w:t>
+            </w:r>
+          </w:p>
+        </w:tc>
+        <w:tc>
+          <w:tcPr>
+            <w:tcW w:w="1077" w:type="dxa"/>
+            <w:tcMar>
+              <w:top w:w="40" w:type="dxa"/>
+              <w:left w:w="70" w:type="dxa"/>
+              <w:bottom w:w="40" w:type="dxa"/>
+              <w:right w:w="70" w:type="dxa"/>
+            </w:tcMar>
+            <w:vAlign w:val="center"/>
+          </w:tcPr>
+          <w:p>
+            <w:pPr>
+              <w:spacing w:after="0"/>
+              <w:jc w:val="center"/>
+            </w:pPr>
+            <w:r>
+              <w:rPr>
+                <w:sz w:val="18"/>
+              </w:rPr>
+              <w:t>Alta</w:t>
+            </w:r>
+          </w:p>
+        </w:tc>
+        <w:tc>
+          <w:tcPr>
+            <w:tcW w:w="5216" w:type="dxa"/>
+            <w:tcMar>
+              <w:top w:w="40" w:type="dxa"/>
+              <w:left w:w="70" w:type="dxa"/>
+              <w:bottom w:w="40" w:type="dxa"/>
+              <w:right w:w="70" w:type="dxa"/>
+            </w:tcMar>
+            <w:vAlign w:val="center"/>
+          </w:tcPr>
+          <w:p>
+            <w:pPr>
+              <w:spacing w:after="0"/>
+              <w:jc w:val="left"/>
+            </w:pPr>
+            <w:r>
+              <w:rPr>
+                <w:sz w:val="18"/>
+              </w:rPr>
+              <w:t>Ficha individual de rendimiento y asistencia del estudiante.</w:t>
+            </w:r>
+          </w:p>
+        </w:tc>
+        <w:tc>
+          <w:tcPr>
+            <w:tcW w:w="1247" w:type="dxa"/>
+            <w:tcMar>
+              <w:top w:w="40" w:type="dxa"/>
+              <w:left w:w="70" w:type="dxa"/>
+              <w:bottom w:w="40" w:type="dxa"/>
+              <w:right w:w="70" w:type="dxa"/>
+            </w:tcMar>
+            <w:vAlign w:val="center"/>
+          </w:tcPr>
+          <w:p>
+            <w:pPr>
+              <w:spacing w:after="0"/>
+              <w:jc w:val="center"/>
+            </w:pPr>
+            <w:r>
+              <w:rPr>
+                <w:sz w:val="18"/>
+              </w:rPr>
+              <w:t>Web</w:t>
+            </w:r>
+          </w:p>
+        </w:tc>
+      </w:tr>
+      <w:tr>
+        <w:trPr>
+          <w:jc w:val="center"/>
+        </w:trPr>
+        <w:tc>
+          <w:tcPr>
+            <w:tcW w:w="964" w:type="dxa"/>
+            <w:tcMar>
+              <w:top w:w="40" w:type="dxa"/>
+              <w:left w:w="70" w:type="dxa"/>
+              <w:bottom w:w="40" w:type="dxa"/>
+              <w:right w:w="70" w:type="dxa"/>
+            </w:tcMar>
+            <w:vAlign w:val="center"/>
+          </w:tcPr>
+          <w:p>
+            <w:pPr>
+              <w:spacing w:after="0"/>
+              <w:jc w:val="center"/>
+            </w:pPr>
+            <w:r>
+              <w:rPr>
+                <w:sz w:val="18"/>
+              </w:rPr>
+              <w:t>HU-23</w:t>
+            </w:r>
+          </w:p>
+        </w:tc>
+        <w:tc>
+          <w:tcPr>
+            <w:tcW w:w="1247" w:type="dxa"/>
+            <w:tcMar>
+              <w:top w:w="40" w:type="dxa"/>
+              <w:left w:w="70" w:type="dxa"/>
+              <w:bottom w:w="40" w:type="dxa"/>
+              <w:right w:w="70" w:type="dxa"/>
+            </w:tcMar>
+            <w:vAlign w:val="center"/>
+          </w:tcPr>
+          <w:p>
+            <w:pPr>
+              <w:spacing w:after="0"/>
+              <w:jc w:val="left"/>
+            </w:pPr>
+            <w:r>
+              <w:rPr>
+                <w:sz w:val="18"/>
+              </w:rPr>
+              <w:t>Estudiante</w:t>
+            </w:r>
+          </w:p>
+        </w:tc>
+        <w:tc>
+          <w:tcPr>
+            <w:tcW w:w="1077" w:type="dxa"/>
+            <w:tcMar>
+              <w:top w:w="40" w:type="dxa"/>
+              <w:left w:w="70" w:type="dxa"/>
+              <w:bottom w:w="40" w:type="dxa"/>
+              <w:right w:w="70" w:type="dxa"/>
+            </w:tcMar>
+            <w:vAlign w:val="center"/>
+          </w:tcPr>
+          <w:p>
+            <w:pPr>
+              <w:spacing w:after="0"/>
+              <w:jc w:val="center"/>
+            </w:pPr>
+            <w:r>
+              <w:rPr>
+                <w:sz w:val="18"/>
+              </w:rPr>
+              <w:t>Alta</w:t>
+            </w:r>
+          </w:p>
+        </w:tc>
+        <w:tc>
+          <w:tcPr>
+            <w:tcW w:w="5216" w:type="dxa"/>
+            <w:tcMar>
+              <w:top w:w="40" w:type="dxa"/>
+              <w:left w:w="70" w:type="dxa"/>
+              <w:bottom w:w="40" w:type="dxa"/>
+              <w:right w:w="70" w:type="dxa"/>
+            </w:tcMar>
+            <w:vAlign w:val="center"/>
+          </w:tcPr>
+          <w:p>
+            <w:pPr>
+              <w:spacing w:after="0"/>
+              <w:jc w:val="left"/>
+            </w:pPr>
+            <w:r>
+              <w:rPr>
+                <w:sz w:val="18"/>
+              </w:rPr>
+              <w:t>Consulta móvil de calificaciones y rendimiento.</w:t>
+            </w:r>
+          </w:p>
+        </w:tc>
+        <w:tc>
+          <w:tcPr>
+            <w:tcW w:w="1247" w:type="dxa"/>
+            <w:tcMar>
+              <w:top w:w="40" w:type="dxa"/>
+              <w:left w:w="70" w:type="dxa"/>
+              <w:bottom w:w="40" w:type="dxa"/>
+              <w:right w:w="70" w:type="dxa"/>
+            </w:tcMar>
+            <w:vAlign w:val="center"/>
+          </w:tcPr>
+          <w:p>
+            <w:pPr>
+              <w:spacing w:after="0"/>
+              <w:jc w:val="center"/>
+            </w:pPr>
+            <w:r>
+              <w:rPr>
+                <w:sz w:val="18"/>
+              </w:rPr>
+              <w:t>Móvil</w:t>
+            </w:r>
+          </w:p>
+        </w:tc>
+      </w:tr>
+      <w:tr>
+        <w:trPr>
+          <w:jc w:val="center"/>
+        </w:trPr>
+        <w:tc>
+          <w:tcPr>
+            <w:tcW w:w="964" w:type="dxa"/>
+            <w:tcMar>
+              <w:top w:w="40" w:type="dxa"/>
+              <w:left w:w="70" w:type="dxa"/>
+              <w:bottom w:w="40" w:type="dxa"/>
+              <w:right w:w="70" w:type="dxa"/>
+            </w:tcMar>
+            <w:vAlign w:val="center"/>
+          </w:tcPr>
+          <w:p>
+            <w:pPr>
+              <w:spacing w:after="0"/>
+              <w:jc w:val="center"/>
+            </w:pPr>
+            <w:r>
+              <w:rPr>
+                <w:sz w:val="18"/>
+              </w:rPr>
+              <w:t>HU-25</w:t>
+            </w:r>
+          </w:p>
+        </w:tc>
+        <w:tc>
+          <w:tcPr>
+            <w:tcW w:w="1247" w:type="dxa"/>
+            <w:tcMar>
+              <w:top w:w="40" w:type="dxa"/>
+              <w:left w:w="70" w:type="dxa"/>
+              <w:bottom w:w="40" w:type="dxa"/>
+              <w:right w:w="70" w:type="dxa"/>
+            </w:tcMar>
+            <w:vAlign w:val="center"/>
+          </w:tcPr>
+          <w:p>
+            <w:pPr>
+              <w:spacing w:after="0"/>
+              <w:jc w:val="left"/>
+            </w:pPr>
+            <w:r>
+              <w:rPr>
+                <w:sz w:val="18"/>
+              </w:rPr>
+              <w:t>Estudiante</w:t>
+            </w:r>
+          </w:p>
+        </w:tc>
+        <w:tc>
+          <w:tcPr>
+            <w:tcW w:w="1077" w:type="dxa"/>
+            <w:tcMar>
+              <w:top w:w="40" w:type="dxa"/>
+              <w:left w:w="70" w:type="dxa"/>
+              <w:bottom w:w="40" w:type="dxa"/>
+              <w:right w:w="70" w:type="dxa"/>
+            </w:tcMar>
+            <w:vAlign w:val="center"/>
+          </w:tcPr>
+          <w:p>
+            <w:pPr>
+              <w:spacing w:after="0"/>
+              <w:jc w:val="center"/>
+            </w:pPr>
+            <w:r>
+              <w:rPr>
+                <w:sz w:val="18"/>
+              </w:rPr>
+              <w:t>Alta</w:t>
+            </w:r>
+          </w:p>
+        </w:tc>
+        <w:tc>
+          <w:tcPr>
+            <w:tcW w:w="5216" w:type="dxa"/>
+            <w:tcMar>
+              <w:top w:w="40" w:type="dxa"/>
+              <w:left w:w="70" w:type="dxa"/>
+              <w:bottom w:w="40" w:type="dxa"/>
+              <w:right w:w="70" w:type="dxa"/>
+            </w:tcMar>
+            <w:vAlign w:val="center"/>
+          </w:tcPr>
+          <w:p>
+            <w:pPr>
+              <w:spacing w:after="0"/>
+              <w:jc w:val="left"/>
+            </w:pPr>
+            <w:r>
+              <w:rPr>
+                <w:sz w:val="18"/>
+              </w:rPr>
+              <w:t>Consulta móvil del estado de cuenta y de los pagos realizados.</w:t>
+            </w:r>
+          </w:p>
+        </w:tc>
+        <w:tc>
+          <w:tcPr>
+            <w:tcW w:w="1247" w:type="dxa"/>
+            <w:tcMar>
+              <w:top w:w="40" w:type="dxa"/>
+              <w:left w:w="70" w:type="dxa"/>
+              <w:bottom w:w="40" w:type="dxa"/>
+              <w:right w:w="70" w:type="dxa"/>
+            </w:tcMar>
+            <w:vAlign w:val="center"/>
+          </w:tcPr>
+          <w:p>
+            <w:pPr>
+              <w:spacing w:after="0"/>
+              <w:jc w:val="center"/>
+            </w:pPr>
+            <w:r>
+              <w:rPr>
+                <w:sz w:val="18"/>
+              </w:rPr>
+              <w:t>Móvil</w:t>
+            </w:r>
+          </w:p>
+        </w:tc>
+      </w:tr>
+    </w:tbl>
+    <w:p>
+      <w:pPr>
+        <w:spacing w:after="40"/>
+      </w:pPr>
     </w:p>
     <w:p>
       <w:pPr>
         <w:pStyle w:val="Ttulo4"/>
-        <w:rPr>
-          <w:noProof/>
-        </w:rPr>
-      </w:pPr>
-      <w:r>
-        <w:rPr>
-          <w:noProof/>
-        </w:rPr>
-        <w:t>Evaluacion de resultados</w:t>
+      </w:pPr>
+      <w:r>
+        <w:t>Artefactos de ingeniería</w:t>
+      </w:r>
+    </w:p>
+    <w:p>
+      <w:r>
+        <w:t>El diagrama de componentes muestra la dependencia del dashboard respecto de los servicios académico y económico, y el uso de Redis para la caché. El diagrama de secuencia del pago documenta la publicación del evento cuotas.sobre_limite y su consumo por el servicio de notificaciones, que resuelve la audiencia y emite el mensaje por SignalR.</w:t>
+      </w:r>
+    </w:p>
+    <w:p>
+      <w:pPr>
+        <w:pBdr>
+          <w:top w:val="dashed" w:sz="6" w:space="6" w:color="A6A6A6"/>
+          <w:left w:val="dashed" w:sz="6" w:space="6" w:color="A6A6A6"/>
+          <w:bottom w:val="dashed" w:sz="6" w:space="6" w:color="A6A6A6"/>
+          <w:right w:val="dashed" w:sz="6" w:space="6" w:color="A6A6A6"/>
+        </w:pBdr>
+        <w:shd w:val="clear" w:color="auto" w:fill="F2F2F2"/>
+        <w:spacing w:before="160" w:after="160"/>
+        <w:ind w:left="340" w:right="340"/>
+        <w:jc w:val="center"/>
+      </w:pPr>
+      <w:r>
+        <w:rPr>
+          <w:i/>
+          <w:color w:val="595959"/>
+          <w:sz w:val="19"/>
+        </w:rPr>
+        <w:t>[Insertar diagrama UML de componentes de Billing, Academic, Dashboard, Notification, gateway, Redis y PostgreSQL]</w:t>
+      </w:r>
+    </w:p>
+    <w:p>
+      <w:pPr>
+        <w:pStyle w:val="Descripcin"/>
+        <w:keepNext/>
+        <w:jc w:val="center"/>
+      </w:pPr>
+      <w:r>
+        <w:lastRenderedPageBreak/>
+        <w:t>Figura 3.4.2. Diagrama UML de componentes del control económico y el dashboard.</w:t>
+      </w:r>
+    </w:p>
+    <w:p>
+      <w:pPr>
+        <w:pBdr>
+          <w:top w:val="dashed" w:sz="6" w:space="6" w:color="A6A6A6"/>
+          <w:left w:val="dashed" w:sz="6" w:space="6" w:color="A6A6A6"/>
+          <w:bottom w:val="dashed" w:sz="6" w:space="6" w:color="A6A6A6"/>
+          <w:right w:val="dashed" w:sz="6" w:space="6" w:color="A6A6A6"/>
+        </w:pBdr>
+        <w:shd w:val="clear" w:color="auto" w:fill="F2F2F2"/>
+        <w:spacing w:before="160" w:after="160"/>
+        <w:ind w:left="340" w:right="340"/>
+        <w:jc w:val="center"/>
+      </w:pPr>
+      <w:r>
+        <w:rPr>
+          <w:i/>
+          <w:color w:val="595959"/>
+          <w:sz w:val="19"/>
+        </w:rPr>
+        <w:t>[Insertar diagrama UML de secuencia del registro de pago, publicación del evento y notificación al cliente]</w:t>
+      </w:r>
+    </w:p>
+    <w:p>
+      <w:pPr>
+        <w:pStyle w:val="Descripcin"/>
+        <w:keepNext/>
+        <w:jc w:val="center"/>
+      </w:pPr>
+      <w:r>
+        <w:t>Figura 3.4.3. Diagrama UML de secuencia del pago y la notificación.</w:t>
+      </w:r>
+    </w:p>
+    <w:p>
+      <w:pPr>
+        <w:pBdr>
+          <w:top w:val="dashed" w:sz="6" w:space="6" w:color="A6A6A6"/>
+          <w:left w:val="dashed" w:sz="6" w:space="6" w:color="A6A6A6"/>
+          <w:bottom w:val="dashed" w:sz="6" w:space="6" w:color="A6A6A6"/>
+          <w:right w:val="dashed" w:sz="6" w:space="6" w:color="A6A6A6"/>
+        </w:pBdr>
+        <w:shd w:val="clear" w:color="auto" w:fill="F2F2F2"/>
+        <w:spacing w:before="160" w:after="160"/>
+        <w:ind w:left="340" w:right="340"/>
+        <w:jc w:val="center"/>
+      </w:pPr>
+      <w:r>
+        <w:rPr>
+          <w:i/>
+          <w:color w:val="595959"/>
+          <w:sz w:val="19"/>
+        </w:rPr>
+        <w:t>[Insertar diagrama UML de clases de PlanPago, CuotaPlanPago, PagoRealizado, EstudianteDeuda y AlertaRiesgo]</w:t>
+      </w:r>
+    </w:p>
+    <w:p>
+      <w:pPr>
+        <w:pStyle w:val="Descripcin"/>
+        <w:keepNext/>
+        <w:jc w:val="center"/>
+      </w:pPr>
+      <w:r>
+        <w:t>Figura 3.4.4. Diagrama UML de clases del dominio económico y de seguimiento.</w:t>
+      </w:r>
+    </w:p>
+    <w:p>
+      <w:pPr>
+        <w:pBdr>
+          <w:top w:val="dashed" w:sz="6" w:space="6" w:color="A6A6A6"/>
+          <w:left w:val="dashed" w:sz="6" w:space="6" w:color="A6A6A6"/>
+          <w:bottom w:val="dashed" w:sz="6" w:space="6" w:color="A6A6A6"/>
+          <w:right w:val="dashed" w:sz="6" w:space="6" w:color="A6A6A6"/>
+        </w:pBdr>
+        <w:shd w:val="clear" w:color="auto" w:fill="F2F2F2"/>
+        <w:spacing w:before="160" w:after="160"/>
+        <w:ind w:left="340" w:right="340"/>
+        <w:jc w:val="center"/>
+      </w:pPr>
+      <w:r>
+        <w:rPr>
+          <w:i/>
+          <w:color w:val="595959"/>
+          <w:sz w:val="19"/>
+        </w:rPr>
+        <w:t>[Insertar diagrama UML de secuencia de la consulta del dashboard con caché Redis y token interno]</w:t>
+      </w:r>
+    </w:p>
+    <w:p>
+      <w:pPr>
+        <w:pStyle w:val="Descripcin"/>
+        <w:keepNext/>
+        <w:jc w:val="center"/>
+      </w:pPr>
+      <w:r>
+        <w:t>Figura 3.4.5. Diagrama UML de secuencia de la consulta del dashboard.</w:t>
       </w:r>
     </w:p>
     <w:p>
@@ -39901,7 +46468,537 @@
         <w:pStyle w:val="Ttulo4"/>
       </w:pPr>
       <w:r>
-        <w:t xml:space="preserve">Retrospectiva </w:t>
+        <w:t>Fragmentos de código relevantes</w:t>
+      </w:r>
+    </w:p>
+    <w:p>
+      <w:r>
+        <w:t>El registro de un pago no se limita a insertar la transacción. Después de persistirla consulta la deuda consolidada y, si el estudiante acumula dos o más cuotas pendientes, publica un evento con el identificador del plan y el monto adeudado. El servicio de notificaciones resuelve la audiencia a partir de ese evento.</w:t>
+      </w:r>
+    </w:p>
+    <w:p>
+      <w:pPr>
+        <w:keepNext/>
+        <w:spacing w:before="160" w:after="40"/>
+      </w:pPr>
+      <w:r>
+        <w:rPr>
+          <w:b/>
+          <w:sz w:val="19"/>
+        </w:rPr>
+        <w:t>Componente: Backend Deno/Oak — Servicio Económico</w:t>
+      </w:r>
+      <w:r>
+        <w:rPr>
+          <w:sz w:val="19"/>
+        </w:rPr>
+        <w:t xml:space="preserve"> (`ServiceBilling/services/deuda.service.ts`).</w:t>
+      </w:r>
+    </w:p>
+    <w:p>
+      <w:pPr>
+        <w:keepLines/>
+        <w:pBdr>
+          <w:top w:val="single" w:sz="6" w:space="6" w:color="BFBFBF"/>
+          <w:left w:val="single" w:sz="6" w:space="6" w:color="BFBFBF"/>
+          <w:bottom w:val="single" w:sz="6" w:space="6" w:color="BFBFBF"/>
+          <w:right w:val="single" w:sz="6" w:space="6" w:color="BFBFBF"/>
+        </w:pBdr>
+        <w:shd w:val="clear" w:color="auto" w:fill="F5F5F5"/>
+        <w:spacing w:before="40" w:after="200" w:line="240" w:lineRule="auto"/>
+        <w:ind w:left="142" w:right="85"/>
+      </w:pPr>
+      <w:r>
+        <w:rPr>
+          <w:rFonts w:ascii="Consolas" w:eastAsia="Consolas" w:hAnsi="Consolas"/>
+          <w:sz w:val="16"/>
+        </w:rPr>
+        <w:t>export async function procesarPagoYNotificar(</w:t>
+      </w:r>
+      <w:r>
+        <w:rPr>
+          <w:rFonts w:ascii="Consolas" w:eastAsia="Consolas" w:hAnsi="Consolas"/>
+          <w:sz w:val="16"/>
+        </w:rPr>
+        <w:br/>
+        <w:t xml:space="preserve">  estudianteId: number, monto: number, metodo: string,</w:t>
+      </w:r>
+      <w:r>
+        <w:rPr>
+          <w:rFonts w:ascii="Consolas" w:eastAsia="Consolas" w:hAnsi="Consolas"/>
+          <w:sz w:val="16"/>
+        </w:rPr>
+        <w:br/>
+        <w:t xml:space="preserve">  numeroTransaccion?: string, comprobanteUrl?: string, registradoPor?: number,</w:t>
+      </w:r>
+      <w:r>
+        <w:rPr>
+          <w:rFonts w:ascii="Consolas" w:eastAsia="Consolas" w:hAnsi="Consolas"/>
+          <w:sz w:val="16"/>
+        </w:rPr>
+        <w:br/>
+        <w:t>): Promise&lt;{ pago: PagoRealizado; deudasActualizadas: boolean }&gt; {</w:t>
+      </w:r>
+      <w:r>
+        <w:rPr>
+          <w:rFonts w:ascii="Consolas" w:eastAsia="Consolas" w:hAnsi="Consolas"/>
+          <w:sz w:val="16"/>
+        </w:rPr>
+        <w:br/>
+        <w:t xml:space="preserve">  const pago = await registrarPagoQuery(</w:t>
+      </w:r>
+      <w:r>
+        <w:rPr>
+          <w:rFonts w:ascii="Consolas" w:eastAsia="Consolas" w:hAnsi="Consolas"/>
+          <w:sz w:val="16"/>
+        </w:rPr>
+        <w:br/>
+        <w:t xml:space="preserve">    estudianteId, monto, metodo, numeroTransaccion, comprobanteUrl, registradoPor);</w:t>
+      </w:r>
+      <w:r>
+        <w:rPr>
+          <w:rFonts w:ascii="Consolas" w:eastAsia="Consolas" w:hAnsi="Consolas"/>
+          <w:sz w:val="16"/>
+        </w:rPr>
+        <w:br/>
+        <w:t xml:space="preserve"> </w:t>
+      </w:r>
+      <w:r>
+        <w:rPr>
+          <w:rFonts w:ascii="Consolas" w:eastAsia="Consolas" w:hAnsi="Consolas"/>
+          <w:sz w:val="16"/>
+        </w:rPr>
+        <w:br/>
+        <w:t xml:space="preserve">  const deuda = await getEstudianteDeudaQuery(estudianteId);</w:t>
+      </w:r>
+      <w:r>
+        <w:rPr>
+          <w:rFonts w:ascii="Consolas" w:eastAsia="Consolas" w:hAnsi="Consolas"/>
+          <w:sz w:val="16"/>
+        </w:rPr>
+        <w:br/>
+        <w:t xml:space="preserve">  const cuotasPendientes = deuda?.cuotas_pendientes ?? 0;</w:t>
+      </w:r>
+      <w:r>
+        <w:rPr>
+          <w:rFonts w:ascii="Consolas" w:eastAsia="Consolas" w:hAnsi="Consolas"/>
+          <w:sz w:val="16"/>
+        </w:rPr>
+        <w:br/>
+        <w:t xml:space="preserve"> </w:t>
+      </w:r>
+      <w:r>
+        <w:rPr>
+          <w:rFonts w:ascii="Consolas" w:eastAsia="Consolas" w:hAnsi="Consolas"/>
+          <w:sz w:val="16"/>
+        </w:rPr>
+        <w:br/>
+        <w:t xml:space="preserve">  if (deuda &amp;&amp; cuotasPendientes &gt;= 2) {</w:t>
+      </w:r>
+      <w:r>
+        <w:rPr>
+          <w:rFonts w:ascii="Consolas" w:eastAsia="Consolas" w:hAnsi="Consolas"/>
+          <w:sz w:val="16"/>
+        </w:rPr>
+        <w:br/>
+        <w:t xml:space="preserve">    await publicarEvento("cuotas.sobre_limite", {</w:t>
+      </w:r>
+      <w:r>
+        <w:rPr>
+          <w:rFonts w:ascii="Consolas" w:eastAsia="Consolas" w:hAnsi="Consolas"/>
+          <w:sz w:val="16"/>
+        </w:rPr>
+        <w:br/>
+        <w:t xml:space="preserve">      estudianteId,</w:t>
+      </w:r>
+      <w:r>
+        <w:rPr>
+          <w:rFonts w:ascii="Consolas" w:eastAsia="Consolas" w:hAnsi="Consolas"/>
+          <w:sz w:val="16"/>
+        </w:rPr>
+        <w:br/>
+        <w:t xml:space="preserve">      cuotasPendientes: deuda.cuotas_pendientes,</w:t>
+      </w:r>
+      <w:r>
+        <w:rPr>
+          <w:rFonts w:ascii="Consolas" w:eastAsia="Consolas" w:hAnsi="Consolas"/>
+          <w:sz w:val="16"/>
+        </w:rPr>
+        <w:br/>
+        <w:t xml:space="preserve">      totalDeuda: deuda.total_deuda,</w:t>
+      </w:r>
+      <w:r>
+        <w:rPr>
+          <w:rFonts w:ascii="Consolas" w:eastAsia="Consolas" w:hAnsi="Consolas"/>
+          <w:sz w:val="16"/>
+        </w:rPr>
+        <w:br/>
+        <w:t xml:space="preserve">      planId: deuda.plan_id,</w:t>
+      </w:r>
+      <w:r>
+        <w:rPr>
+          <w:rFonts w:ascii="Consolas" w:eastAsia="Consolas" w:hAnsi="Consolas"/>
+          <w:sz w:val="16"/>
+        </w:rPr>
+        <w:br/>
+        <w:t xml:space="preserve">    }, "ServiceBilling");</w:t>
+      </w:r>
+      <w:r>
+        <w:rPr>
+          <w:rFonts w:ascii="Consolas" w:eastAsia="Consolas" w:hAnsi="Consolas"/>
+          <w:sz w:val="16"/>
+        </w:rPr>
+        <w:br/>
+        <w:t xml:space="preserve">  }</w:t>
+      </w:r>
+      <w:r>
+        <w:rPr>
+          <w:rFonts w:ascii="Consolas" w:eastAsia="Consolas" w:hAnsi="Consolas"/>
+          <w:sz w:val="16"/>
+        </w:rPr>
+        <w:br/>
+        <w:t xml:space="preserve"> </w:t>
+      </w:r>
+      <w:r>
+        <w:rPr>
+          <w:rFonts w:ascii="Consolas" w:eastAsia="Consolas" w:hAnsi="Consolas"/>
+          <w:sz w:val="16"/>
+        </w:rPr>
+        <w:br/>
+        <w:t xml:space="preserve">  return { pago, deudasActualizadas: true };</w:t>
+      </w:r>
+      <w:r>
+        <w:rPr>
+          <w:rFonts w:ascii="Consolas" w:eastAsia="Consolas" w:hAnsi="Consolas"/>
+          <w:sz w:val="16"/>
+        </w:rPr>
+        <w:br/>
+        <w:t>}</w:t>
+      </w:r>
+    </w:p>
+    <w:p>
+      <w:r>
+        <w:t xml:space="preserve">El índice de desempeño combina el promedio y la asistencia con pesos configurables. La clasificación usa dos niveles: riesgo alto cuando alguno de los indicadores cae por debajo del </w:t>
+      </w:r>
+      <w:r>
+        <w:lastRenderedPageBreak/>
+        <w:t>umbral crítico, y riesgo simple cuando falla uno solo de los umbrales ordinarios. La banda de observación se reserva para asistencia cercana al límite.</w:t>
+      </w:r>
+    </w:p>
+    <w:p>
+      <w:pPr>
+        <w:keepNext/>
+        <w:spacing w:before="160" w:after="40"/>
+      </w:pPr>
+      <w:r>
+        <w:rPr>
+          <w:b/>
+          <w:sz w:val="19"/>
+        </w:rPr>
+        <w:t>Componente: Backend Deno/Oak — Servicio Académico</w:t>
+      </w:r>
+      <w:r>
+        <w:rPr>
+          <w:sz w:val="19"/>
+        </w:rPr>
+        <w:t xml:space="preserve"> (`ServiceAcademic/services/seguimiento.service.ts`).</w:t>
+      </w:r>
+    </w:p>
+    <w:p>
+      <w:pPr>
+        <w:keepLines/>
+        <w:pBdr>
+          <w:top w:val="single" w:sz="6" w:space="6" w:color="BFBFBF"/>
+          <w:left w:val="single" w:sz="6" w:space="6" w:color="BFBFBF"/>
+          <w:bottom w:val="single" w:sz="6" w:space="6" w:color="BFBFBF"/>
+          <w:right w:val="single" w:sz="6" w:space="6" w:color="BFBFBF"/>
+        </w:pBdr>
+        <w:shd w:val="clear" w:color="auto" w:fill="F5F5F5"/>
+        <w:spacing w:before="40" w:after="200" w:line="240" w:lineRule="auto"/>
+        <w:ind w:left="142" w:right="85"/>
+      </w:pPr>
+      <w:r>
+        <w:rPr>
+          <w:rFonts w:ascii="Consolas" w:eastAsia="Consolas" w:hAnsi="Consolas"/>
+          <w:sz w:val="16"/>
+        </w:rPr>
+        <w:t>function calcularIndice(promedio: number | null, tasa: number | null): number | null {</w:t>
+      </w:r>
+      <w:r>
+        <w:rPr>
+          <w:rFonts w:ascii="Consolas" w:eastAsia="Consolas" w:hAnsi="Consolas"/>
+          <w:sz w:val="16"/>
+        </w:rPr>
+        <w:br/>
+        <w:t xml:space="preserve">  if (promedio === null) return tasa === null ? null : redondear(tasa);</w:t>
+      </w:r>
+      <w:r>
+        <w:rPr>
+          <w:rFonts w:ascii="Consolas" w:eastAsia="Consolas" w:hAnsi="Consolas"/>
+          <w:sz w:val="16"/>
+        </w:rPr>
+        <w:br/>
+        <w:t xml:space="preserve">  if (tasa === null) return redondear(promedio);</w:t>
+      </w:r>
+      <w:r>
+        <w:rPr>
+          <w:rFonts w:ascii="Consolas" w:eastAsia="Consolas" w:hAnsi="Consolas"/>
+          <w:sz w:val="16"/>
+        </w:rPr>
+        <w:br/>
+        <w:t xml:space="preserve">  return redondear(</w:t>
+      </w:r>
+      <w:r>
+        <w:rPr>
+          <w:rFonts w:ascii="Consolas" w:eastAsia="Consolas" w:hAnsi="Consolas"/>
+          <w:sz w:val="16"/>
+        </w:rPr>
+        <w:br/>
+        <w:t xml:space="preserve">    promedio * seguimientoConfig.pesoPromedio +</w:t>
+      </w:r>
+      <w:r>
+        <w:rPr>
+          <w:rFonts w:ascii="Consolas" w:eastAsia="Consolas" w:hAnsi="Consolas"/>
+          <w:sz w:val="16"/>
+        </w:rPr>
+        <w:br/>
+        <w:t xml:space="preserve">    tasa * seguimientoConfig.pesoAsistencia,</w:t>
+      </w:r>
+      <w:r>
+        <w:rPr>
+          <w:rFonts w:ascii="Consolas" w:eastAsia="Consolas" w:hAnsi="Consolas"/>
+          <w:sz w:val="16"/>
+        </w:rPr>
+        <w:br/>
+        <w:t xml:space="preserve">  );</w:t>
+      </w:r>
+      <w:r>
+        <w:rPr>
+          <w:rFonts w:ascii="Consolas" w:eastAsia="Consolas" w:hAnsi="Consolas"/>
+          <w:sz w:val="16"/>
+        </w:rPr>
+        <w:br/>
+        <w:t>}</w:t>
+      </w:r>
+      <w:r>
+        <w:rPr>
+          <w:rFonts w:ascii="Consolas" w:eastAsia="Consolas" w:hAnsi="Consolas"/>
+          <w:sz w:val="16"/>
+        </w:rPr>
+        <w:br/>
+        <w:t xml:space="preserve"> </w:t>
+      </w:r>
+      <w:r>
+        <w:rPr>
+          <w:rFonts w:ascii="Consolas" w:eastAsia="Consolas" w:hAnsi="Consolas"/>
+          <w:sz w:val="16"/>
+        </w:rPr>
+        <w:br/>
+        <w:t>const notaCritica = promedio !== null &amp;&amp; promedio &lt; umbralNotaRiesgoAlto;</w:t>
+      </w:r>
+      <w:r>
+        <w:rPr>
+          <w:rFonts w:ascii="Consolas" w:eastAsia="Consolas" w:hAnsi="Consolas"/>
+          <w:sz w:val="16"/>
+        </w:rPr>
+        <w:br/>
+        <w:t>const asistenciaCritica = tasa !== null &amp;&amp; tasa &lt; umbralAsistenciaRiesgoAlto;</w:t>
+      </w:r>
+      <w:r>
+        <w:rPr>
+          <w:rFonts w:ascii="Consolas" w:eastAsia="Consolas" w:hAnsi="Consolas"/>
+          <w:sz w:val="16"/>
+        </w:rPr>
+        <w:br/>
+        <w:t>const fallaNota = promedio !== null &amp;&amp; promedio &lt; umbralNotaRiesgo;</w:t>
+      </w:r>
+      <w:r>
+        <w:rPr>
+          <w:rFonts w:ascii="Consolas" w:eastAsia="Consolas" w:hAnsi="Consolas"/>
+          <w:sz w:val="16"/>
+        </w:rPr>
+        <w:br/>
+        <w:t>const fallaAsistencia = tasa !== null &amp;&amp; tasa &lt; umbralAsistenciaRiesgo;</w:t>
+      </w:r>
+      <w:r>
+        <w:rPr>
+          <w:rFonts w:ascii="Consolas" w:eastAsia="Consolas" w:hAnsi="Consolas"/>
+          <w:sz w:val="16"/>
+        </w:rPr>
+        <w:br/>
+        <w:t xml:space="preserve"> </w:t>
+      </w:r>
+      <w:r>
+        <w:rPr>
+          <w:rFonts w:ascii="Consolas" w:eastAsia="Consolas" w:hAnsi="Consolas"/>
+          <w:sz w:val="16"/>
+        </w:rPr>
+        <w:br/>
+        <w:t>if (notaCritica || asistenciaCritica || (fallaNota &amp;&amp; fallaAsistencia)) {</w:t>
+      </w:r>
+      <w:r>
+        <w:rPr>
+          <w:rFonts w:ascii="Consolas" w:eastAsia="Consolas" w:hAnsi="Consolas"/>
+          <w:sz w:val="16"/>
+        </w:rPr>
+        <w:br/>
+        <w:t xml:space="preserve">  return { nivel: "riesgo_alto", observaciones };</w:t>
+      </w:r>
+      <w:r>
+        <w:rPr>
+          <w:rFonts w:ascii="Consolas" w:eastAsia="Consolas" w:hAnsi="Consolas"/>
+          <w:sz w:val="16"/>
+        </w:rPr>
+        <w:br/>
+        <w:t>}</w:t>
+      </w:r>
+    </w:p>
+    <w:p>
+      <w:pPr>
+        <w:pStyle w:val="Ttulo4"/>
+      </w:pPr>
+      <w:r>
+        <w:t>Evidencias de interfaz y funcionamiento</w:t>
+      </w:r>
+    </w:p>
+    <w:p>
+      <w:r>
+        <w:t>Las evidencias deben mostrar el panel directivo con sus indicadores, el detalle de un pago con la deuda actualizada, la ficha de rendimiento de un estudiante y la notificación recibida en el cliente. También corresponde registrar el estado vacío del dashboard cuando no existe un período activo.</w:t>
+      </w:r>
+    </w:p>
+    <w:p>
+      <w:pPr>
+        <w:pBdr>
+          <w:top w:val="dashed" w:sz="6" w:space="6" w:color="A6A6A6"/>
+          <w:left w:val="dashed" w:sz="6" w:space="6" w:color="A6A6A6"/>
+          <w:bottom w:val="dashed" w:sz="6" w:space="6" w:color="A6A6A6"/>
+          <w:right w:val="dashed" w:sz="6" w:space="6" w:color="A6A6A6"/>
+        </w:pBdr>
+        <w:shd w:val="clear" w:color="auto" w:fill="F2F2F2"/>
+        <w:spacing w:before="160" w:after="160"/>
+        <w:ind w:left="340" w:right="340"/>
+        <w:jc w:val="center"/>
+      </w:pPr>
+      <w:r>
+        <w:rPr>
+          <w:i/>
+          <w:color w:val="595959"/>
+          <w:sz w:val="19"/>
+        </w:rPr>
+        <w:t>[Insertar captura del dashboard institucional con KPIs de matrícula, asistencia, rendimiento y economía]</w:t>
+      </w:r>
+    </w:p>
+    <w:p>
+      <w:pPr>
+        <w:pStyle w:val="Descripcin"/>
+        <w:keepNext/>
+        <w:jc w:val="center"/>
+      </w:pPr>
+      <w:r>
+        <w:t>Figura 3.4.6. Evidencia del dashboard institucional.</w:t>
+      </w:r>
+    </w:p>
+    <w:p>
+      <w:pPr>
+        <w:pBdr>
+          <w:top w:val="dashed" w:sz="6" w:space="6" w:color="A6A6A6"/>
+          <w:left w:val="dashed" w:sz="6" w:space="6" w:color="A6A6A6"/>
+          <w:bottom w:val="dashed" w:sz="6" w:space="6" w:color="A6A6A6"/>
+          <w:right w:val="dashed" w:sz="6" w:space="6" w:color="A6A6A6"/>
+        </w:pBdr>
+        <w:shd w:val="clear" w:color="auto" w:fill="F2F2F2"/>
+        <w:spacing w:before="160" w:after="160"/>
+        <w:ind w:left="340" w:right="340"/>
+        <w:jc w:val="center"/>
+      </w:pPr>
+      <w:r>
+        <w:rPr>
+          <w:i/>
+          <w:color w:val="595959"/>
+          <w:sz w:val="19"/>
+        </w:rPr>
+        <w:t>[Insertar captura del registro de pago, del estado de cuenta y de la notificación recibida en la aplicación]</w:t>
+      </w:r>
+    </w:p>
+    <w:p>
+      <w:pPr>
+        <w:pStyle w:val="Descripcin"/>
+        <w:keepNext/>
+        <w:jc w:val="center"/>
+      </w:pPr>
+      <w:r>
+        <w:t>Figura 3.4.7. Evidencia del control económico y de las notificaciones.</w:t>
+      </w:r>
+    </w:p>
+    <w:p>
+      <w:pPr>
+        <w:pStyle w:val="Ttulo4"/>
+      </w:pPr>
+      <w:r>
+        <w:t>Análisis de métricas de rendimiento</w:t>
+      </w:r>
+    </w:p>
+    <w:p>
+      <w:r>
+        <w:t xml:space="preserve">El requisito no funcional de 500 ms se tomó como umbral para las consultas del panel. El dashboard se apoyó en caché Redis con vencimiento configurable y el servicio académico expuso los umbrales de riesgo mediante un token interno con tiempo de espera de tres segundos. La prueba funcional verificó que un pago genera el evento, que la regla de notificación lo consume </w:t>
+      </w:r>
+      <w:r>
+        <w:lastRenderedPageBreak/>
+        <w:t>y que la caché se invalida después del cambio. La medición bajo concurrencia quedó pendiente para la fase de aseguramiento de calidad, junto con la tasa de éxito del 92 % definida en los requerimientos.</w:t>
+      </w:r>
+    </w:p>
+    <w:p>
+      <w:pPr>
+        <w:pStyle w:val="Ttulo4"/>
+      </w:pPr>
+      <w:r>
+        <w:t>Evaluación de resultados</w:t>
+      </w:r>
+    </w:p>
+    <w:p>
+      <w:r>
+        <w:t>Se aceptaron la administración de planes y cuotas, el registro de pagos, el cálculo de deuda, el índice de desempeño, las alertas de riesgo, las consultas del dashboard y el despacho de notificaciones. Los criterios incluyeron la coherencia entre el pago registrado y la deuda consultada, la clasificación de riesgo con los umbrales configurados y la entrega del evento al cliente conectado. Las limitaciones detectadas fueron de control de acceso y de consistencia distribuida: la verificación de pertenencia en la consulta de deuda quedó incompleta y la cadena de webhooks requiere una regla explícita por cada tipo de evento.</w:t>
+      </w:r>
+    </w:p>
+    <w:p>
+      <w:pPr>
+        <w:pStyle w:val="Ttulo4"/>
+      </w:pPr>
+      <w:r>
+        <w:t>Retrospectiva de la iteración</w:t>
+      </w:r>
+    </w:p>
+    <w:p>
+      <w:r>
+        <w:rPr>
+          <w:b/>
+        </w:rPr>
+        <w:t xml:space="preserve">Tiempo de entrega. </w:t>
+      </w:r>
+      <w:r>
+        <w:t>La iteración cerró en trece días, dentro del plazo. El servicio económico y el seguimiento académico avanzaron según lo previsto; la integración de notificaciones consumió el margen disponible por la necesidad de probar la publicación y el consumo de eventos en dos procesos distintos. No hubo recorte de alcance.</w:t>
+      </w:r>
+    </w:p>
+    <w:p>
+      <w:r>
+        <w:rPr>
+          <w:b/>
+        </w:rPr>
+        <w:t xml:space="preserve">Complejidad técnica. </w:t>
+      </w:r>
+      <w:r>
+        <w:t>La dificultad principal fue la consistencia eventual entre servicios sin transacciones distribuidas. El pago se confirmaba en Billing, pero la deuda, el dashboard y la notificación dependían de eventos y de cachés con vencimiento propio. A esto se sumó la autorización heterogénea: el gateway no valida JWT y cada servicio aplica sus propias reglas, lo que facilitó la integración pero exigió revisar caso por caso los permisos.</w:t>
+      </w:r>
+    </w:p>
+    <w:p>
+      <w:r>
+        <w:rPr>
+          <w:b/>
+        </w:rPr>
+        <w:t xml:space="preserve">Acciones de mejora. </w:t>
+      </w:r>
+      <w:r>
+        <w:t>Cerrar el control de pertenencia en el endpoint de deuda y restringir la lectura económica a dirección y control; implementar un patrón outbox para no perder eventos; hacer idempotentes los consumidores de webhooks; añadir pruebas de carga y observabilidad sobre las consultas del dashboard. También se debía documentar la cadena de predicados del despachador de webhooks para evitar que un evento nuevo cayera por defecto en el servicio de usuarios.</w:t>
       </w:r>
     </w:p>
     <w:p>
@@ -51311,6 +58408,14 @@
 </file>
 
 <file path=customXml/item1.xml><?xml version="1.0" encoding="utf-8"?>
+<p:properties xmlns:p="http://schemas.microsoft.com/office/2006/metadata/properties" xmlns:xsi="http://www.w3.org/2001/XMLSchema-instance" xmlns:pc="http://schemas.microsoft.com/office/infopath/2007/PartnerControls">
+  <documentManagement>
+    <_activity xmlns="c5cda046-8e97-4870-8077-a11f86afb14f" xsi:nil="true"/>
+  </documentManagement>
+</p:properties>
+</file>
+
+<file path=customXml/item2.xml><?xml version="1.0" encoding="utf-8"?>
 <?mso-contentType ?>
 <FormTemplates xmlns="http://schemas.microsoft.com/sharepoint/v3/contenttype/forms">
   <Display>DocumentLibraryForm</Display>
@@ -51319,7 +58424,7 @@
 </FormTemplates>
 </file>
 
-<file path=customXml/item2.xml><?xml version="1.0" encoding="utf-8"?>
+<file path=customXml/item3.xml><?xml version="1.0" encoding="utf-8"?>
 <ct:contentTypeSchema xmlns:ct="http://schemas.microsoft.com/office/2006/metadata/contentType" xmlns:ma="http://schemas.microsoft.com/office/2006/metadata/properties/metaAttributes" ct:_="" ma:_="" ma:contentTypeName="Document" ma:contentTypeID="0x0101000F945B7D0A427448BB2641F3D760F94D" ma:contentTypeVersion="10" ma:contentTypeDescription="Create a new document." ma:contentTypeScope="" ma:versionID="641c90ad98e88928b05fd8f9f27e3957">
   <xsd:schema xmlns:xsd="http://www.w3.org/2001/XMLSchema" xmlns:xs="http://www.w3.org/2001/XMLSchema" xmlns:p="http://schemas.microsoft.com/office/2006/metadata/properties" xmlns:ns3="c5cda046-8e97-4870-8077-a11f86afb14f" targetNamespace="http://schemas.microsoft.com/office/2006/metadata/properties" ma:root="true" ma:fieldsID="e289cbb3436b36eed0e87af3a9acb7ad" ns3:_="">
     <xsd:import namespace="c5cda046-8e97-4870-8077-a11f86afb14f"/>
@@ -51499,14 +58604,6 @@
     <xs:element name="TermId" type="xs:string"/>
   </xs:schema>
 </ct:contentTypeSchema>
-</file>
-
-<file path=customXml/item3.xml><?xml version="1.0" encoding="utf-8"?>
-<p:properties xmlns:p="http://schemas.microsoft.com/office/2006/metadata/properties" xmlns:xsi="http://www.w3.org/2001/XMLSchema-instance" xmlns:pc="http://schemas.microsoft.com/office/infopath/2007/PartnerControls">
-  <documentManagement>
-    <_activity xmlns="c5cda046-8e97-4870-8077-a11f86afb14f" xsi:nil="true"/>
-  </documentManagement>
-</p:properties>
 </file>
 
 <file path=customXml/item4.xml><?xml version="1.0" encoding="utf-8"?>
@@ -52607,6 +59704,16 @@
 </file>
 
 <file path=customXml/itemProps1.xml><?xml version="1.0" encoding="utf-8"?>
+<ds:datastoreItem xmlns:ds="http://schemas.openxmlformats.org/officeDocument/2006/customXml" ds:itemID="{480D74D6-D279-4190-AF3D-415BB88851A1}">
+  <ds:schemaRefs>
+    <ds:schemaRef ds:uri="http://schemas.microsoft.com/office/2006/metadata/properties"/>
+    <ds:schemaRef ds:uri="http://schemas.microsoft.com/office/infopath/2007/PartnerControls"/>
+    <ds:schemaRef ds:uri="c5cda046-8e97-4870-8077-a11f86afb14f"/>
+  </ds:schemaRefs>
+</ds:datastoreItem>
+</file>
+
+<file path=customXml/itemProps2.xml><?xml version="1.0" encoding="utf-8"?>
 <ds:datastoreItem xmlns:ds="http://schemas.openxmlformats.org/officeDocument/2006/customXml" ds:itemID="{490AD6D9-11DA-45C2-B8AD-5E4C1B59CCC5}">
   <ds:schemaRefs>
     <ds:schemaRef ds:uri="http://schemas.microsoft.com/sharepoint/v3/contenttype/forms"/>
@@ -52614,7 +59721,7 @@
 </ds:datastoreItem>
 </file>
 
-<file path=customXml/itemProps2.xml><?xml version="1.0" encoding="utf-8"?>
+<file path=customXml/itemProps3.xml><?xml version="1.0" encoding="utf-8"?>
 <ds:datastoreItem xmlns:ds="http://schemas.openxmlformats.org/officeDocument/2006/customXml" ds:itemID="{39659B84-15D0-4B59-B7BD-B574FB2A548E}">
   <ds:schemaRefs>
     <ds:schemaRef ds:uri="http://schemas.microsoft.com/office/2006/metadata/contentType"/>
@@ -52632,16 +59739,6 @@
 </ds:datastoreItem>
 </file>
 
-<file path=customXml/itemProps3.xml><?xml version="1.0" encoding="utf-8"?>
-<ds:datastoreItem xmlns:ds="http://schemas.openxmlformats.org/officeDocument/2006/customXml" ds:itemID="{480D74D6-D279-4190-AF3D-415BB88851A1}">
-  <ds:schemaRefs>
-    <ds:schemaRef ds:uri="http://schemas.microsoft.com/office/2006/metadata/properties"/>
-    <ds:schemaRef ds:uri="http://schemas.microsoft.com/office/infopath/2007/PartnerControls"/>
-    <ds:schemaRef ds:uri="c5cda046-8e97-4870-8077-a11f86afb14f"/>
-  </ds:schemaRefs>
-</ds:datastoreItem>
-</file>
-
 <file path=customXml/itemProps4.xml><?xml version="1.0" encoding="utf-8"?>
 <ds:datastoreItem xmlns:ds="http://schemas.openxmlformats.org/officeDocument/2006/customXml" ds:itemID="{13E9A09C-8B63-44D0-B584-371DE50C242C}">
   <ds:schemaRefs>
